--- a/internal_doc/05.测试设计/story/HotSpare/HotSpare特性story分析测试.docx
+++ b/internal_doc/05.测试设计/story/HotSpare/HotSpare特性story分析测试.docx
@@ -5170,7 +5170,7 @@
     <w:p>
       <w:pPr>
         <w:rPr>
-          <w:rFonts w:asciiTheme="minorHAnsi" w:eastAsiaTheme="minorEastAsia" w:hAnsiTheme="minorHAnsi" w:cstheme="minorBidi" w:hint="eastAsia"/>
+          <w:rFonts w:asciiTheme="minorHAnsi" w:eastAsiaTheme="minorEastAsia" w:hAnsiTheme="minorHAnsi" w:cstheme="minorBidi"/>
           <w:szCs w:val="22"/>
         </w:rPr>
       </w:pPr>
@@ -7908,7 +7908,7 @@
       <w:pPr>
         <w:ind w:firstLineChars="200" w:firstLine="420"/>
         <w:rPr>
-          <w:rFonts w:asciiTheme="minorHAnsi" w:eastAsiaTheme="minorEastAsia" w:hAnsiTheme="minorHAnsi" w:cstheme="minorBidi" w:hint="eastAsia"/>
+          <w:rFonts w:asciiTheme="minorHAnsi" w:eastAsiaTheme="minorEastAsia" w:hAnsiTheme="minorHAnsi" w:cstheme="minorBidi"/>
           <w:szCs w:val="22"/>
         </w:rPr>
       </w:pPr>
@@ -8600,7 +8600,7 @@
                 <w:sz w:val="16"/>
                 <w:szCs w:val="16"/>
               </w:rPr>
-              <w:t>；可以创建节点；</w:t>
+              <w:t>；</w:t>
             </w:r>
           </w:p>
         </w:tc>
@@ -8773,7 +8773,7 @@
             <w:pPr>
               <w:cnfStyle w:val="000000100000"/>
               <w:rPr>
-                <w:rFonts w:asciiTheme="minorEastAsia" w:eastAsiaTheme="minorEastAsia" w:hAnsiTheme="minorEastAsia" w:cstheme="minorBidi" w:hint="eastAsia"/>
+                <w:rFonts w:asciiTheme="minorEastAsia" w:eastAsiaTheme="minorEastAsia" w:hAnsiTheme="minorEastAsia" w:cstheme="minorBidi"/>
                 <w:sz w:val="16"/>
                 <w:szCs w:val="16"/>
               </w:rPr>
@@ -8871,7 +8871,7 @@
           <w:p>
             <w:pPr>
               <w:rPr>
-                <w:rFonts w:asciiTheme="minorEastAsia" w:eastAsiaTheme="minorEastAsia" w:hAnsiTheme="minorEastAsia" w:cstheme="minorBidi" w:hint="eastAsia"/>
+                <w:rFonts w:asciiTheme="minorEastAsia" w:eastAsiaTheme="minorEastAsia" w:hAnsiTheme="minorEastAsia" w:cstheme="minorBidi"/>
                 <w:b w:val="0"/>
                 <w:sz w:val="16"/>
                 <w:szCs w:val="16"/>
@@ -8896,7 +8896,7 @@
             <w:pPr>
               <w:cnfStyle w:val="000000000000"/>
               <w:rPr>
-                <w:rFonts w:asciiTheme="minorEastAsia" w:eastAsiaTheme="minorEastAsia" w:hAnsiTheme="minorEastAsia" w:cstheme="minorBidi" w:hint="eastAsia"/>
+                <w:rFonts w:asciiTheme="minorEastAsia" w:eastAsiaTheme="minorEastAsia" w:hAnsiTheme="minorEastAsia" w:cstheme="minorBidi"/>
                 <w:sz w:val="16"/>
                 <w:szCs w:val="16"/>
               </w:rPr>
@@ -8979,7 +8979,7 @@
             <w:pPr>
               <w:cnfStyle w:val="000000000000"/>
               <w:rPr>
-                <w:rFonts w:asciiTheme="minorEastAsia" w:eastAsiaTheme="minorEastAsia" w:hAnsiTheme="minorEastAsia" w:cstheme="minorBidi" w:hint="eastAsia"/>
+                <w:rFonts w:asciiTheme="minorEastAsia" w:eastAsiaTheme="minorEastAsia" w:hAnsiTheme="minorEastAsia" w:cstheme="minorBidi"/>
                 <w:sz w:val="16"/>
                 <w:szCs w:val="16"/>
               </w:rPr>
@@ -9062,7 +9062,7 @@
           <w:p>
             <w:pPr>
               <w:rPr>
-                <w:rFonts w:asciiTheme="minorEastAsia" w:eastAsiaTheme="minorEastAsia" w:hAnsiTheme="minorEastAsia" w:cstheme="minorBidi" w:hint="eastAsia"/>
+                <w:rFonts w:asciiTheme="minorEastAsia" w:eastAsiaTheme="minorEastAsia" w:hAnsiTheme="minorEastAsia" w:cstheme="minorBidi"/>
                 <w:b w:val="0"/>
                 <w:sz w:val="16"/>
                 <w:szCs w:val="16"/>
@@ -9087,7 +9087,7 @@
             <w:pPr>
               <w:cnfStyle w:val="000000100000"/>
               <w:rPr>
-                <w:rFonts w:asciiTheme="minorEastAsia" w:eastAsiaTheme="minorEastAsia" w:hAnsiTheme="minorEastAsia" w:cstheme="minorBidi" w:hint="eastAsia"/>
+                <w:rFonts w:asciiTheme="minorEastAsia" w:eastAsiaTheme="minorEastAsia" w:hAnsiTheme="minorEastAsia" w:cstheme="minorBidi"/>
                 <w:sz w:val="16"/>
                 <w:szCs w:val="16"/>
               </w:rPr>
@@ -9170,11 +9170,19 @@
             <w:pPr>
               <w:cnfStyle w:val="000000100000"/>
               <w:rPr>
-                <w:rFonts w:asciiTheme="minorEastAsia" w:eastAsiaTheme="minorEastAsia" w:hAnsiTheme="minorEastAsia" w:cstheme="minorBidi" w:hint="eastAsia"/>
-                <w:sz w:val="16"/>
-                <w:szCs w:val="16"/>
-              </w:rPr>
-            </w:pPr>
+                <w:rFonts w:asciiTheme="minorEastAsia" w:eastAsiaTheme="minorEastAsia" w:hAnsiTheme="minorEastAsia" w:cstheme="minorBidi"/>
+                <w:sz w:val="16"/>
+                <w:szCs w:val="16"/>
+              </w:rPr>
+            </w:pPr>
+            <w:r>
+              <w:rPr>
+                <w:rFonts w:asciiTheme="minorEastAsia" w:eastAsiaTheme="minorEastAsia" w:hAnsiTheme="minorEastAsia" w:cstheme="minorBidi" w:hint="eastAsia"/>
+                <w:sz w:val="16"/>
+                <w:szCs w:val="16"/>
+              </w:rPr>
+              <w:t>操作失败，</w:t>
+            </w:r>
             <w:r>
               <w:rPr>
                 <w:rFonts w:asciiTheme="minorEastAsia" w:eastAsiaTheme="minorEastAsia" w:hAnsiTheme="minorEastAsia" w:cstheme="minorBidi" w:hint="eastAsia"/>
@@ -9244,7 +9252,7 @@
           <w:p>
             <w:pPr>
               <w:rPr>
-                <w:rFonts w:asciiTheme="minorEastAsia" w:eastAsiaTheme="minorEastAsia" w:hAnsiTheme="minorEastAsia" w:cstheme="minorBidi" w:hint="eastAsia"/>
+                <w:rFonts w:asciiTheme="minorEastAsia" w:eastAsiaTheme="minorEastAsia" w:hAnsiTheme="minorEastAsia" w:cstheme="minorBidi"/>
                 <w:b w:val="0"/>
                 <w:sz w:val="16"/>
                 <w:szCs w:val="16"/>
@@ -9269,7 +9277,7 @@
             <w:pPr>
               <w:cnfStyle w:val="000000000000"/>
               <w:rPr>
-                <w:rFonts w:asciiTheme="minorEastAsia" w:eastAsiaTheme="minorEastAsia" w:hAnsiTheme="minorEastAsia" w:cstheme="minorBidi" w:hint="eastAsia"/>
+                <w:rFonts w:asciiTheme="minorEastAsia" w:eastAsiaTheme="minorEastAsia" w:hAnsiTheme="minorEastAsia" w:cstheme="minorBidi"/>
                 <w:sz w:val="16"/>
                 <w:szCs w:val="16"/>
               </w:rPr>
@@ -9352,7 +9360,7 @@
             <w:pPr>
               <w:cnfStyle w:val="000000000000"/>
               <w:rPr>
-                <w:rFonts w:asciiTheme="minorEastAsia" w:eastAsiaTheme="minorEastAsia" w:hAnsiTheme="minorEastAsia" w:cstheme="minorBidi" w:hint="eastAsia"/>
+                <w:rFonts w:asciiTheme="minorEastAsia" w:eastAsiaTheme="minorEastAsia" w:hAnsiTheme="minorEastAsia" w:cstheme="minorBidi"/>
                 <w:sz w:val="16"/>
                 <w:szCs w:val="16"/>
               </w:rPr>
@@ -9408,7 +9416,7 @@
             <w:pPr>
               <w:spacing w:line="240" w:lineRule="atLeast"/>
               <w:rPr>
-                <w:rFonts w:asciiTheme="minorEastAsia" w:eastAsiaTheme="minorEastAsia" w:hAnsiTheme="minorEastAsia" w:cstheme="minorBidi" w:hint="eastAsia"/>
+                <w:rFonts w:asciiTheme="minorEastAsia" w:eastAsiaTheme="minorEastAsia" w:hAnsiTheme="minorEastAsia" w:cstheme="minorBidi"/>
                 <w:b w:val="0"/>
                 <w:sz w:val="16"/>
                 <w:szCs w:val="16"/>
@@ -9428,7 +9436,7 @@
             <w:pPr>
               <w:spacing w:line="240" w:lineRule="atLeast"/>
               <w:rPr>
-                <w:rFonts w:asciiTheme="minorEastAsia" w:eastAsiaTheme="minorEastAsia" w:hAnsiTheme="minorEastAsia" w:cstheme="minorBidi" w:hint="eastAsia"/>
+                <w:rFonts w:asciiTheme="minorEastAsia" w:eastAsiaTheme="minorEastAsia" w:hAnsiTheme="minorEastAsia" w:cstheme="minorBidi"/>
                 <w:b w:val="0"/>
                 <w:sz w:val="16"/>
                 <w:szCs w:val="16"/>
@@ -9471,7 +9479,7 @@
             <w:pPr>
               <w:cnfStyle w:val="000000100000"/>
               <w:rPr>
-                <w:rFonts w:asciiTheme="minorEastAsia" w:eastAsiaTheme="minorEastAsia" w:hAnsiTheme="minorEastAsia" w:cstheme="minorBidi" w:hint="eastAsia"/>
+                <w:rFonts w:asciiTheme="minorEastAsia" w:eastAsiaTheme="minorEastAsia" w:hAnsiTheme="minorEastAsia" w:cstheme="minorBidi"/>
                 <w:sz w:val="16"/>
                 <w:szCs w:val="16"/>
               </w:rPr>
@@ -9554,7 +9562,7 @@
             <w:pPr>
               <w:cnfStyle w:val="000000100000"/>
               <w:rPr>
-                <w:rFonts w:asciiTheme="minorEastAsia" w:eastAsiaTheme="minorEastAsia" w:hAnsiTheme="minorEastAsia" w:cstheme="minorBidi" w:hint="eastAsia"/>
+                <w:rFonts w:asciiTheme="minorEastAsia" w:eastAsiaTheme="minorEastAsia" w:hAnsiTheme="minorEastAsia" w:cstheme="minorBidi"/>
                 <w:sz w:val="16"/>
                 <w:szCs w:val="16"/>
               </w:rPr>
@@ -9574,7 +9582,7 @@
     <w:p>
       <w:pPr>
         <w:rPr>
-          <w:rFonts w:asciiTheme="minorHAnsi" w:eastAsiaTheme="minorEastAsia" w:hAnsiTheme="minorHAnsi" w:cstheme="minorBidi" w:hint="eastAsia"/>
+          <w:rFonts w:asciiTheme="minorHAnsi" w:eastAsiaTheme="minorEastAsia" w:hAnsiTheme="minorHAnsi" w:cstheme="minorBidi"/>
           <w:szCs w:val="22"/>
         </w:rPr>
       </w:pPr>
@@ -9582,7 +9590,7 @@
     <w:p>
       <w:pPr>
         <w:rPr>
-          <w:rFonts w:asciiTheme="minorHAnsi" w:eastAsiaTheme="minorEastAsia" w:hAnsiTheme="minorHAnsi" w:cstheme="minorBidi" w:hint="eastAsia"/>
+          <w:rFonts w:asciiTheme="minorHAnsi" w:eastAsiaTheme="minorEastAsia" w:hAnsiTheme="minorHAnsi" w:cstheme="minorBidi"/>
           <w:szCs w:val="22"/>
         </w:rPr>
       </w:pPr>
@@ -9673,16 +9681,7 @@
                 <w:sz w:val="16"/>
                 <w:szCs w:val="16"/>
               </w:rPr>
-              <w:t>创建spare</w:t>
-            </w:r>
-            <w:r>
-              <w:rPr>
-                <w:rFonts w:asciiTheme="minorEastAsia" w:eastAsiaTheme="minorEastAsia" w:hAnsiTheme="minorEastAsia" w:cstheme="minorBidi" w:hint="eastAsia"/>
-                <w:b w:val="0"/>
-                <w:sz w:val="16"/>
-                <w:szCs w:val="16"/>
-              </w:rPr>
-              <w:t>组</w:t>
+              <w:t>创建spare组</w:t>
             </w:r>
           </w:p>
         </w:tc>
@@ -9837,16 +9836,7 @@
                 <w:sz w:val="16"/>
                 <w:szCs w:val="16"/>
               </w:rPr>
-              <w:t>场景</w:t>
-            </w:r>
-            <w:r>
-              <w:rPr>
-                <w:rFonts w:asciiTheme="minorEastAsia" w:eastAsiaTheme="minorEastAsia" w:hAnsiTheme="minorEastAsia" w:cstheme="minorBidi" w:hint="eastAsia"/>
-                <w:b w:val="0"/>
-                <w:sz w:val="16"/>
-                <w:szCs w:val="16"/>
-              </w:rPr>
-              <w:t>8</w:t>
+              <w:t>场景8</w:t>
             </w:r>
           </w:p>
           <w:p>
@@ -9920,7 +9910,7 @@
             <w:pPr>
               <w:cnfStyle w:val="000000100000"/>
               <w:rPr>
-                <w:rFonts w:asciiTheme="minorEastAsia" w:eastAsiaTheme="minorEastAsia" w:hAnsiTheme="minorEastAsia" w:cstheme="minorBidi" w:hint="eastAsia"/>
+                <w:rFonts w:asciiTheme="minorEastAsia" w:eastAsiaTheme="minorEastAsia" w:hAnsiTheme="minorEastAsia" w:cstheme="minorBidi"/>
                 <w:sz w:val="16"/>
                 <w:szCs w:val="16"/>
               </w:rPr>
@@ -9939,7 +9929,23 @@
                 <w:sz w:val="16"/>
                 <w:szCs w:val="16"/>
               </w:rPr>
-              <w:t>8个备份节点</w:t>
+              <w:t>8个</w:t>
+            </w:r>
+            <w:r>
+              <w:rPr>
+                <w:rFonts w:asciiTheme="minorEastAsia" w:eastAsiaTheme="minorEastAsia" w:hAnsiTheme="minorEastAsia" w:cstheme="minorBidi" w:hint="eastAsia"/>
+                <w:sz w:val="16"/>
+                <w:szCs w:val="16"/>
+              </w:rPr>
+              <w:t>不同的</w:t>
+            </w:r>
+            <w:r>
+              <w:rPr>
+                <w:rFonts w:asciiTheme="minorEastAsia" w:eastAsiaTheme="minorEastAsia" w:hAnsiTheme="minorEastAsia" w:cstheme="minorBidi" w:hint="eastAsia"/>
+                <w:sz w:val="16"/>
+                <w:szCs w:val="16"/>
+              </w:rPr>
+              <w:t>备份节点</w:t>
             </w:r>
           </w:p>
           <w:p>
@@ -10063,16 +10069,7 @@
                 <w:sz w:val="16"/>
                 <w:szCs w:val="16"/>
               </w:rPr>
-              <w:t>场景</w:t>
-            </w:r>
-            <w:r>
-              <w:rPr>
-                <w:rFonts w:asciiTheme="minorEastAsia" w:eastAsiaTheme="minorEastAsia" w:hAnsiTheme="minorEastAsia" w:cstheme="minorBidi" w:hint="eastAsia"/>
-                <w:b w:val="0"/>
-                <w:sz w:val="16"/>
-                <w:szCs w:val="16"/>
-              </w:rPr>
-              <w:t>9</w:t>
+              <w:t>场景9</w:t>
             </w:r>
           </w:p>
           <w:p>
@@ -10297,16 +10294,7 @@
                 <w:sz w:val="16"/>
                 <w:szCs w:val="16"/>
               </w:rPr>
-              <w:t>场景</w:t>
-            </w:r>
-            <w:r>
-              <w:rPr>
-                <w:rFonts w:asciiTheme="minorEastAsia" w:eastAsiaTheme="minorEastAsia" w:hAnsiTheme="minorEastAsia" w:cstheme="minorBidi" w:hint="eastAsia"/>
-                <w:b w:val="0"/>
-                <w:sz w:val="16"/>
-                <w:szCs w:val="16"/>
-              </w:rPr>
-              <w:t>10</w:t>
+              <w:t>场景10</w:t>
             </w:r>
           </w:p>
           <w:p>
@@ -10502,7 +10490,7 @@
                 <w:sz w:val="16"/>
                 <w:szCs w:val="16"/>
               </w:rPr>
-              <w:t>备份节点上查询数据结果为空</w:t>
+              <w:t>数据没有落在该备份节点上</w:t>
             </w:r>
           </w:p>
         </w:tc>
@@ -10529,16 +10517,7 @@
                 <w:sz w:val="16"/>
                 <w:szCs w:val="16"/>
               </w:rPr>
-              <w:t>场景</w:t>
-            </w:r>
-            <w:r>
-              <w:rPr>
-                <w:rFonts w:asciiTheme="minorEastAsia" w:eastAsiaTheme="minorEastAsia" w:hAnsiTheme="minorEastAsia" w:cstheme="minorBidi" w:hint="eastAsia"/>
-                <w:b w:val="0"/>
-                <w:sz w:val="16"/>
-                <w:szCs w:val="16"/>
-              </w:rPr>
-              <w:t>11</w:t>
+              <w:t>场景11</w:t>
             </w:r>
           </w:p>
           <w:p>
@@ -10564,7 +10543,7 @@
           <w:p>
             <w:pPr>
               <w:rPr>
-                <w:rFonts w:asciiTheme="minorEastAsia" w:eastAsiaTheme="minorEastAsia" w:hAnsiTheme="minorEastAsia" w:cstheme="minorBidi" w:hint="eastAsia"/>
+                <w:rFonts w:asciiTheme="minorEastAsia" w:eastAsiaTheme="minorEastAsia" w:hAnsiTheme="minorEastAsia" w:cstheme="minorBidi"/>
                 <w:b w:val="0"/>
                 <w:sz w:val="16"/>
                 <w:szCs w:val="16"/>
@@ -10716,15 +10695,7 @@
                 <w:sz w:val="16"/>
                 <w:szCs w:val="16"/>
               </w:rPr>
-              <w:t>这种情况</w:t>
-            </w:r>
-            <w:r>
-              <w:rPr>
-                <w:rFonts w:asciiTheme="minorEastAsia" w:eastAsiaTheme="minorEastAsia" w:hAnsiTheme="minorEastAsia" w:cstheme="minorBidi" w:hint="eastAsia"/>
-                <w:sz w:val="16"/>
-                <w:szCs w:val="16"/>
-              </w:rPr>
-              <w:t>备份节点上查询数据结果为空</w:t>
+              <w:t>数据没有落在该备份节点上</w:t>
             </w:r>
           </w:p>
         </w:tc>
@@ -10734,7 +10705,7 @@
       <w:pPr>
         <w:ind w:firstLineChars="200" w:firstLine="422"/>
         <w:rPr>
-          <w:rFonts w:asciiTheme="minorEastAsia" w:eastAsiaTheme="minorEastAsia" w:hAnsiTheme="minorEastAsia" w:hint="eastAsia"/>
+          <w:rFonts w:asciiTheme="minorEastAsia" w:eastAsiaTheme="minorEastAsia" w:hAnsiTheme="minorEastAsia"/>
         </w:rPr>
       </w:pPr>
       <w:r>
@@ -10772,7 +10743,7 @@
     <w:p>
       <w:pPr>
         <w:rPr>
-          <w:rFonts w:asciiTheme="minorHAnsi" w:eastAsiaTheme="minorEastAsia" w:hAnsiTheme="minorHAnsi" w:cstheme="minorBidi" w:hint="eastAsia"/>
+          <w:rFonts w:asciiTheme="minorHAnsi" w:eastAsiaTheme="minorEastAsia" w:hAnsiTheme="minorHAnsi" w:cstheme="minorBidi"/>
           <w:szCs w:val="22"/>
         </w:rPr>
       </w:pPr>
@@ -10780,7 +10751,7 @@
     <w:p>
       <w:pPr>
         <w:rPr>
-          <w:rFonts w:asciiTheme="minorHAnsi" w:eastAsiaTheme="minorEastAsia" w:hAnsiTheme="minorHAnsi" w:cstheme="minorBidi" w:hint="eastAsia"/>
+          <w:rFonts w:asciiTheme="minorHAnsi" w:eastAsiaTheme="minorEastAsia" w:hAnsiTheme="minorHAnsi" w:cstheme="minorBidi"/>
           <w:szCs w:val="22"/>
         </w:rPr>
       </w:pPr>
@@ -11054,16 +11025,7 @@
                 <w:sz w:val="16"/>
                 <w:szCs w:val="16"/>
               </w:rPr>
-              <w:t>场景</w:t>
-            </w:r>
-            <w:r>
-              <w:rPr>
-                <w:rFonts w:asciiTheme="minorEastAsia" w:eastAsiaTheme="minorEastAsia" w:hAnsiTheme="minorEastAsia" w:cstheme="minorBidi" w:hint="eastAsia"/>
-                <w:b w:val="0"/>
-                <w:sz w:val="16"/>
-                <w:szCs w:val="16"/>
-              </w:rPr>
-              <w:t>12</w:t>
+              <w:t>场景12</w:t>
             </w:r>
           </w:p>
           <w:p>
@@ -11263,7 +11225,7 @@
                 <w:szCs w:val="16"/>
               </w:rPr>
               <w:lastRenderedPageBreak/>
-              <w:t>attach成功，db.listReplicaGroup()返回有该备份节点</w:t>
+              <w:t>attach成功，返回有该备份节点</w:t>
             </w:r>
           </w:p>
         </w:tc>
@@ -11291,16 +11253,7 @@
                 <w:szCs w:val="16"/>
               </w:rPr>
               <w:lastRenderedPageBreak/>
-              <w:t>场景</w:t>
-            </w:r>
-            <w:r>
-              <w:rPr>
-                <w:rFonts w:asciiTheme="minorEastAsia" w:eastAsiaTheme="minorEastAsia" w:hAnsiTheme="minorEastAsia" w:cstheme="minorBidi" w:hint="eastAsia"/>
-                <w:b w:val="0"/>
-                <w:sz w:val="16"/>
-                <w:szCs w:val="16"/>
-              </w:rPr>
-              <w:t>13</w:t>
+              <w:t>场景13</w:t>
             </w:r>
           </w:p>
           <w:p>
@@ -11467,7 +11420,15 @@
                 <w:sz w:val="16"/>
                 <w:szCs w:val="16"/>
               </w:rPr>
-              <w:t>操作失败，返回错误，对已存在的备份节点无影响</w:t>
+              <w:t>操作失败，返回错误，</w:t>
+            </w:r>
+            <w:r>
+              <w:rPr>
+                <w:rFonts w:asciiTheme="minorEastAsia" w:eastAsiaTheme="minorEastAsia" w:hAnsiTheme="minorEastAsia" w:cstheme="minorBidi" w:hint="eastAsia"/>
+                <w:sz w:val="16"/>
+                <w:szCs w:val="16"/>
+              </w:rPr>
+              <w:t xml:space="preserve"> db.listReplicaGroup()返回结果中无该备份节点；</w:t>
             </w:r>
           </w:p>
         </w:tc>
@@ -11477,7 +11438,7 @@
       <w:pPr>
         <w:ind w:firstLineChars="200" w:firstLine="320"/>
         <w:rPr>
-          <w:rFonts w:asciiTheme="minorEastAsia" w:eastAsiaTheme="minorEastAsia" w:hAnsiTheme="minorEastAsia" w:cstheme="minorBidi" w:hint="eastAsia"/>
+          <w:rFonts w:asciiTheme="minorEastAsia" w:eastAsiaTheme="minorEastAsia" w:hAnsiTheme="minorEastAsia" w:cstheme="minorBidi"/>
           <w:sz w:val="16"/>
           <w:szCs w:val="16"/>
         </w:rPr>
@@ -11486,7 +11447,7 @@
     <w:p>
       <w:pPr>
         <w:rPr>
-          <w:rFonts w:asciiTheme="minorHAnsi" w:eastAsiaTheme="minorEastAsia" w:hAnsiTheme="minorHAnsi" w:cstheme="minorBidi" w:hint="eastAsia"/>
+          <w:rFonts w:asciiTheme="minorHAnsi" w:eastAsiaTheme="minorEastAsia" w:hAnsiTheme="minorHAnsi" w:cstheme="minorBidi"/>
           <w:szCs w:val="22"/>
         </w:rPr>
       </w:pPr>
@@ -11641,25 +11602,7 @@
                 <w:sz w:val="16"/>
                 <w:szCs w:val="16"/>
               </w:rPr>
-              <w:t>detach备份节点出</w:t>
-            </w:r>
-            <w:r>
-              <w:rPr>
-                <w:rFonts w:asciiTheme="minorEastAsia" w:eastAsiaTheme="minorEastAsia" w:hAnsiTheme="minorEastAsia" w:cstheme="minorBidi" w:hint="eastAsia"/>
-                <w:b w:val="0"/>
-                <w:sz w:val="16"/>
-                <w:szCs w:val="16"/>
-              </w:rPr>
-              <w:t>备份</w:t>
-            </w:r>
-            <w:r>
-              <w:rPr>
-                <w:rFonts w:asciiTheme="minorEastAsia" w:eastAsiaTheme="minorEastAsia" w:hAnsiTheme="minorEastAsia" w:cstheme="minorBidi" w:hint="eastAsia"/>
-                <w:b w:val="0"/>
-                <w:sz w:val="16"/>
-                <w:szCs w:val="16"/>
-              </w:rPr>
-              <w:t>组</w:t>
+              <w:t>detach备份节点出备份组</w:t>
             </w:r>
           </w:p>
         </w:tc>
@@ -11764,16 +11707,7 @@
                 <w:sz w:val="16"/>
                 <w:szCs w:val="16"/>
               </w:rPr>
-              <w:t>场景</w:t>
-            </w:r>
-            <w:r>
-              <w:rPr>
-                <w:rFonts w:asciiTheme="minorEastAsia" w:eastAsiaTheme="minorEastAsia" w:hAnsiTheme="minorEastAsia" w:cstheme="minorBidi" w:hint="eastAsia"/>
-                <w:b w:val="0"/>
-                <w:sz w:val="16"/>
-                <w:szCs w:val="16"/>
-              </w:rPr>
-              <w:t>14</w:t>
+              <w:t>场景14</w:t>
             </w:r>
           </w:p>
           <w:p>
@@ -11977,16 +11911,7 @@
                 <w:sz w:val="16"/>
                 <w:szCs w:val="16"/>
               </w:rPr>
-              <w:t>场景</w:t>
-            </w:r>
-            <w:r>
-              <w:rPr>
-                <w:rFonts w:asciiTheme="minorEastAsia" w:eastAsiaTheme="minorEastAsia" w:hAnsiTheme="minorEastAsia" w:cstheme="minorBidi" w:hint="eastAsia"/>
-                <w:b w:val="0"/>
-                <w:sz w:val="16"/>
-                <w:szCs w:val="16"/>
-              </w:rPr>
-              <w:t>15</w:t>
+              <w:t>场景15</w:t>
             </w:r>
           </w:p>
           <w:p>
@@ -12119,7 +12044,7 @@
               <w:spacing w:line="240" w:lineRule="atLeast"/>
               <w:cnfStyle w:val="000000000000"/>
               <w:rPr>
-                <w:rFonts w:asciiTheme="minorEastAsia" w:eastAsiaTheme="minorEastAsia" w:hAnsiTheme="minorEastAsia" w:cstheme="minorBidi" w:hint="eastAsia"/>
+                <w:rFonts w:asciiTheme="minorEastAsia" w:eastAsiaTheme="minorEastAsia" w:hAnsiTheme="minorEastAsia" w:cstheme="minorBidi"/>
                 <w:sz w:val="16"/>
                 <w:szCs w:val="16"/>
               </w:rPr>
@@ -12138,7 +12063,7 @@
               <w:spacing w:line="240" w:lineRule="atLeast"/>
               <w:cnfStyle w:val="000000000000"/>
               <w:rPr>
-                <w:rFonts w:asciiTheme="minorEastAsia" w:eastAsiaTheme="minorEastAsia" w:hAnsiTheme="minorEastAsia" w:cstheme="minorBidi" w:hint="eastAsia"/>
+                <w:rFonts w:asciiTheme="minorEastAsia" w:eastAsiaTheme="minorEastAsia" w:hAnsiTheme="minorEastAsia" w:cstheme="minorBidi"/>
                 <w:sz w:val="16"/>
                 <w:szCs w:val="16"/>
               </w:rPr>
@@ -12246,16 +12171,7 @@
                 <w:sz w:val="16"/>
                 <w:szCs w:val="16"/>
               </w:rPr>
-              <w:t>场景1</w:t>
-            </w:r>
-            <w:r>
-              <w:rPr>
-                <w:rFonts w:asciiTheme="minorEastAsia" w:eastAsiaTheme="minorEastAsia" w:hAnsiTheme="minorEastAsia" w:cstheme="minorBidi" w:hint="eastAsia"/>
-                <w:b w:val="0"/>
-                <w:sz w:val="16"/>
-                <w:szCs w:val="16"/>
-              </w:rPr>
-              <w:t>6</w:t>
+              <w:t>场景16</w:t>
             </w:r>
           </w:p>
           <w:p>
@@ -12465,16 +12381,7 @@
                 <w:sz w:val="16"/>
                 <w:szCs w:val="16"/>
               </w:rPr>
-              <w:t>场景</w:t>
-            </w:r>
-            <w:r>
-              <w:rPr>
-                <w:rFonts w:asciiTheme="minorEastAsia" w:eastAsiaTheme="minorEastAsia" w:hAnsiTheme="minorEastAsia" w:cstheme="minorBidi" w:hint="eastAsia"/>
-                <w:b w:val="0"/>
-                <w:sz w:val="16"/>
-                <w:szCs w:val="16"/>
-              </w:rPr>
-              <w:t>17</w:t>
+              <w:t>场景17</w:t>
             </w:r>
           </w:p>
           <w:p>
@@ -12500,7 +12407,7 @@
           <w:p>
             <w:pPr>
               <w:rPr>
-                <w:rFonts w:asciiTheme="minorEastAsia" w:eastAsiaTheme="minorEastAsia" w:hAnsiTheme="minorEastAsia" w:cstheme="minorBidi" w:hint="eastAsia"/>
+                <w:rFonts w:asciiTheme="minorEastAsia" w:eastAsiaTheme="minorEastAsia" w:hAnsiTheme="minorEastAsia" w:cstheme="minorBidi"/>
                 <w:b w:val="0"/>
                 <w:sz w:val="16"/>
                 <w:szCs w:val="16"/>
@@ -12659,7 +12566,7 @@
               <w:spacing w:line="240" w:lineRule="atLeast"/>
               <w:cnfStyle w:val="000000000000"/>
               <w:rPr>
-                <w:rFonts w:asciiTheme="minorEastAsia" w:eastAsiaTheme="minorEastAsia" w:hAnsiTheme="minorEastAsia" w:cstheme="minorBidi" w:hint="eastAsia"/>
+                <w:rFonts w:asciiTheme="minorEastAsia" w:eastAsiaTheme="minorEastAsia" w:hAnsiTheme="minorEastAsia" w:cstheme="minorBidi"/>
                 <w:sz w:val="16"/>
                 <w:szCs w:val="16"/>
               </w:rPr>
@@ -12719,16 +12626,7 @@
                 <w:sz w:val="16"/>
                 <w:szCs w:val="16"/>
               </w:rPr>
-              <w:t>场景</w:t>
-            </w:r>
-            <w:r>
-              <w:rPr>
-                <w:rFonts w:asciiTheme="minorEastAsia" w:eastAsiaTheme="minorEastAsia" w:hAnsiTheme="minorEastAsia" w:cstheme="minorBidi" w:hint="eastAsia"/>
-                <w:b w:val="0"/>
-                <w:sz w:val="16"/>
-                <w:szCs w:val="16"/>
-              </w:rPr>
-              <w:t>18</w:t>
+              <w:t>场景18</w:t>
             </w:r>
           </w:p>
           <w:p>
@@ -12754,7 +12652,7 @@
           <w:p>
             <w:pPr>
               <w:rPr>
-                <w:rFonts w:asciiTheme="minorEastAsia" w:eastAsiaTheme="minorEastAsia" w:hAnsiTheme="minorEastAsia" w:cstheme="minorBidi" w:hint="eastAsia"/>
+                <w:rFonts w:asciiTheme="minorEastAsia" w:eastAsiaTheme="minorEastAsia" w:hAnsiTheme="minorEastAsia" w:cstheme="minorBidi"/>
                 <w:b w:val="0"/>
                 <w:sz w:val="16"/>
                 <w:szCs w:val="16"/>
@@ -13006,7 +12904,7 @@
           <w:p>
             <w:pPr>
               <w:rPr>
-                <w:rFonts w:asciiTheme="minorEastAsia" w:eastAsiaTheme="minorEastAsia" w:hAnsiTheme="minorEastAsia" w:cstheme="minorBidi" w:hint="eastAsia"/>
+                <w:rFonts w:asciiTheme="minorEastAsia" w:eastAsiaTheme="minorEastAsia" w:hAnsiTheme="minorEastAsia" w:cstheme="minorBidi"/>
                 <w:b w:val="0"/>
                 <w:sz w:val="16"/>
                 <w:szCs w:val="16"/>
@@ -13122,7 +13020,7 @@
               <w:spacing w:line="240" w:lineRule="atLeast"/>
               <w:cnfStyle w:val="000000000000"/>
               <w:rPr>
-                <w:rFonts w:asciiTheme="minorEastAsia" w:eastAsiaTheme="minorEastAsia" w:hAnsiTheme="minorEastAsia" w:cstheme="minorBidi" w:hint="eastAsia"/>
+                <w:rFonts w:asciiTheme="minorEastAsia" w:eastAsiaTheme="minorEastAsia" w:hAnsiTheme="minorEastAsia" w:cstheme="minorBidi"/>
                 <w:sz w:val="16"/>
                 <w:szCs w:val="16"/>
               </w:rPr>
@@ -13141,7 +13039,7 @@
               <w:spacing w:line="240" w:lineRule="atLeast"/>
               <w:cnfStyle w:val="000000000000"/>
               <w:rPr>
-                <w:rFonts w:asciiTheme="minorEastAsia" w:eastAsiaTheme="minorEastAsia" w:hAnsiTheme="minorEastAsia" w:cstheme="minorBidi" w:hint="eastAsia"/>
+                <w:rFonts w:asciiTheme="minorEastAsia" w:eastAsiaTheme="minorEastAsia" w:hAnsiTheme="minorEastAsia" w:cstheme="minorBidi"/>
                 <w:sz w:val="16"/>
                 <w:szCs w:val="16"/>
               </w:rPr>
@@ -13181,7 +13079,7 @@
               <w:spacing w:line="240" w:lineRule="atLeast"/>
               <w:cnfStyle w:val="000000000000"/>
               <w:rPr>
-                <w:rFonts w:asciiTheme="minorEastAsia" w:eastAsiaTheme="minorEastAsia" w:hAnsiTheme="minorEastAsia" w:cstheme="minorBidi" w:hint="eastAsia"/>
+                <w:rFonts w:asciiTheme="minorEastAsia" w:eastAsiaTheme="minorEastAsia" w:hAnsiTheme="minorEastAsia" w:cstheme="minorBidi"/>
                 <w:sz w:val="16"/>
                 <w:szCs w:val="16"/>
               </w:rPr>
@@ -13230,16 +13128,7 @@
                 <w:sz w:val="16"/>
                 <w:szCs w:val="16"/>
               </w:rPr>
-              <w:t>场景</w:t>
-            </w:r>
-            <w:r>
-              <w:rPr>
-                <w:rFonts w:asciiTheme="minorEastAsia" w:eastAsiaTheme="minorEastAsia" w:hAnsiTheme="minorEastAsia" w:cstheme="minorBidi" w:hint="eastAsia"/>
-                <w:b w:val="0"/>
-                <w:sz w:val="16"/>
-                <w:szCs w:val="16"/>
-              </w:rPr>
-              <w:t>19</w:t>
+              <w:t>场景19</w:t>
             </w:r>
           </w:p>
           <w:p>
@@ -13265,7 +13154,7 @@
           <w:p>
             <w:pPr>
               <w:rPr>
-                <w:rFonts w:asciiTheme="minorEastAsia" w:eastAsiaTheme="minorEastAsia" w:hAnsiTheme="minorEastAsia" w:cstheme="minorBidi" w:hint="eastAsia"/>
+                <w:rFonts w:asciiTheme="minorEastAsia" w:eastAsiaTheme="minorEastAsia" w:hAnsiTheme="minorEastAsia" w:cstheme="minorBidi"/>
                 <w:b w:val="0"/>
                 <w:sz w:val="16"/>
                 <w:szCs w:val="16"/>
@@ -13287,26 +13176,7 @@
                 <w:sz w:val="16"/>
                 <w:szCs w:val="16"/>
               </w:rPr>
-              <w:t>ttach</w:t>
-            </w:r>
-            <w:r>
-              <w:rPr>
-                <w:rFonts w:asciiTheme="minorEastAsia" w:eastAsiaTheme="minorEastAsia" w:hAnsiTheme="minorEastAsia" w:cstheme="minorBidi" w:hint="eastAsia"/>
-                <w:b w:val="0"/>
-                <w:sz w:val="16"/>
-                <w:szCs w:val="16"/>
-              </w:rPr>
-              <w:t>非空闲节</w:t>
-            </w:r>
-            <w:r>
-              <w:rPr>
-                <w:rFonts w:asciiTheme="minorEastAsia" w:eastAsiaTheme="minorEastAsia" w:hAnsiTheme="minorEastAsia" w:cstheme="minorBidi" w:hint="eastAsia"/>
-                <w:b w:val="0"/>
-                <w:sz w:val="16"/>
-                <w:szCs w:val="16"/>
-              </w:rPr>
-              <w:lastRenderedPageBreak/>
-              <w:t>点</w:t>
+              <w:t>ttach非空闲节点</w:t>
             </w:r>
           </w:p>
         </w:tc>
@@ -13330,7 +13200,6 @@
                 <w:sz w:val="16"/>
                 <w:szCs w:val="16"/>
               </w:rPr>
-              <w:lastRenderedPageBreak/>
               <w:t>√</w:t>
             </w:r>
           </w:p>
@@ -13432,7 +13301,7 @@
               <w:spacing w:line="240" w:lineRule="atLeast"/>
               <w:cnfStyle w:val="000000100000"/>
               <w:rPr>
-                <w:rFonts w:asciiTheme="minorEastAsia" w:eastAsiaTheme="minorEastAsia" w:hAnsiTheme="minorEastAsia" w:cstheme="minorBidi" w:hint="eastAsia"/>
+                <w:rFonts w:asciiTheme="minorEastAsia" w:eastAsiaTheme="minorEastAsia" w:hAnsiTheme="minorEastAsia" w:cstheme="minorBidi"/>
                 <w:sz w:val="16"/>
                 <w:szCs w:val="16"/>
               </w:rPr>
@@ -13503,16 +13372,7 @@
                 <w:szCs w:val="16"/>
               </w:rPr>
               <w:lastRenderedPageBreak/>
-              <w:t>场景</w:t>
-            </w:r>
-            <w:r>
-              <w:rPr>
-                <w:rFonts w:asciiTheme="minorEastAsia" w:eastAsiaTheme="minorEastAsia" w:hAnsiTheme="minorEastAsia" w:cstheme="minorBidi" w:hint="eastAsia"/>
-                <w:b w:val="0"/>
-                <w:sz w:val="16"/>
-                <w:szCs w:val="16"/>
-              </w:rPr>
-              <w:t>21</w:t>
+              <w:t>场景21</w:t>
             </w:r>
           </w:p>
           <w:p>
@@ -13538,7 +13398,7 @@
           <w:p>
             <w:pPr>
               <w:rPr>
-                <w:rFonts w:asciiTheme="minorEastAsia" w:eastAsiaTheme="minorEastAsia" w:hAnsiTheme="minorEastAsia" w:cstheme="minorBidi" w:hint="eastAsia"/>
+                <w:rFonts w:asciiTheme="minorEastAsia" w:eastAsiaTheme="minorEastAsia" w:hAnsiTheme="minorEastAsia" w:cstheme="minorBidi"/>
                 <w:b w:val="0"/>
                 <w:sz w:val="16"/>
                 <w:szCs w:val="16"/>
@@ -13560,16 +13420,7 @@
                 <w:sz w:val="16"/>
                 <w:szCs w:val="16"/>
               </w:rPr>
-              <w:t>ttach</w:t>
-            </w:r>
-            <w:r>
-              <w:rPr>
-                <w:rFonts w:asciiTheme="minorEastAsia" w:eastAsiaTheme="minorEastAsia" w:hAnsiTheme="minorEastAsia" w:cstheme="minorBidi" w:hint="eastAsia"/>
-                <w:b w:val="0"/>
-                <w:sz w:val="16"/>
-                <w:szCs w:val="16"/>
-              </w:rPr>
-              <w:t>进数据组时节点启动异常</w:t>
+              <w:t>ttach进数据组时节点启动异常</w:t>
             </w:r>
           </w:p>
         </w:tc>
@@ -13702,7 +13553,7 @@
               <w:spacing w:line="240" w:lineRule="atLeast"/>
               <w:cnfStyle w:val="000000000000"/>
               <w:rPr>
-                <w:rFonts w:asciiTheme="minorEastAsia" w:eastAsiaTheme="minorEastAsia" w:hAnsiTheme="minorEastAsia" w:cstheme="minorBidi" w:hint="eastAsia"/>
+                <w:rFonts w:asciiTheme="minorEastAsia" w:eastAsiaTheme="minorEastAsia" w:hAnsiTheme="minorEastAsia" w:cstheme="minorBidi"/>
                 <w:sz w:val="16"/>
                 <w:szCs w:val="16"/>
               </w:rPr>
@@ -13751,16 +13602,7 @@
                 <w:sz w:val="16"/>
                 <w:szCs w:val="16"/>
               </w:rPr>
-              <w:t>场景</w:t>
-            </w:r>
-            <w:r>
-              <w:rPr>
-                <w:rFonts w:asciiTheme="minorEastAsia" w:eastAsiaTheme="minorEastAsia" w:hAnsiTheme="minorEastAsia" w:cstheme="minorBidi" w:hint="eastAsia"/>
-                <w:b w:val="0"/>
-                <w:sz w:val="16"/>
-                <w:szCs w:val="16"/>
-              </w:rPr>
-              <w:t>22</w:t>
+              <w:t>场景22</w:t>
             </w:r>
           </w:p>
           <w:p>
@@ -13786,7 +13628,7 @@
           <w:p>
             <w:pPr>
               <w:rPr>
-                <w:rFonts w:asciiTheme="minorEastAsia" w:eastAsiaTheme="minorEastAsia" w:hAnsiTheme="minorEastAsia" w:cstheme="minorBidi" w:hint="eastAsia"/>
+                <w:rFonts w:asciiTheme="minorEastAsia" w:eastAsiaTheme="minorEastAsia" w:hAnsiTheme="minorEastAsia" w:cstheme="minorBidi"/>
                 <w:b w:val="0"/>
                 <w:sz w:val="16"/>
                 <w:szCs w:val="16"/>
@@ -13942,7 +13784,7 @@
               <w:spacing w:line="240" w:lineRule="atLeast"/>
               <w:cnfStyle w:val="000000100000"/>
               <w:rPr>
-                <w:rFonts w:asciiTheme="minorEastAsia" w:eastAsiaTheme="minorEastAsia" w:hAnsiTheme="minorEastAsia" w:cstheme="minorBidi" w:hint="eastAsia"/>
+                <w:rFonts w:asciiTheme="minorEastAsia" w:eastAsiaTheme="minorEastAsia" w:hAnsiTheme="minorEastAsia" w:cstheme="minorBidi"/>
                 <w:sz w:val="16"/>
                 <w:szCs w:val="16"/>
               </w:rPr>
@@ -14012,16 +13854,7 @@
                 <w:sz w:val="16"/>
                 <w:szCs w:val="16"/>
               </w:rPr>
-              <w:t>场景</w:t>
-            </w:r>
-            <w:r>
-              <w:rPr>
-                <w:rFonts w:asciiTheme="minorEastAsia" w:eastAsiaTheme="minorEastAsia" w:hAnsiTheme="minorEastAsia" w:cstheme="minorBidi" w:hint="eastAsia"/>
-                <w:b w:val="0"/>
-                <w:sz w:val="16"/>
-                <w:szCs w:val="16"/>
-              </w:rPr>
-              <w:t>23</w:t>
+              <w:t>场景23</w:t>
             </w:r>
           </w:p>
           <w:p>
@@ -14047,7 +13880,7 @@
           <w:p>
             <w:pPr>
               <w:rPr>
-                <w:rFonts w:asciiTheme="minorEastAsia" w:eastAsiaTheme="minorEastAsia" w:hAnsiTheme="minorEastAsia" w:cstheme="minorBidi" w:hint="eastAsia"/>
+                <w:rFonts w:asciiTheme="minorEastAsia" w:eastAsiaTheme="minorEastAsia" w:hAnsiTheme="minorEastAsia" w:cstheme="minorBidi"/>
                 <w:b w:val="0"/>
                 <w:sz w:val="16"/>
                 <w:szCs w:val="16"/>
@@ -14185,7 +14018,7 @@
               <w:spacing w:line="240" w:lineRule="atLeast"/>
               <w:cnfStyle w:val="000000000000"/>
               <w:rPr>
-                <w:rFonts w:asciiTheme="minorEastAsia" w:eastAsiaTheme="minorEastAsia" w:hAnsiTheme="minorEastAsia" w:cstheme="minorBidi" w:hint="eastAsia"/>
+                <w:rFonts w:asciiTheme="minorEastAsia" w:eastAsiaTheme="minorEastAsia" w:hAnsiTheme="minorEastAsia" w:cstheme="minorBidi"/>
                 <w:sz w:val="16"/>
                 <w:szCs w:val="16"/>
               </w:rPr>
@@ -14258,16 +14091,7 @@
                 <w:sz w:val="16"/>
                 <w:szCs w:val="16"/>
               </w:rPr>
-              <w:t>场景</w:t>
-            </w:r>
-            <w:r>
-              <w:rPr>
-                <w:rFonts w:asciiTheme="minorEastAsia" w:eastAsiaTheme="minorEastAsia" w:hAnsiTheme="minorEastAsia" w:cstheme="minorBidi" w:hint="eastAsia"/>
-                <w:b w:val="0"/>
-                <w:sz w:val="16"/>
-                <w:szCs w:val="16"/>
-              </w:rPr>
-              <w:t>24</w:t>
+              <w:t>场景24</w:t>
             </w:r>
           </w:p>
           <w:p>
@@ -14293,7 +14117,7 @@
           <w:p>
             <w:pPr>
               <w:rPr>
-                <w:rFonts w:asciiTheme="minorEastAsia" w:eastAsiaTheme="minorEastAsia" w:hAnsiTheme="minorEastAsia" w:cstheme="minorBidi" w:hint="eastAsia"/>
+                <w:rFonts w:asciiTheme="minorEastAsia" w:eastAsiaTheme="minorEastAsia" w:hAnsiTheme="minorEastAsia" w:cstheme="minorBidi"/>
                 <w:b w:val="0"/>
                 <w:sz w:val="16"/>
                 <w:szCs w:val="16"/>
@@ -14391,7 +14215,7 @@
               <w:spacing w:line="240" w:lineRule="atLeast"/>
               <w:cnfStyle w:val="000000100000"/>
               <w:rPr>
-                <w:rFonts w:asciiTheme="minorEastAsia" w:eastAsiaTheme="minorEastAsia" w:hAnsiTheme="minorEastAsia" w:cstheme="minorBidi" w:hint="eastAsia"/>
+                <w:rFonts w:asciiTheme="minorEastAsia" w:eastAsiaTheme="minorEastAsia" w:hAnsiTheme="minorEastAsia" w:cstheme="minorBidi"/>
                 <w:sz w:val="16"/>
                 <w:szCs w:val="16"/>
               </w:rPr>
@@ -14452,7 +14276,7 @@
               <w:spacing w:line="240" w:lineRule="atLeast"/>
               <w:cnfStyle w:val="000000100000"/>
               <w:rPr>
-                <w:rFonts w:asciiTheme="minorEastAsia" w:eastAsiaTheme="minorEastAsia" w:hAnsiTheme="minorEastAsia" w:cstheme="minorBidi" w:hint="eastAsia"/>
+                <w:rFonts w:asciiTheme="minorEastAsia" w:eastAsiaTheme="minorEastAsia" w:hAnsiTheme="minorEastAsia" w:cstheme="minorBidi"/>
                 <w:sz w:val="16"/>
                 <w:szCs w:val="16"/>
               </w:rPr>
@@ -14472,7 +14296,7 @@
     <w:p>
       <w:pPr>
         <w:rPr>
-          <w:rFonts w:asciiTheme="minorEastAsia" w:eastAsiaTheme="minorEastAsia" w:hAnsiTheme="minorEastAsia" w:cstheme="minorBidi" w:hint="eastAsia"/>
+          <w:rFonts w:asciiTheme="minorEastAsia" w:eastAsiaTheme="minorEastAsia" w:hAnsiTheme="minorEastAsia" w:cstheme="minorBidi"/>
           <w:sz w:val="16"/>
           <w:szCs w:val="16"/>
         </w:rPr>
@@ -14481,7 +14305,7 @@
     <w:p>
       <w:pPr>
         <w:rPr>
-          <w:rFonts w:asciiTheme="minorHAnsi" w:eastAsiaTheme="minorEastAsia" w:hAnsiTheme="minorHAnsi" w:cstheme="minorBidi" w:hint="eastAsia"/>
+          <w:rFonts w:asciiTheme="minorHAnsi" w:eastAsiaTheme="minorEastAsia" w:hAnsiTheme="minorHAnsi" w:cstheme="minorBidi"/>
           <w:szCs w:val="22"/>
         </w:rPr>
       </w:pPr>
@@ -14636,25 +14460,7 @@
                 <w:sz w:val="16"/>
                 <w:szCs w:val="16"/>
               </w:rPr>
-              <w:t>detach备份节点出</w:t>
-            </w:r>
-            <w:r>
-              <w:rPr>
-                <w:rFonts w:asciiTheme="minorEastAsia" w:eastAsiaTheme="minorEastAsia" w:hAnsiTheme="minorEastAsia" w:cstheme="minorBidi" w:hint="eastAsia"/>
-                <w:b w:val="0"/>
-                <w:sz w:val="16"/>
-                <w:szCs w:val="16"/>
-              </w:rPr>
-              <w:t>备份</w:t>
-            </w:r>
-            <w:r>
-              <w:rPr>
-                <w:rFonts w:asciiTheme="minorEastAsia" w:eastAsiaTheme="minorEastAsia" w:hAnsiTheme="minorEastAsia" w:cstheme="minorBidi" w:hint="eastAsia"/>
-                <w:b w:val="0"/>
-                <w:sz w:val="16"/>
-                <w:szCs w:val="16"/>
-              </w:rPr>
-              <w:t>组</w:t>
+              <w:t>detach备份节点出备份组</w:t>
             </w:r>
           </w:p>
         </w:tc>
@@ -14785,7 +14591,7 @@
           <w:p>
             <w:pPr>
               <w:rPr>
-                <w:rFonts w:asciiTheme="minorEastAsia" w:eastAsiaTheme="minorEastAsia" w:hAnsiTheme="minorEastAsia" w:cstheme="minorBidi" w:hint="eastAsia"/>
+                <w:rFonts w:asciiTheme="minorEastAsia" w:eastAsiaTheme="minorEastAsia" w:hAnsiTheme="minorEastAsia" w:cstheme="minorBidi"/>
                 <w:b w:val="0"/>
                 <w:sz w:val="16"/>
                 <w:szCs w:val="16"/>
@@ -14932,7 +14738,7 @@
               <w:spacing w:line="240" w:lineRule="atLeast"/>
               <w:cnfStyle w:val="000000100000"/>
               <w:rPr>
-                <w:rFonts w:asciiTheme="minorEastAsia" w:eastAsiaTheme="minorEastAsia" w:hAnsiTheme="minorEastAsia" w:cstheme="minorBidi" w:hint="eastAsia"/>
+                <w:rFonts w:asciiTheme="minorEastAsia" w:eastAsiaTheme="minorEastAsia" w:hAnsiTheme="minorEastAsia" w:cstheme="minorBidi"/>
                 <w:sz w:val="16"/>
                 <w:szCs w:val="16"/>
               </w:rPr>
@@ -14985,6 +14791,7 @@
       <w:pPr>
         <w:rPr>
           <w:rFonts w:asciiTheme="minorEastAsia" w:eastAsiaTheme="minorEastAsia" w:hAnsiTheme="minorEastAsia" w:cstheme="minorBidi"/>
+          <w:b/>
           <w:sz w:val="16"/>
           <w:szCs w:val="16"/>
         </w:rPr>
@@ -19398,6 +19205,21 @@
 </file>
 
 <file path=customXml/item1.xml><?xml version="1.0" encoding="utf-8"?>
+<p:properties xmlns:p="http://schemas.microsoft.com/office/2006/metadata/properties" xmlns:xsi="http://www.w3.org/2001/XMLSchema-instance">
+  <documentManagement/>
+</p:properties>
+</file>
+
+<file path=customXml/item2.xml><?xml version="1.0" encoding="utf-8"?>
+<?mso-contentType ?>
+<FormTemplates xmlns="http://schemas.microsoft.com/sharepoint/v3/contenttype/forms">
+  <Display>DocumentLibraryForm</Display>
+  <Edit>DocumentLibraryForm</Edit>
+  <New>DocumentLibraryForm</New>
+</FormTemplates>
+</file>
+
+<file path=customXml/item3.xml><?xml version="1.0" encoding="utf-8"?>
 <ct:contentTypeSchema xmlns:ct="http://schemas.microsoft.com/office/2006/metadata/contentType" xmlns:ma="http://schemas.microsoft.com/office/2006/metadata/properties/metaAttributes" ct:_="" ma:_="" ma:contentTypeName="Document" ma:contentTypeID="0x010100C9D738FE56F9DD4F818CEE0622FC80C0" ma:contentTypeVersion="0" ma:contentTypeDescription="Create a new document." ma:contentTypeScope="" ma:versionID="c733d375e9f13075cc482d188b8bae2c">
   <xsd:schema xmlns:xsd="http://www.w3.org/2001/XMLSchema" xmlns:p="http://schemas.microsoft.com/office/2006/metadata/properties" targetNamespace="http://schemas.microsoft.com/office/2006/metadata/properties" ma:root="true" ma:fieldsID="4aeb20c0e3442673af7ee10786458764">
     <xsd:element name="properties">
@@ -19446,26 +19268,27 @@
 </ct:contentTypeSchema>
 </file>
 
-<file path=customXml/item2.xml><?xml version="1.0" encoding="utf-8"?>
-<?mso-contentType ?>
-<FormTemplates xmlns="http://schemas.microsoft.com/sharepoint/v3/contenttype/forms">
-  <Display>DocumentLibraryForm</Display>
-  <Edit>DocumentLibraryForm</Edit>
-  <New>DocumentLibraryForm</New>
-</FormTemplates>
-</file>
-
-<file path=customXml/item3.xml><?xml version="1.0" encoding="utf-8"?>
-<p:properties xmlns:p="http://schemas.microsoft.com/office/2006/metadata/properties" xmlns:xsi="http://www.w3.org/2001/XMLSchema-instance">
-  <documentManagement/>
-</p:properties>
-</file>
-
 <file path=customXml/item4.xml><?xml version="1.0" encoding="utf-8"?>
 <b:Sources xmlns:b="http://schemas.openxmlformats.org/officeDocument/2006/bibliography" xmlns="http://schemas.openxmlformats.org/officeDocument/2006/bibliography" SelectedStyle="\APA.XSL" StyleName="APA"/>
 </file>
 
 <file path=customXml/itemProps1.xml><?xml version="1.0" encoding="utf-8"?>
+<ds:datastoreItem xmlns:ds="http://schemas.openxmlformats.org/officeDocument/2006/customXml" ds:itemID="{283A67FA-FB68-40D1-A1FD-BD4AEE599422}">
+  <ds:schemaRefs>
+    <ds:schemaRef ds:uri="http://schemas.microsoft.com/office/2006/metadata/properties"/>
+  </ds:schemaRefs>
+</ds:datastoreItem>
+</file>
+
+<file path=customXml/itemProps2.xml><?xml version="1.0" encoding="utf-8"?>
+<ds:datastoreItem xmlns:ds="http://schemas.openxmlformats.org/officeDocument/2006/customXml" ds:itemID="{9C2CE626-7193-49AD-BC45-D7AF4DFA65A4}">
+  <ds:schemaRefs>
+    <ds:schemaRef ds:uri="http://schemas.microsoft.com/sharepoint/v3/contenttype/forms"/>
+  </ds:schemaRefs>
+</ds:datastoreItem>
+</file>
+
+<file path=customXml/itemProps3.xml><?xml version="1.0" encoding="utf-8"?>
 <ds:datastoreItem xmlns:ds="http://schemas.openxmlformats.org/officeDocument/2006/customXml" ds:itemID="{94CFB702-9C76-4C98-BCB1-FF31686087A1}">
   <ds:schemaRefs>
     <ds:schemaRef ds:uri="http://schemas.microsoft.com/office/2006/metadata/contentType"/>
@@ -19480,22 +19303,6 @@
 </ds:datastoreItem>
 </file>
 
-<file path=customXml/itemProps2.xml><?xml version="1.0" encoding="utf-8"?>
-<ds:datastoreItem xmlns:ds="http://schemas.openxmlformats.org/officeDocument/2006/customXml" ds:itemID="{9C2CE626-7193-49AD-BC45-D7AF4DFA65A4}">
-  <ds:schemaRefs>
-    <ds:schemaRef ds:uri="http://schemas.microsoft.com/sharepoint/v3/contenttype/forms"/>
-  </ds:schemaRefs>
-</ds:datastoreItem>
-</file>
-
-<file path=customXml/itemProps3.xml><?xml version="1.0" encoding="utf-8"?>
-<ds:datastoreItem xmlns:ds="http://schemas.openxmlformats.org/officeDocument/2006/customXml" ds:itemID="{283A67FA-FB68-40D1-A1FD-BD4AEE599422}">
-  <ds:schemaRefs>
-    <ds:schemaRef ds:uri="http://schemas.microsoft.com/office/2006/metadata/properties"/>
-  </ds:schemaRefs>
-</ds:datastoreItem>
-</file>
-
 <file path=customXml/itemProps4.xml><?xml version="1.0" encoding="utf-8"?>
 <ds:datastoreItem xmlns:ds="http://schemas.openxmlformats.org/officeDocument/2006/customXml" ds:itemID="{68681BBF-FF78-4086-A296-69856A757B3E}">
   <ds:schemaRefs>

--- a/internal_doc/05.测试设计/story/HotSpare/HotSpare特性story分析测试.docx
+++ b/internal_doc/05.测试设计/story/HotSpare/HotSpare特性story分析测试.docx
@@ -3864,31 +3864,19 @@
     </w:p>
     <w:p>
       <w:pPr>
-        <w:ind w:firstLine="420"/>
         <w:jc w:val="left"/>
         <w:rPr>
-          <w:rFonts w:ascii="Arial" w:eastAsia="黑体" w:cs="Arial"/>
+          <w:rFonts w:ascii="Arial" w:hAnsi="Arial" w:cs="Arial"/>
+        </w:rPr>
+      </w:pPr>
+      <w:r>
+        <w:rPr>
+          <w:rFonts w:ascii="Arial" w:eastAsia="黑体" w:cs="Arial" w:hint="eastAsia"/>
           <w:i/>
           <w:color w:val="0000FF"/>
         </w:rPr>
-      </w:pPr>
-      <w:r>
-        <w:rPr>
-          <w:rFonts w:ascii="Arial" w:eastAsia="黑体" w:cs="Arial"/>
-          <w:i/>
-          <w:color w:val="0000FF"/>
-        </w:rPr>
-        <w:t>必选</w:t>
+        <w:tab/>
       </w:r>
-    </w:p>
-    <w:p>
-      <w:pPr>
-        <w:ind w:firstLine="420"/>
-        <w:jc w:val="left"/>
-        <w:rPr>
-          <w:rFonts w:ascii="Arial" w:hAnsi="Arial" w:cs="Arial"/>
-        </w:rPr>
-      </w:pPr>
       <w:r>
         <w:rPr>
           <w:rFonts w:hint="eastAsia"/>
@@ -3941,25 +3929,6 @@
         <w:t>说明</w:t>
       </w:r>
       <w:bookmarkEnd w:id="3"/>
-    </w:p>
-    <w:p>
-      <w:pPr>
-        <w:pStyle w:val="ListParagraph"/>
-        <w:ind w:left="420" w:firstLineChars="0" w:firstLine="0"/>
-        <w:rPr>
-          <w:rFonts w:ascii="Arial" w:eastAsia="黑体" w:cs="Arial"/>
-          <w:i/>
-          <w:color w:val="0000FF"/>
-        </w:rPr>
-      </w:pPr>
-      <w:r>
-        <w:rPr>
-          <w:rFonts w:ascii="Arial" w:eastAsia="黑体" w:cs="Arial"/>
-          <w:i/>
-          <w:color w:val="0000FF"/>
-        </w:rPr>
-        <w:t>必选</w:t>
-      </w:r>
     </w:p>
     <w:p>
       <w:pPr>
@@ -4036,25 +4005,6 @@
       <w:bookmarkEnd w:id="4"/>
     </w:p>
     <w:p>
-      <w:pPr>
-        <w:pStyle w:val="ListParagraph"/>
-        <w:ind w:left="420" w:firstLineChars="0" w:firstLine="0"/>
-        <w:rPr>
-          <w:rFonts w:ascii="Arial" w:eastAsia="黑体" w:cs="Arial"/>
-          <w:i/>
-          <w:color w:val="0000FF"/>
-        </w:rPr>
-      </w:pPr>
-      <w:r>
-        <w:rPr>
-          <w:rFonts w:ascii="Arial" w:eastAsia="黑体" w:cs="Arial"/>
-          <w:i/>
-          <w:color w:val="0000FF"/>
-        </w:rPr>
-        <w:t>必选</w:t>
-      </w:r>
-    </w:p>
-    <w:p>
       <w:r>
         <w:rPr>
           <w:rFonts w:hint="eastAsia"/>
@@ -4133,23 +4083,6 @@
     </w:p>
     <w:p>
       <w:pPr>
-        <w:pStyle w:val="ListParagraph"/>
-        <w:ind w:left="420" w:firstLineChars="0" w:firstLine="0"/>
-        <w:rPr>
-          <w:rFonts w:ascii="Arial" w:hAnsi="Arial" w:cs="Arial"/>
-        </w:rPr>
-      </w:pPr>
-      <w:r>
-        <w:rPr>
-          <w:rFonts w:ascii="Arial" w:eastAsia="黑体" w:cs="Arial"/>
-          <w:i/>
-          <w:color w:val="0000FF"/>
-        </w:rPr>
-        <w:t>必选</w:t>
-      </w:r>
-    </w:p>
-    <w:p>
-      <w:pPr>
         <w:pStyle w:val="Heading2"/>
         <w:rPr>
           <w:rFonts w:cs="Arial"/>
@@ -4163,40 +4096,6 @@
         <w:t>功能约束</w:t>
       </w:r>
       <w:bookmarkEnd w:id="6"/>
-    </w:p>
-    <w:p>
-      <w:pPr>
-        <w:ind w:leftChars="200" w:left="420"/>
-        <w:rPr>
-          <w:rFonts w:ascii="Arial" w:eastAsia="黑体" w:cs="Arial"/>
-          <w:i/>
-          <w:color w:val="0000FF"/>
-        </w:rPr>
-      </w:pPr>
-      <w:r>
-        <w:rPr>
-          <w:rFonts w:ascii="Arial" w:eastAsia="黑体" w:cs="Arial"/>
-          <w:i/>
-          <w:color w:val="0000FF"/>
-        </w:rPr>
-        <w:t>必选（描述</w:t>
-      </w:r>
-      <w:r>
-        <w:rPr>
-          <w:rFonts w:ascii="Arial" w:eastAsia="黑体" w:hAnsi="Arial" w:cs="Arial"/>
-          <w:i/>
-          <w:color w:val="0000FF"/>
-        </w:rPr>
-        <w:t>Story</w:t>
-      </w:r>
-      <w:r>
-        <w:rPr>
-          <w:rFonts w:ascii="Arial" w:eastAsia="黑体" w:cs="Arial"/>
-          <w:i/>
-          <w:color w:val="0000FF"/>
-        </w:rPr>
-        <w:t>应用场景、使用方法上的各种限制条件）</w:t>
-      </w:r>
     </w:p>
     <w:p>
       <w:pPr>
@@ -4284,7 +4183,6 @@
         <w:rPr>
           <w:rFonts w:cs="Arial"/>
         </w:rPr>
-        <w:lastRenderedPageBreak/>
         <w:t>简单设计</w:t>
       </w:r>
       <w:bookmarkEnd w:id="7"/>
@@ -4404,6 +4302,7 @@
         <w:rPr>
           <w:rFonts w:hint="eastAsia"/>
         </w:rPr>
+        <w:lastRenderedPageBreak/>
         <w:t xml:space="preserve">2. </w:t>
       </w:r>
       <w:r>
@@ -4692,80 +4591,6 @@
         <w:t>设计</w:t>
       </w:r>
       <w:bookmarkEnd w:id="10"/>
-    </w:p>
-    <w:p>
-      <w:pPr>
-        <w:ind w:firstLineChars="200" w:firstLine="420"/>
-        <w:rPr>
-          <w:rFonts w:ascii="Arial" w:eastAsia="黑体" w:hAnsi="Arial" w:cs="Arial"/>
-          <w:i/>
-          <w:color w:val="0000FF"/>
-        </w:rPr>
-      </w:pPr>
-      <w:r>
-        <w:rPr>
-          <w:rFonts w:ascii="Arial" w:eastAsia="黑体" w:cs="Arial"/>
-          <w:i/>
-          <w:color w:val="0000FF"/>
-        </w:rPr>
-        <w:t>主要从使用场景、功能、性能、可靠性、</w:t>
-      </w:r>
-      <w:r>
-        <w:rPr>
-          <w:rFonts w:ascii="Arial" w:eastAsia="黑体" w:cs="Arial"/>
-          <w:i/>
-          <w:color w:val="0000FF"/>
-        </w:rPr>
-        <w:t>兼容性、</w:t>
-      </w:r>
-      <w:r>
-        <w:rPr>
-          <w:rFonts w:ascii="Arial" w:eastAsia="黑体" w:cs="Arial"/>
-          <w:i/>
-          <w:color w:val="0000FF"/>
-        </w:rPr>
-        <w:t>可服务性、</w:t>
-      </w:r>
-      <w:r>
-        <w:rPr>
-          <w:rFonts w:ascii="Arial" w:eastAsia="黑体" w:cs="Arial"/>
-          <w:i/>
-          <w:color w:val="0000FF"/>
-        </w:rPr>
-        <w:t>安全、稳定性（压力）、交互等角度对</w:t>
-      </w:r>
-      <w:r>
-        <w:rPr>
-          <w:rFonts w:ascii="Arial" w:eastAsia="黑体" w:hAnsi="Arial" w:cs="Arial"/>
-          <w:i/>
-          <w:color w:val="0000FF"/>
-        </w:rPr>
-        <w:t>story</w:t>
-      </w:r>
-      <w:r>
-        <w:rPr>
-          <w:rFonts w:ascii="Arial" w:eastAsia="黑体" w:cs="Arial"/>
-          <w:i/>
-          <w:color w:val="0000FF"/>
-        </w:rPr>
-        <w:t>进行分析和设计，以及</w:t>
-      </w:r>
-      <w:r>
-        <w:rPr>
-          <w:rFonts w:ascii="Arial" w:eastAsia="黑体" w:hAnsi="Arial" w:cs="Arial"/>
-          <w:i/>
-          <w:color w:val="0000FF"/>
-        </w:rPr>
-        <w:t>story</w:t>
-      </w:r>
-      <w:r>
-        <w:rPr>
-          <w:rFonts w:ascii="Arial" w:eastAsia="黑体" w:cs="Arial"/>
-          <w:i/>
-          <w:color w:val="0000FF"/>
-        </w:rPr>
-        <w:t>的测试策略。</w:t>
-      </w:r>
     </w:p>
     <w:p>
       <w:pPr>
@@ -4801,24 +4626,6 @@
     </w:p>
     <w:p>
       <w:pPr>
-        <w:ind w:firstLineChars="200" w:firstLine="420"/>
-        <w:rPr>
-          <w:rFonts w:ascii="Arial" w:eastAsia="黑体" w:cs="Arial"/>
-          <w:i/>
-          <w:color w:val="0000FF"/>
-        </w:rPr>
-      </w:pPr>
-      <w:r>
-        <w:rPr>
-          <w:rFonts w:ascii="Arial" w:eastAsia="黑体" w:cs="Arial"/>
-          <w:i/>
-          <w:color w:val="0000FF"/>
-        </w:rPr>
-        <w:t>从业务层面进行描述，什么人、什么时机、如何使用，期望达到怎样的效果。</w:t>
-      </w:r>
-    </w:p>
-    <w:p>
-      <w:pPr>
         <w:ind w:firstLine="420"/>
         <w:jc w:val="left"/>
         <w:rPr>
@@ -4856,7 +4663,6 @@
         <w:rPr>
           <w:rFonts w:ascii="Arial" w:cs="Arial"/>
         </w:rPr>
-        <w:lastRenderedPageBreak/>
         <w:t>功能</w:t>
       </w:r>
       <w:r>
@@ -4872,68 +4678,6 @@
         <w:t>（要求包含正常功能和异常情况）</w:t>
       </w:r>
       <w:bookmarkEnd w:id="13"/>
-    </w:p>
-    <w:p>
-      <w:pPr>
-        <w:ind w:firstLineChars="200" w:firstLine="420"/>
-        <w:rPr>
-          <w:rFonts w:ascii="Arial" w:eastAsia="黑体" w:hAnsi="Arial" w:cs="Arial"/>
-          <w:i/>
-          <w:color w:val="0000FF"/>
-        </w:rPr>
-      </w:pPr>
-      <w:r>
-        <w:rPr>
-          <w:rFonts w:ascii="Arial" w:eastAsia="黑体" w:hAnsi="Arial" w:cs="Arial"/>
-          <w:i/>
-          <w:color w:val="0000FF"/>
-        </w:rPr>
-        <w:t>必选</w:t>
-      </w:r>
-    </w:p>
-    <w:p>
-      <w:pPr>
-        <w:ind w:firstLineChars="200" w:firstLine="420"/>
-        <w:rPr>
-          <w:rFonts w:ascii="Arial" w:eastAsia="黑体" w:hAnsi="Arial" w:cs="Arial"/>
-          <w:i/>
-          <w:color w:val="0000FF"/>
-        </w:rPr>
-      </w:pPr>
-      <w:r>
-        <w:rPr>
-          <w:rFonts w:ascii="Arial" w:eastAsia="黑体" w:hAnsi="Arial" w:cs="Arial"/>
-          <w:i/>
-          <w:color w:val="0000FF"/>
-        </w:rPr>
-        <w:t>对于正常功能，</w:t>
-      </w:r>
-      <w:r>
-        <w:rPr>
-          <w:rFonts w:ascii="Arial" w:eastAsia="黑体" w:hAnsi="Arial" w:cs="Arial"/>
-          <w:i/>
-          <w:color w:val="0000FF"/>
-        </w:rPr>
-        <w:t>分析后需详细列出得到的测试因子，以及各因子的取值，因子的组合关系，采用的测试设计方法。</w:t>
-      </w:r>
-    </w:p>
-    <w:p>
-      <w:pPr>
-        <w:ind w:firstLineChars="200" w:firstLine="420"/>
-        <w:rPr>
-          <w:rFonts w:ascii="Arial" w:eastAsia="黑体" w:hAnsi="Arial" w:cs="Arial"/>
-          <w:i/>
-          <w:color w:val="0000FF"/>
-        </w:rPr>
-      </w:pPr>
-      <w:r>
-        <w:rPr>
-          <w:rFonts w:ascii="Arial" w:eastAsia="黑体" w:hAnsi="Arial" w:cs="Arial"/>
-          <w:i/>
-          <w:color w:val="0000FF"/>
-        </w:rPr>
-        <w:t>对于异常情况，这里主要考虑非法输入，对于如环境异常、系统依赖异常等，在可靠性分析和设计中体现。</w:t>
-      </w:r>
     </w:p>
     <w:p>
       <w:pPr>
@@ -5372,6 +5116,7 @@
                 <w:rFonts w:asciiTheme="minorHAnsi" w:eastAsiaTheme="minorEastAsia" w:hAnsiTheme="minorHAnsi" w:cstheme="minorBidi" w:hint="eastAsia"/>
                 <w:szCs w:val="22"/>
               </w:rPr>
+              <w:lastRenderedPageBreak/>
               <w:t>组</w:t>
             </w:r>
           </w:p>
@@ -5394,6 +5139,7 @@
                 <w:rFonts w:asciiTheme="minorHAnsi" w:eastAsiaTheme="minorEastAsia" w:hAnsiTheme="minorHAnsi" w:cstheme="minorBidi" w:hint="eastAsia"/>
                 <w:szCs w:val="22"/>
               </w:rPr>
+              <w:lastRenderedPageBreak/>
               <w:t>基本流</w:t>
             </w:r>
             <w:r>
@@ -5465,6 +5211,7 @@
                 <w:sz w:val="18"/>
                 <w:szCs w:val="22"/>
               </w:rPr>
+              <w:lastRenderedPageBreak/>
               <w:t>场景</w:t>
             </w:r>
             <w:r>
@@ -5569,6 +5316,7 @@
                 <w:sz w:val="18"/>
                 <w:szCs w:val="22"/>
               </w:rPr>
+              <w:lastRenderedPageBreak/>
               <w:t>场景</w:t>
             </w:r>
             <w:r>
@@ -7023,7 +6771,31 @@
                 <w:kern w:val="2"/>
                 <w:szCs w:val="22"/>
               </w:rPr>
-              <w:t>对已使用过的回收的后备节点，再次</w:t>
+              <w:t>对已使用过的回收的</w:t>
+            </w:r>
+            <w:r>
+              <w:rPr>
+                <w:rFonts w:asciiTheme="minorHAnsi" w:eastAsiaTheme="minorEastAsia" w:hAnsiTheme="minorHAnsi" w:cstheme="minorBidi" w:hint="eastAsia"/>
+                <w:kern w:val="2"/>
+                <w:szCs w:val="22"/>
+              </w:rPr>
+              <w:t>备</w:t>
+            </w:r>
+            <w:r>
+              <w:rPr>
+                <w:rFonts w:asciiTheme="minorHAnsi" w:eastAsiaTheme="minorEastAsia" w:hAnsiTheme="minorHAnsi" w:cstheme="minorBidi" w:hint="eastAsia"/>
+                <w:kern w:val="2"/>
+                <w:szCs w:val="22"/>
+              </w:rPr>
+              <w:t>份</w:t>
+            </w:r>
+            <w:r>
+              <w:rPr>
+                <w:rFonts w:asciiTheme="minorHAnsi" w:eastAsiaTheme="minorEastAsia" w:hAnsiTheme="minorHAnsi" w:cstheme="minorBidi" w:hint="eastAsia"/>
+                <w:kern w:val="2"/>
+                <w:szCs w:val="22"/>
+              </w:rPr>
+              <w:t>节点，再次</w:t>
             </w:r>
             <w:r>
               <w:rPr>
@@ -7463,7 +7235,6 @@
                 <w:sz w:val="18"/>
                 <w:szCs w:val="22"/>
               </w:rPr>
-              <w:lastRenderedPageBreak/>
               <w:t>场景</w:t>
             </w:r>
             <w:r>
@@ -7877,32 +7648,6 @@
         <w:t>详细设计</w:t>
       </w:r>
       <w:bookmarkEnd w:id="15"/>
-    </w:p>
-    <w:p>
-      <w:pPr>
-        <w:ind w:firstLineChars="200" w:firstLine="420"/>
-        <w:rPr>
-          <w:rFonts w:ascii="Arial" w:eastAsia="黑体" w:hAnsi="Arial" w:cs="Arial"/>
-          <w:i/>
-          <w:color w:val="0000FF"/>
-        </w:rPr>
-      </w:pPr>
-      <w:r>
-        <w:rPr>
-          <w:rFonts w:ascii="Arial" w:eastAsia="黑体" w:hAnsi="Arial" w:cs="Arial"/>
-          <w:i/>
-          <w:color w:val="0000FF"/>
-        </w:rPr>
-        <w:t>对于用例数多，可按照前面的测试分析分类列出测试方法，如用例数较少可在一个表格中</w:t>
-      </w:r>
-      <w:r>
-        <w:rPr>
-          <w:rFonts w:ascii="Arial" w:eastAsia="黑体" w:hAnsi="Arial" w:cs="Arial"/>
-          <w:i/>
-          <w:color w:val="0000FF"/>
-        </w:rPr>
-        <w:t>列出针对各测试规格的详细测试方法</w:t>
-      </w:r>
     </w:p>
     <w:p>
       <w:pPr>
@@ -8212,6 +7957,7 @@
                 <w:sz w:val="16"/>
                 <w:szCs w:val="16"/>
               </w:rPr>
+              <w:lastRenderedPageBreak/>
               <w:t>TS001</w:t>
             </w:r>
           </w:p>
@@ -8254,6 +8000,7 @@
                 <w:sz w:val="16"/>
                 <w:szCs w:val="16"/>
               </w:rPr>
+              <w:lastRenderedPageBreak/>
               <w:t>√</w:t>
             </w:r>
           </w:p>
@@ -8369,7 +8116,16 @@
                 <w:sz w:val="16"/>
                 <w:szCs w:val="16"/>
               </w:rPr>
-              <w:t>备份节点上的数据与其他数据节点的一致；在备份节点上可以进行正常的数据操作</w:t>
+              <w:t>备份节点上的数据与其</w:t>
+            </w:r>
+            <w:r>
+              <w:rPr>
+                <w:rFonts w:asciiTheme="minorEastAsia" w:eastAsiaTheme="minorEastAsia" w:hAnsiTheme="minorEastAsia" w:cstheme="minorBidi" w:hint="eastAsia"/>
+                <w:sz w:val="16"/>
+                <w:szCs w:val="16"/>
+              </w:rPr>
+              <w:lastRenderedPageBreak/>
+              <w:t>他数据节点的一致；在备份节点上可以进行正常的数据操作</w:t>
             </w:r>
             <w:r>
               <w:rPr>
@@ -8404,6 +8160,7 @@
                 <w:sz w:val="16"/>
                 <w:szCs w:val="16"/>
               </w:rPr>
+              <w:lastRenderedPageBreak/>
               <w:t>场景2</w:t>
             </w:r>
           </w:p>
@@ -9216,7 +8973,6 @@
                 <w:sz w:val="16"/>
                 <w:szCs w:val="16"/>
               </w:rPr>
-              <w:lastRenderedPageBreak/>
               <w:t>场景</w:t>
             </w:r>
             <w:r>
@@ -10117,7 +9873,17 @@
                 <w:sz w:val="16"/>
                 <w:szCs w:val="16"/>
               </w:rPr>
-              <w:t>创建删除同一个备份节点</w:t>
+              <w:t>创建删除同</w:t>
+            </w:r>
+            <w:r>
+              <w:rPr>
+                <w:rFonts w:asciiTheme="minorEastAsia" w:eastAsiaTheme="minorEastAsia" w:hAnsiTheme="minorEastAsia" w:cstheme="minorBidi" w:hint="eastAsia"/>
+                <w:b w:val="0"/>
+                <w:sz w:val="16"/>
+                <w:szCs w:val="16"/>
+              </w:rPr>
+              <w:lastRenderedPageBreak/>
+              <w:t>一个备份节点</w:t>
             </w:r>
           </w:p>
         </w:tc>
@@ -10141,6 +9907,7 @@
                 <w:sz w:val="16"/>
                 <w:szCs w:val="16"/>
               </w:rPr>
+              <w:lastRenderedPageBreak/>
               <w:t>√</w:t>
             </w:r>
           </w:p>
@@ -10264,7 +10031,16 @@
                 <w:sz w:val="16"/>
                 <w:szCs w:val="16"/>
               </w:rPr>
-              <w:t>删除成功，db.getNode()返回错误</w:t>
+              <w:t>删除成功，db.getNode()</w:t>
+            </w:r>
+            <w:r>
+              <w:rPr>
+                <w:rFonts w:asciiTheme="minorEastAsia" w:eastAsiaTheme="minorEastAsia" w:hAnsiTheme="minorEastAsia" w:cstheme="minorBidi" w:hint="eastAsia"/>
+                <w:sz w:val="16"/>
+                <w:szCs w:val="16"/>
+              </w:rPr>
+              <w:lastRenderedPageBreak/>
+              <w:t>返回错误</w:t>
             </w:r>
           </w:p>
         </w:tc>
@@ -10294,6 +10070,7 @@
                 <w:sz w:val="16"/>
                 <w:szCs w:val="16"/>
               </w:rPr>
+              <w:lastRenderedPageBreak/>
               <w:t>场景10</w:t>
             </w:r>
           </w:p>
@@ -11064,17 +10841,16 @@
                 <w:sz w:val="16"/>
                 <w:szCs w:val="16"/>
               </w:rPr>
-              <w:t>在备份组上多次detach/attach备份</w:t>
-            </w:r>
-            <w:r>
-              <w:rPr>
-                <w:rFonts w:asciiTheme="minorEastAsia" w:eastAsiaTheme="minorEastAsia" w:hAnsiTheme="minorEastAsia" w:cstheme="minorBidi" w:hint="eastAsia"/>
-                <w:b w:val="0"/>
-                <w:sz w:val="16"/>
-                <w:szCs w:val="16"/>
-              </w:rPr>
-              <w:lastRenderedPageBreak/>
-              <w:t>节点</w:t>
+              <w:t>在备份组上重复</w:t>
+            </w:r>
+            <w:r>
+              <w:rPr>
+                <w:rFonts w:asciiTheme="minorEastAsia" w:eastAsiaTheme="minorEastAsia" w:hAnsiTheme="minorEastAsia" w:cstheme="minorBidi" w:hint="eastAsia"/>
+                <w:b w:val="0"/>
+                <w:sz w:val="16"/>
+                <w:szCs w:val="16"/>
+              </w:rPr>
+              <w:t>detach/attach备份节点</w:t>
             </w:r>
           </w:p>
         </w:tc>
@@ -11097,7 +10873,6 @@
                 <w:sz w:val="16"/>
                 <w:szCs w:val="16"/>
               </w:rPr>
-              <w:lastRenderedPageBreak/>
               <w:t>√</w:t>
             </w:r>
           </w:p>
@@ -11224,7 +10999,6 @@
                 <w:sz w:val="16"/>
                 <w:szCs w:val="16"/>
               </w:rPr>
-              <w:lastRenderedPageBreak/>
               <w:t>attach成功，返回有该备份节点</w:t>
             </w:r>
           </w:p>
@@ -11252,7 +11026,6 @@
                 <w:sz w:val="16"/>
                 <w:szCs w:val="16"/>
               </w:rPr>
-              <w:lastRenderedPageBreak/>
               <w:t>场景13</w:t>
             </w:r>
           </w:p>
@@ -11959,7 +11732,17 @@
                 <w:sz w:val="16"/>
                 <w:szCs w:val="16"/>
               </w:rPr>
-              <w:t>节点（端口与主机名不同组合）</w:t>
+              <w:t>节点（端口与主机名</w:t>
+            </w:r>
+            <w:r>
+              <w:rPr>
+                <w:rFonts w:asciiTheme="minorEastAsia" w:eastAsiaTheme="minorEastAsia" w:hAnsiTheme="minorEastAsia" w:cstheme="minorBidi" w:hint="eastAsia"/>
+                <w:b w:val="0"/>
+                <w:sz w:val="16"/>
+                <w:szCs w:val="16"/>
+              </w:rPr>
+              <w:lastRenderedPageBreak/>
+              <w:t>不同组合）</w:t>
             </w:r>
           </w:p>
         </w:tc>
@@ -11983,6 +11766,7 @@
                 <w:sz w:val="16"/>
                 <w:szCs w:val="16"/>
               </w:rPr>
+              <w:lastRenderedPageBreak/>
               <w:t>√</w:t>
             </w:r>
           </w:p>
@@ -12171,6 +11955,7 @@
                 <w:sz w:val="16"/>
                 <w:szCs w:val="16"/>
               </w:rPr>
+              <w:lastRenderedPageBreak/>
               <w:t>场景16</w:t>
             </w:r>
           </w:p>
@@ -13371,7 +13156,6 @@
                 <w:sz w:val="16"/>
                 <w:szCs w:val="16"/>
               </w:rPr>
-              <w:lastRenderedPageBreak/>
               <w:t>场景21</w:t>
             </w:r>
           </w:p>
@@ -14385,6 +14169,7 @@
                 <w:sz w:val="16"/>
                 <w:szCs w:val="16"/>
               </w:rPr>
+              <w:lastRenderedPageBreak/>
               <w:t>场景</w:t>
             </w:r>
           </w:p>
@@ -14812,47 +14597,6 @@
         <w:t>验收测试用例</w:t>
       </w:r>
       <w:bookmarkEnd w:id="16"/>
-    </w:p>
-    <w:p>
-      <w:pPr>
-        <w:ind w:firstLineChars="200" w:firstLine="420"/>
-        <w:rPr>
-          <w:rFonts w:ascii="Arial" w:eastAsia="黑体" w:hAnsi="Arial" w:cs="Arial"/>
-          <w:i/>
-          <w:color w:val="0000FF"/>
-        </w:rPr>
-      </w:pPr>
-      <w:r>
-        <w:rPr>
-          <w:rFonts w:ascii="Arial" w:eastAsia="黑体" w:hAnsi="Arial" w:cs="Arial"/>
-          <w:i/>
-          <w:color w:val="0000FF"/>
-        </w:rPr>
-        <w:t>挑选详细设计中的一级用例执行通过后可以满足</w:t>
-      </w:r>
-      <w:r>
-        <w:rPr>
-          <w:rFonts w:ascii="Arial" w:eastAsia="黑体" w:hAnsi="Arial" w:cs="Arial"/>
-          <w:i/>
-          <w:color w:val="0000FF"/>
-        </w:rPr>
-        <w:t>story</w:t>
-      </w:r>
-      <w:r>
-        <w:rPr>
-          <w:rFonts w:ascii="Arial" w:eastAsia="黑体" w:hAnsi="Arial" w:cs="Arial"/>
-          <w:i/>
-          <w:color w:val="0000FF"/>
-        </w:rPr>
-        <w:t>转测试</w:t>
-      </w:r>
-    </w:p>
-    <w:p>
-      <w:pPr>
-        <w:rPr>
-          <w:rFonts w:ascii="Arial" w:hAnsi="Arial" w:cs="Arial"/>
-        </w:rPr>
-      </w:pPr>
     </w:p>
     <w:tbl>
       <w:tblPr>
@@ -15122,7 +14866,7 @@
               <w:rPr>
                 <w:noProof/>
               </w:rPr>
-              <w:t>2015-5-13</w:t>
+              <w:t>2015-5-19</w:t>
             </w:r>
           </w:fldSimple>
         </w:p>

--- a/internal_doc/05.测试设计/story/HotSpare/HotSpare特性story分析测试.docx
+++ b/internal_doc/05.测试设计/story/HotSpare/HotSpare特性story分析测试.docx
@@ -5200,7 +5200,7 @@
             <w:pPr>
               <w:spacing w:line="240" w:lineRule="atLeast"/>
               <w:rPr>
-                <w:rFonts w:asciiTheme="minorHAnsi" w:eastAsiaTheme="minorEastAsia" w:hAnsiTheme="minorHAnsi" w:cstheme="minorBidi"/>
+                <w:rFonts w:asciiTheme="minorHAnsi" w:eastAsiaTheme="minorEastAsia" w:hAnsiTheme="minorHAnsi" w:cstheme="minorBidi" w:hint="eastAsia"/>
                 <w:sz w:val="18"/>
                 <w:szCs w:val="22"/>
               </w:rPr>
@@ -5220,7 +5220,7 @@
                 <w:sz w:val="18"/>
                 <w:szCs w:val="22"/>
               </w:rPr>
-              <w:t>3</w:t>
+              <w:t>25</w:t>
             </w:r>
           </w:p>
         </w:tc>
@@ -5234,7 +5234,7 @@
               <w:spacing w:line="240" w:lineRule="atLeast"/>
               <w:cnfStyle w:val="000000000000"/>
               <w:rPr>
-                <w:rFonts w:asciiTheme="minorHAnsi" w:eastAsiaTheme="minorEastAsia" w:hAnsiTheme="minorHAnsi" w:cstheme="minorBidi"/>
+                <w:rFonts w:asciiTheme="minorHAnsi" w:eastAsiaTheme="minorEastAsia" w:hAnsiTheme="minorHAnsi" w:cstheme="minorBidi" w:hint="eastAsia"/>
                 <w:szCs w:val="22"/>
               </w:rPr>
             </w:pPr>
@@ -5249,7 +5249,7 @@
               <w:spacing w:line="240" w:lineRule="atLeast"/>
               <w:cnfStyle w:val="000000000000"/>
               <w:rPr>
-                <w:rFonts w:asciiTheme="minorHAnsi" w:eastAsiaTheme="minorEastAsia" w:hAnsiTheme="minorHAnsi" w:cstheme="minorBidi"/>
+                <w:rFonts w:asciiTheme="minorHAnsi" w:eastAsiaTheme="minorEastAsia" w:hAnsiTheme="minorHAnsi" w:cstheme="minorBidi" w:hint="eastAsia"/>
                 <w:szCs w:val="22"/>
               </w:rPr>
             </w:pPr>
@@ -5272,21 +5272,21 @@
                 <w:rFonts w:asciiTheme="minorHAnsi" w:eastAsiaTheme="minorEastAsia" w:hAnsiTheme="minorHAnsi" w:cstheme="minorBidi" w:hint="eastAsia"/>
                 <w:szCs w:val="22"/>
               </w:rPr>
-              <w:t>多次创建删除</w:t>
-            </w:r>
-            <w:r>
-              <w:rPr>
-                <w:rFonts w:asciiTheme="minorHAnsi" w:eastAsiaTheme="minorEastAsia" w:hAnsiTheme="minorHAnsi" w:cstheme="minorBidi" w:hint="eastAsia"/>
-                <w:szCs w:val="22"/>
-              </w:rPr>
-              <w:t>spare</w:t>
-            </w:r>
-            <w:r>
-              <w:rPr>
-                <w:rFonts w:asciiTheme="minorHAnsi" w:eastAsiaTheme="minorEastAsia" w:hAnsiTheme="minorHAnsi" w:cstheme="minorBidi" w:hint="eastAsia"/>
-                <w:szCs w:val="22"/>
-              </w:rPr>
-              <w:t>组</w:t>
+              <w:t>用</w:t>
+            </w:r>
+            <w:r>
+              <w:rPr>
+                <w:rFonts w:asciiTheme="minorHAnsi" w:eastAsiaTheme="minorEastAsia" w:hAnsiTheme="minorHAnsi" w:cstheme="minorBidi" w:hint="eastAsia"/>
+                <w:szCs w:val="22"/>
+              </w:rPr>
+              <w:t>db.removeRG()</w:t>
+            </w:r>
+            <w:r>
+              <w:rPr>
+                <w:rFonts w:asciiTheme="minorHAnsi" w:eastAsiaTheme="minorEastAsia" w:hAnsiTheme="minorHAnsi" w:cstheme="minorBidi" w:hint="eastAsia"/>
+                <w:szCs w:val="22"/>
+              </w:rPr>
+              <w:t>删除无节点的备份组</w:t>
             </w:r>
           </w:p>
         </w:tc>
@@ -5305,7 +5305,7 @@
             <w:pPr>
               <w:spacing w:line="240" w:lineRule="atLeast"/>
               <w:rPr>
-                <w:rFonts w:asciiTheme="minorHAnsi" w:eastAsiaTheme="minorEastAsia" w:hAnsiTheme="minorHAnsi" w:cstheme="minorBidi"/>
+                <w:rFonts w:asciiTheme="minorHAnsi" w:eastAsiaTheme="minorEastAsia" w:hAnsiTheme="minorHAnsi" w:cstheme="minorBidi" w:hint="eastAsia"/>
                 <w:sz w:val="18"/>
                 <w:szCs w:val="22"/>
               </w:rPr>
@@ -5325,7 +5325,7 @@
                 <w:sz w:val="18"/>
                 <w:szCs w:val="22"/>
               </w:rPr>
-              <w:t>4</w:t>
+              <w:t>26</w:t>
             </w:r>
           </w:p>
         </w:tc>
@@ -5339,7 +5339,7 @@
               <w:spacing w:line="240" w:lineRule="atLeast"/>
               <w:cnfStyle w:val="000000100000"/>
               <w:rPr>
-                <w:rFonts w:asciiTheme="minorHAnsi" w:eastAsiaTheme="minorEastAsia" w:hAnsiTheme="minorHAnsi" w:cstheme="minorBidi"/>
+                <w:rFonts w:asciiTheme="minorHAnsi" w:eastAsiaTheme="minorEastAsia" w:hAnsiTheme="minorHAnsi" w:cstheme="minorBidi" w:hint="eastAsia"/>
                 <w:szCs w:val="22"/>
               </w:rPr>
             </w:pPr>
@@ -5354,7 +5354,7 @@
               <w:spacing w:line="240" w:lineRule="atLeast"/>
               <w:cnfStyle w:val="000000100000"/>
               <w:rPr>
-                <w:rFonts w:asciiTheme="minorHAnsi" w:eastAsiaTheme="minorEastAsia" w:hAnsiTheme="minorHAnsi" w:cstheme="minorBidi"/>
+                <w:rFonts w:asciiTheme="minorHAnsi" w:eastAsiaTheme="minorEastAsia" w:hAnsiTheme="minorHAnsi" w:cstheme="minorBidi" w:hint="eastAsia"/>
                 <w:szCs w:val="22"/>
               </w:rPr>
             </w:pPr>
@@ -5384,14 +5384,14 @@
                 <w:rFonts w:asciiTheme="minorHAnsi" w:eastAsiaTheme="minorEastAsia" w:hAnsiTheme="minorHAnsi" w:cstheme="minorBidi" w:hint="eastAsia"/>
                 <w:szCs w:val="22"/>
               </w:rPr>
-              <w:t>db.createRG()</w:t>
-            </w:r>
-            <w:r>
-              <w:rPr>
-                <w:rFonts w:asciiTheme="minorHAnsi" w:eastAsiaTheme="minorEastAsia" w:hAnsiTheme="minorHAnsi" w:cstheme="minorBidi" w:hint="eastAsia"/>
-                <w:szCs w:val="22"/>
-              </w:rPr>
-              <w:t>来创建备份组</w:t>
+              <w:t>db.removeRG()</w:t>
+            </w:r>
+            <w:r>
+              <w:rPr>
+                <w:rFonts w:asciiTheme="minorHAnsi" w:eastAsiaTheme="minorEastAsia" w:hAnsiTheme="minorHAnsi" w:cstheme="minorBidi" w:hint="eastAsia"/>
+                <w:szCs w:val="22"/>
+              </w:rPr>
+              <w:t>删除有节点的备份组</w:t>
             </w:r>
           </w:p>
         </w:tc>
@@ -5428,7 +5428,7 @@
                 <w:sz w:val="18"/>
                 <w:szCs w:val="22"/>
               </w:rPr>
-              <w:t>5</w:t>
+              <w:t>3</w:t>
             </w:r>
           </w:p>
         </w:tc>
@@ -5466,7 +5466,21 @@
                 <w:rFonts w:asciiTheme="minorHAnsi" w:eastAsiaTheme="minorEastAsia" w:hAnsiTheme="minorHAnsi" w:cstheme="minorBidi" w:hint="eastAsia"/>
                 <w:szCs w:val="22"/>
               </w:rPr>
-              <w:t>未创建</w:t>
+              <w:t>基本流</w:t>
+            </w:r>
+            <w:r>
+              <w:rPr>
+                <w:rFonts w:asciiTheme="minorHAnsi" w:eastAsiaTheme="minorEastAsia" w:hAnsiTheme="minorHAnsi" w:cstheme="minorBidi" w:hint="eastAsia"/>
+                <w:szCs w:val="22"/>
+              </w:rPr>
+              <w:t>+</w:t>
+            </w:r>
+            <w:r>
+              <w:rPr>
+                <w:rFonts w:asciiTheme="minorHAnsi" w:eastAsiaTheme="minorEastAsia" w:hAnsiTheme="minorHAnsi" w:cstheme="minorBidi" w:hint="eastAsia"/>
+                <w:szCs w:val="22"/>
+              </w:rPr>
+              <w:t>多次创建删除</w:t>
             </w:r>
             <w:r>
               <w:rPr>
@@ -5480,21 +5494,7 @@
                 <w:rFonts w:asciiTheme="minorHAnsi" w:eastAsiaTheme="minorEastAsia" w:hAnsiTheme="minorHAnsi" w:cstheme="minorBidi" w:hint="eastAsia"/>
                 <w:szCs w:val="22"/>
               </w:rPr>
-              <w:t>组，</w:t>
-            </w:r>
-            <w:r>
-              <w:rPr>
-                <w:rFonts w:asciiTheme="minorHAnsi" w:eastAsiaTheme="minorEastAsia" w:hAnsiTheme="minorHAnsi" w:cstheme="minorBidi" w:hint="eastAsia"/>
-                <w:szCs w:val="22"/>
-              </w:rPr>
-              <w:t>db.getSpareGroup()</w:t>
-            </w:r>
-            <w:r>
-              <w:rPr>
-                <w:rFonts w:asciiTheme="minorHAnsi" w:eastAsiaTheme="minorEastAsia" w:hAnsiTheme="minorHAnsi" w:cstheme="minorBidi" w:hint="eastAsia"/>
-                <w:szCs w:val="22"/>
-              </w:rPr>
-              <w:t>【异常】</w:t>
+              <w:t>组</w:t>
             </w:r>
           </w:p>
         </w:tc>
@@ -5532,7 +5532,7 @@
                 <w:sz w:val="18"/>
                 <w:szCs w:val="22"/>
               </w:rPr>
-              <w:t>6</w:t>
+              <w:t>4</w:t>
             </w:r>
           </w:p>
         </w:tc>
@@ -5570,21 +5570,35 @@
                 <w:rFonts w:asciiTheme="minorHAnsi" w:eastAsiaTheme="minorEastAsia" w:hAnsiTheme="minorHAnsi" w:cstheme="minorBidi" w:hint="eastAsia"/>
                 <w:szCs w:val="22"/>
               </w:rPr>
-              <w:t>连接到非协调节点上，创建</w:t>
-            </w:r>
-            <w:r>
-              <w:rPr>
-                <w:rFonts w:asciiTheme="minorHAnsi" w:eastAsiaTheme="minorEastAsia" w:hAnsiTheme="minorHAnsi" w:cstheme="minorBidi" w:hint="eastAsia"/>
-                <w:szCs w:val="22"/>
-              </w:rPr>
-              <w:t>spare</w:t>
-            </w:r>
-            <w:r>
-              <w:rPr>
-                <w:rFonts w:asciiTheme="minorHAnsi" w:eastAsiaTheme="minorEastAsia" w:hAnsiTheme="minorHAnsi" w:cstheme="minorBidi" w:hint="eastAsia"/>
-                <w:szCs w:val="22"/>
-              </w:rPr>
-              <w:t>组【异常】</w:t>
+              <w:t>基本流</w:t>
+            </w:r>
+            <w:r>
+              <w:rPr>
+                <w:rFonts w:asciiTheme="minorHAnsi" w:eastAsiaTheme="minorEastAsia" w:hAnsiTheme="minorHAnsi" w:cstheme="minorBidi" w:hint="eastAsia"/>
+                <w:szCs w:val="22"/>
+              </w:rPr>
+              <w:t>+</w:t>
+            </w:r>
+            <w:r>
+              <w:rPr>
+                <w:rFonts w:asciiTheme="minorHAnsi" w:eastAsiaTheme="minorEastAsia" w:hAnsiTheme="minorHAnsi" w:cstheme="minorBidi" w:hint="eastAsia"/>
+                <w:szCs w:val="22"/>
+              </w:rPr>
+              <w:t>用</w:t>
+            </w:r>
+            <w:r>
+              <w:rPr>
+                <w:rFonts w:asciiTheme="minorHAnsi" w:eastAsiaTheme="minorEastAsia" w:hAnsiTheme="minorHAnsi" w:cstheme="minorBidi" w:hint="eastAsia"/>
+                <w:szCs w:val="22"/>
+              </w:rPr>
+              <w:t>db.createRG()</w:t>
+            </w:r>
+            <w:r>
+              <w:rPr>
+                <w:rFonts w:asciiTheme="minorHAnsi" w:eastAsiaTheme="minorEastAsia" w:hAnsiTheme="minorHAnsi" w:cstheme="minorBidi" w:hint="eastAsia"/>
+                <w:szCs w:val="22"/>
+              </w:rPr>
+              <w:t>来创建备份组</w:t>
             </w:r>
           </w:p>
         </w:tc>
@@ -5602,7 +5616,7 @@
             <w:pPr>
               <w:spacing w:line="240" w:lineRule="atLeast"/>
               <w:rPr>
-                <w:rFonts w:asciiTheme="minorHAnsi" w:eastAsiaTheme="minorEastAsia" w:hAnsiTheme="minorHAnsi" w:cstheme="minorBidi"/>
+                <w:rFonts w:asciiTheme="minorHAnsi" w:eastAsiaTheme="minorEastAsia" w:hAnsiTheme="minorHAnsi" w:cstheme="minorBidi" w:hint="eastAsia"/>
                 <w:sz w:val="18"/>
                 <w:szCs w:val="22"/>
               </w:rPr>
@@ -5621,7 +5635,7 @@
                 <w:sz w:val="18"/>
                 <w:szCs w:val="22"/>
               </w:rPr>
-              <w:t>7</w:t>
+              <w:t>27</w:t>
             </w:r>
           </w:p>
         </w:tc>
@@ -5650,7 +5664,7 @@
               <w:spacing w:line="240" w:lineRule="atLeast"/>
               <w:cnfStyle w:val="000000000000"/>
               <w:rPr>
-                <w:rFonts w:asciiTheme="minorHAnsi" w:eastAsiaTheme="minorEastAsia" w:hAnsiTheme="minorHAnsi" w:cstheme="minorBidi"/>
+                <w:rFonts w:asciiTheme="minorHAnsi" w:eastAsiaTheme="minorEastAsia" w:hAnsiTheme="minorHAnsi" w:cstheme="minorBidi" w:hint="eastAsia"/>
                 <w:szCs w:val="22"/>
               </w:rPr>
             </w:pPr>
@@ -5673,21 +5687,28 @@
                 <w:rFonts w:asciiTheme="minorHAnsi" w:eastAsiaTheme="minorEastAsia" w:hAnsiTheme="minorHAnsi" w:cstheme="minorBidi" w:hint="eastAsia"/>
                 <w:szCs w:val="22"/>
               </w:rPr>
-              <w:t>重复创建</w:t>
-            </w:r>
-            <w:r>
-              <w:rPr>
-                <w:rFonts w:asciiTheme="minorHAnsi" w:eastAsiaTheme="minorEastAsia" w:hAnsiTheme="minorHAnsi" w:cstheme="minorBidi" w:hint="eastAsia"/>
-                <w:szCs w:val="22"/>
-              </w:rPr>
-              <w:t>spare</w:t>
-            </w:r>
-            <w:r>
-              <w:rPr>
-                <w:rFonts w:asciiTheme="minorHAnsi" w:eastAsiaTheme="minorEastAsia" w:hAnsiTheme="minorHAnsi" w:cstheme="minorBidi" w:hint="eastAsia"/>
-                <w:szCs w:val="22"/>
-              </w:rPr>
-              <w:t>组【异常】</w:t>
+              <w:t>用</w:t>
+            </w:r>
+            <w:r>
+              <w:rPr>
+                <w:rFonts w:asciiTheme="minorHAnsi" w:eastAsiaTheme="minorEastAsia" w:hAnsiTheme="minorHAnsi" w:cstheme="minorBidi" w:hint="eastAsia"/>
+                <w:szCs w:val="22"/>
+              </w:rPr>
+              <w:t>db.removeRG()</w:t>
+            </w:r>
+            <w:r>
+              <w:rPr>
+                <w:rFonts w:asciiTheme="minorHAnsi" w:eastAsiaTheme="minorEastAsia" w:hAnsiTheme="minorHAnsi" w:cstheme="minorBidi" w:hint="eastAsia"/>
+                <w:szCs w:val="22"/>
+              </w:rPr>
+              <w:t>删除不存在的备份组</w:t>
+            </w:r>
+            <w:r>
+              <w:rPr>
+                <w:rFonts w:asciiTheme="minorHAnsi" w:eastAsiaTheme="minorEastAsia" w:hAnsiTheme="minorHAnsi" w:cstheme="minorBidi" w:hint="eastAsia"/>
+                <w:szCs w:val="22"/>
+              </w:rPr>
+              <w:t>【异常】</w:t>
             </w:r>
           </w:p>
         </w:tc>
@@ -5725,14 +5746,14 @@
                 <w:sz w:val="18"/>
                 <w:szCs w:val="22"/>
               </w:rPr>
-              <w:t>8</w:t>
+              <w:t>5</w:t>
             </w:r>
           </w:p>
         </w:tc>
         <w:tc>
           <w:tcPr>
             <w:tcW w:w="1273" w:type="dxa"/>
-            <w:vMerge w:val="restart"/>
+            <w:vMerge/>
           </w:tcPr>
           <w:p>
             <w:pPr>
@@ -5743,13 +5764,6 @@
                 <w:szCs w:val="22"/>
               </w:rPr>
             </w:pPr>
-            <w:r>
-              <w:rPr>
-                <w:rFonts w:asciiTheme="minorHAnsi" w:eastAsiaTheme="minorEastAsia" w:hAnsiTheme="minorHAnsi" w:cstheme="minorBidi" w:hint="eastAsia"/>
-                <w:szCs w:val="22"/>
-              </w:rPr>
-              <w:t>创建备份节点</w:t>
-            </w:r>
           </w:p>
         </w:tc>
         <w:tc>
@@ -5770,21 +5784,35 @@
                 <w:rFonts w:asciiTheme="minorHAnsi" w:eastAsiaTheme="minorEastAsia" w:hAnsiTheme="minorHAnsi" w:cstheme="minorBidi" w:hint="eastAsia"/>
                 <w:szCs w:val="22"/>
               </w:rPr>
-              <w:t>基本流</w:t>
-            </w:r>
-            <w:r>
-              <w:rPr>
-                <w:rFonts w:asciiTheme="minorHAnsi" w:eastAsiaTheme="minorEastAsia" w:hAnsiTheme="minorHAnsi" w:cstheme="minorBidi" w:hint="eastAsia"/>
-                <w:szCs w:val="22"/>
-              </w:rPr>
-              <w:t>+</w:t>
-            </w:r>
-            <w:r>
-              <w:rPr>
-                <w:rFonts w:asciiTheme="minorHAnsi" w:eastAsiaTheme="minorEastAsia" w:hAnsiTheme="minorHAnsi" w:cstheme="minorBidi" w:hint="eastAsia"/>
-                <w:szCs w:val="22"/>
-              </w:rPr>
-              <w:t>创建多个备份节点</w:t>
+              <w:t>未创建</w:t>
+            </w:r>
+            <w:r>
+              <w:rPr>
+                <w:rFonts w:asciiTheme="minorHAnsi" w:eastAsiaTheme="minorEastAsia" w:hAnsiTheme="minorHAnsi" w:cstheme="minorBidi" w:hint="eastAsia"/>
+                <w:szCs w:val="22"/>
+              </w:rPr>
+              <w:t>spare</w:t>
+            </w:r>
+            <w:r>
+              <w:rPr>
+                <w:rFonts w:asciiTheme="minorHAnsi" w:eastAsiaTheme="minorEastAsia" w:hAnsiTheme="minorHAnsi" w:cstheme="minorBidi" w:hint="eastAsia"/>
+                <w:szCs w:val="22"/>
+              </w:rPr>
+              <w:t>组，</w:t>
+            </w:r>
+            <w:r>
+              <w:rPr>
+                <w:rFonts w:asciiTheme="minorHAnsi" w:eastAsiaTheme="minorEastAsia" w:hAnsiTheme="minorHAnsi" w:cstheme="minorBidi" w:hint="eastAsia"/>
+                <w:szCs w:val="22"/>
+              </w:rPr>
+              <w:t>db.getSpareGroup()</w:t>
+            </w:r>
+            <w:r>
+              <w:rPr>
+                <w:rFonts w:asciiTheme="minorHAnsi" w:eastAsiaTheme="minorEastAsia" w:hAnsiTheme="minorHAnsi" w:cstheme="minorBidi" w:hint="eastAsia"/>
+                <w:szCs w:val="22"/>
+              </w:rPr>
+              <w:t>【异常】</w:t>
             </w:r>
           </w:p>
         </w:tc>
@@ -5821,7 +5849,7 @@
                 <w:sz w:val="18"/>
                 <w:szCs w:val="22"/>
               </w:rPr>
-              <w:t>9</w:t>
+              <w:t>6</w:t>
             </w:r>
           </w:p>
         </w:tc>
@@ -5859,21 +5887,21 @@
                 <w:rFonts w:asciiTheme="minorHAnsi" w:eastAsiaTheme="minorEastAsia" w:hAnsiTheme="minorHAnsi" w:cstheme="minorBidi" w:hint="eastAsia"/>
                 <w:szCs w:val="22"/>
               </w:rPr>
-              <w:t>基本流</w:t>
-            </w:r>
-            <w:r>
-              <w:rPr>
-                <w:rFonts w:asciiTheme="minorHAnsi" w:eastAsiaTheme="minorEastAsia" w:hAnsiTheme="minorHAnsi" w:cstheme="minorBidi" w:hint="eastAsia"/>
-                <w:szCs w:val="22"/>
-              </w:rPr>
-              <w:t>+</w:t>
-            </w:r>
-            <w:r>
-              <w:rPr>
-                <w:rFonts w:asciiTheme="minorHAnsi" w:eastAsiaTheme="minorEastAsia" w:hAnsiTheme="minorHAnsi" w:cstheme="minorBidi" w:hint="eastAsia"/>
-                <w:szCs w:val="22"/>
-              </w:rPr>
-              <w:t>多次创建删除同一个备份节点</w:t>
+              <w:t>连接到非协调节点上，创建</w:t>
+            </w:r>
+            <w:r>
+              <w:rPr>
+                <w:rFonts w:asciiTheme="minorHAnsi" w:eastAsiaTheme="minorEastAsia" w:hAnsiTheme="minorHAnsi" w:cstheme="minorBidi" w:hint="eastAsia"/>
+                <w:szCs w:val="22"/>
+              </w:rPr>
+              <w:t>spare</w:t>
+            </w:r>
+            <w:r>
+              <w:rPr>
+                <w:rFonts w:asciiTheme="minorHAnsi" w:eastAsiaTheme="minorEastAsia" w:hAnsiTheme="minorHAnsi" w:cstheme="minorBidi" w:hint="eastAsia"/>
+                <w:szCs w:val="22"/>
+              </w:rPr>
+              <w:t>组【异常】</w:t>
             </w:r>
           </w:p>
         </w:tc>
@@ -5911,7 +5939,7 @@
                 <w:sz w:val="18"/>
                 <w:szCs w:val="22"/>
               </w:rPr>
-              <w:t>10</w:t>
+              <w:t>7</w:t>
             </w:r>
           </w:p>
         </w:tc>
@@ -5956,28 +5984,28 @@
                 <w:rFonts w:asciiTheme="minorHAnsi" w:eastAsiaTheme="minorEastAsia" w:hAnsiTheme="minorHAnsi" w:cstheme="minorBidi" w:hint="eastAsia"/>
                 <w:szCs w:val="22"/>
               </w:rPr>
-              <w:t>+db</w:t>
-            </w:r>
-            <w:r>
-              <w:rPr>
-                <w:rFonts w:asciiTheme="minorHAnsi" w:eastAsiaTheme="minorEastAsia" w:hAnsiTheme="minorHAnsi" w:cstheme="minorBidi" w:hint="eastAsia"/>
-                <w:szCs w:val="22"/>
-              </w:rPr>
-              <w:t>连到备份节点的端口上，在</w:t>
-            </w:r>
-            <w:r>
-              <w:rPr>
-                <w:rFonts w:asciiTheme="minorHAnsi" w:eastAsiaTheme="minorEastAsia" w:hAnsiTheme="minorHAnsi" w:cstheme="minorBidi" w:hint="eastAsia"/>
-                <w:szCs w:val="22"/>
-              </w:rPr>
-              <w:t>db</w:t>
-            </w:r>
-            <w:r>
-              <w:rPr>
-                <w:rFonts w:asciiTheme="minorHAnsi" w:eastAsiaTheme="minorEastAsia" w:hAnsiTheme="minorHAnsi" w:cstheme="minorBidi" w:hint="eastAsia"/>
-                <w:szCs w:val="22"/>
-              </w:rPr>
-              <w:t>上插入数据【异常】</w:t>
+              <w:t>+</w:t>
+            </w:r>
+            <w:r>
+              <w:rPr>
+                <w:rFonts w:asciiTheme="minorHAnsi" w:eastAsiaTheme="minorEastAsia" w:hAnsiTheme="minorHAnsi" w:cstheme="minorBidi" w:hint="eastAsia"/>
+                <w:szCs w:val="22"/>
+              </w:rPr>
+              <w:t>重复创建</w:t>
+            </w:r>
+            <w:r>
+              <w:rPr>
+                <w:rFonts w:asciiTheme="minorHAnsi" w:eastAsiaTheme="minorEastAsia" w:hAnsiTheme="minorHAnsi" w:cstheme="minorBidi" w:hint="eastAsia"/>
+                <w:szCs w:val="22"/>
+              </w:rPr>
+              <w:t>spare</w:t>
+            </w:r>
+            <w:r>
+              <w:rPr>
+                <w:rFonts w:asciiTheme="minorHAnsi" w:eastAsiaTheme="minorEastAsia" w:hAnsiTheme="minorHAnsi" w:cstheme="minorBidi" w:hint="eastAsia"/>
+                <w:szCs w:val="22"/>
+              </w:rPr>
+              <w:t>组【异常】</w:t>
             </w:r>
           </w:p>
         </w:tc>
@@ -6014,7 +6042,193 @@
                 <w:sz w:val="18"/>
                 <w:szCs w:val="22"/>
               </w:rPr>
-              <w:t>11</w:t>
+              <w:t>8</w:t>
+            </w:r>
+          </w:p>
+        </w:tc>
+        <w:tc>
+          <w:tcPr>
+            <w:tcW w:w="1273" w:type="dxa"/>
+            <w:vMerge w:val="restart"/>
+          </w:tcPr>
+          <w:p>
+            <w:pPr>
+              <w:spacing w:line="240" w:lineRule="atLeast"/>
+              <w:cnfStyle w:val="000000000000"/>
+              <w:rPr>
+                <w:rFonts w:asciiTheme="minorHAnsi" w:eastAsiaTheme="minorEastAsia" w:hAnsiTheme="minorHAnsi" w:cstheme="minorBidi"/>
+                <w:szCs w:val="22"/>
+              </w:rPr>
+            </w:pPr>
+            <w:r>
+              <w:rPr>
+                <w:rFonts w:asciiTheme="minorHAnsi" w:eastAsiaTheme="minorEastAsia" w:hAnsiTheme="minorHAnsi" w:cstheme="minorBidi" w:hint="eastAsia"/>
+                <w:szCs w:val="22"/>
+              </w:rPr>
+              <w:t>创建备份节点</w:t>
+            </w:r>
+          </w:p>
+        </w:tc>
+        <w:tc>
+          <w:tcPr>
+            <w:tcW w:w="6412" w:type="dxa"/>
+          </w:tcPr>
+          <w:p>
+            <w:pPr>
+              <w:spacing w:line="240" w:lineRule="atLeast"/>
+              <w:cnfStyle w:val="000000000000"/>
+              <w:rPr>
+                <w:rFonts w:asciiTheme="minorHAnsi" w:eastAsiaTheme="minorEastAsia" w:hAnsiTheme="minorHAnsi" w:cstheme="minorBidi"/>
+                <w:szCs w:val="22"/>
+              </w:rPr>
+            </w:pPr>
+            <w:r>
+              <w:rPr>
+                <w:rFonts w:asciiTheme="minorHAnsi" w:eastAsiaTheme="minorEastAsia" w:hAnsiTheme="minorHAnsi" w:cstheme="minorBidi" w:hint="eastAsia"/>
+                <w:szCs w:val="22"/>
+              </w:rPr>
+              <w:t>基本流</w:t>
+            </w:r>
+            <w:r>
+              <w:rPr>
+                <w:rFonts w:asciiTheme="minorHAnsi" w:eastAsiaTheme="minorEastAsia" w:hAnsiTheme="minorHAnsi" w:cstheme="minorBidi" w:hint="eastAsia"/>
+                <w:szCs w:val="22"/>
+              </w:rPr>
+              <w:t>+</w:t>
+            </w:r>
+            <w:r>
+              <w:rPr>
+                <w:rFonts w:asciiTheme="minorHAnsi" w:eastAsiaTheme="minorEastAsia" w:hAnsiTheme="minorHAnsi" w:cstheme="minorBidi" w:hint="eastAsia"/>
+                <w:szCs w:val="22"/>
+              </w:rPr>
+              <w:t>创建多个备份节点</w:t>
+            </w:r>
+          </w:p>
+        </w:tc>
+      </w:tr>
+      <w:tr>
+        <w:trPr>
+          <w:cnfStyle w:val="000000100000"/>
+          <w:trHeight w:val="296"/>
+        </w:trPr>
+        <w:tc>
+          <w:tcPr>
+            <w:cnfStyle w:val="001000000000"/>
+            <w:tcW w:w="815" w:type="dxa"/>
+          </w:tcPr>
+          <w:p>
+            <w:pPr>
+              <w:spacing w:line="240" w:lineRule="atLeast"/>
+              <w:rPr>
+                <w:rFonts w:asciiTheme="minorHAnsi" w:eastAsiaTheme="minorEastAsia" w:hAnsiTheme="minorHAnsi" w:cstheme="minorBidi"/>
+                <w:sz w:val="18"/>
+                <w:szCs w:val="22"/>
+              </w:rPr>
+            </w:pPr>
+            <w:r>
+              <w:rPr>
+                <w:rFonts w:asciiTheme="minorHAnsi" w:eastAsiaTheme="minorEastAsia" w:hAnsiTheme="minorHAnsi" w:cstheme="minorBidi" w:hint="eastAsia"/>
+                <w:sz w:val="18"/>
+                <w:szCs w:val="22"/>
+              </w:rPr>
+              <w:t>场景</w:t>
+            </w:r>
+            <w:r>
+              <w:rPr>
+                <w:rFonts w:asciiTheme="minorHAnsi" w:eastAsiaTheme="minorEastAsia" w:hAnsiTheme="minorHAnsi" w:cstheme="minorBidi" w:hint="eastAsia"/>
+                <w:sz w:val="18"/>
+                <w:szCs w:val="22"/>
+              </w:rPr>
+              <w:t>9</w:t>
+            </w:r>
+          </w:p>
+        </w:tc>
+        <w:tc>
+          <w:tcPr>
+            <w:tcW w:w="1273" w:type="dxa"/>
+            <w:vMerge/>
+          </w:tcPr>
+          <w:p>
+            <w:pPr>
+              <w:spacing w:line="240" w:lineRule="atLeast"/>
+              <w:cnfStyle w:val="000000100000"/>
+              <w:rPr>
+                <w:rFonts w:asciiTheme="minorHAnsi" w:eastAsiaTheme="minorEastAsia" w:hAnsiTheme="minorHAnsi" w:cstheme="minorBidi"/>
+                <w:szCs w:val="22"/>
+              </w:rPr>
+            </w:pPr>
+          </w:p>
+        </w:tc>
+        <w:tc>
+          <w:tcPr>
+            <w:tcW w:w="6412" w:type="dxa"/>
+          </w:tcPr>
+          <w:p>
+            <w:pPr>
+              <w:spacing w:line="240" w:lineRule="atLeast"/>
+              <w:cnfStyle w:val="000000100000"/>
+              <w:rPr>
+                <w:rFonts w:asciiTheme="minorHAnsi" w:eastAsiaTheme="minorEastAsia" w:hAnsiTheme="minorHAnsi" w:cstheme="minorBidi"/>
+                <w:szCs w:val="22"/>
+              </w:rPr>
+            </w:pPr>
+            <w:r>
+              <w:rPr>
+                <w:rFonts w:asciiTheme="minorHAnsi" w:eastAsiaTheme="minorEastAsia" w:hAnsiTheme="minorHAnsi" w:cstheme="minorBidi" w:hint="eastAsia"/>
+                <w:szCs w:val="22"/>
+              </w:rPr>
+              <w:t>基本流</w:t>
+            </w:r>
+            <w:r>
+              <w:rPr>
+                <w:rFonts w:asciiTheme="minorHAnsi" w:eastAsiaTheme="minorEastAsia" w:hAnsiTheme="minorHAnsi" w:cstheme="minorBidi" w:hint="eastAsia"/>
+                <w:szCs w:val="22"/>
+              </w:rPr>
+              <w:t>+</w:t>
+            </w:r>
+            <w:r>
+              <w:rPr>
+                <w:rFonts w:asciiTheme="minorHAnsi" w:eastAsiaTheme="minorEastAsia" w:hAnsiTheme="minorHAnsi" w:cstheme="minorBidi" w:hint="eastAsia"/>
+                <w:szCs w:val="22"/>
+              </w:rPr>
+              <w:t>多次创建删除同一个备份节点</w:t>
+            </w:r>
+          </w:p>
+        </w:tc>
+      </w:tr>
+      <w:tr>
+        <w:trPr>
+          <w:trHeight w:val="296"/>
+        </w:trPr>
+        <w:tc>
+          <w:tcPr>
+            <w:cnfStyle w:val="001000000000"/>
+            <w:tcW w:w="815" w:type="dxa"/>
+          </w:tcPr>
+          <w:p>
+            <w:pPr>
+              <w:spacing w:line="240" w:lineRule="atLeast"/>
+              <w:rPr>
+                <w:rFonts w:asciiTheme="minorHAnsi" w:eastAsiaTheme="minorEastAsia" w:hAnsiTheme="minorHAnsi" w:cstheme="minorBidi"/>
+                <w:sz w:val="18"/>
+                <w:szCs w:val="22"/>
+              </w:rPr>
+            </w:pPr>
+            <w:r>
+              <w:rPr>
+                <w:rFonts w:asciiTheme="minorHAnsi" w:eastAsiaTheme="minorEastAsia" w:hAnsiTheme="minorHAnsi" w:cstheme="minorBidi" w:hint="eastAsia"/>
+                <w:sz w:val="18"/>
+                <w:szCs w:val="22"/>
+              </w:rPr>
+              <w:t>场景</w:t>
+            </w:r>
+            <w:r>
+              <w:rPr>
+                <w:rFonts w:asciiTheme="minorHAnsi" w:eastAsiaTheme="minorEastAsia" w:hAnsiTheme="minorHAnsi" w:cstheme="minorBidi" w:hint="eastAsia"/>
+                <w:sz w:val="18"/>
+                <w:szCs w:val="22"/>
+              </w:rPr>
+              <w:t>10</w:t>
             </w:r>
           </w:p>
         </w:tc>
@@ -6132,7 +6346,7 @@
                 <w:sz w:val="18"/>
                 <w:szCs w:val="22"/>
               </w:rPr>
-              <w:t>12</w:t>
+              <w:t>11</w:t>
             </w:r>
           </w:p>
         </w:tc>
@@ -6263,7 +6477,7 @@
                 <w:sz w:val="18"/>
                 <w:szCs w:val="22"/>
               </w:rPr>
-              <w:t>13</w:t>
+              <w:t>12</w:t>
             </w:r>
           </w:p>
         </w:tc>
@@ -6353,7 +6567,7 @@
                 <w:sz w:val="18"/>
                 <w:szCs w:val="22"/>
               </w:rPr>
-              <w:t>14</w:t>
+              <w:t>13</w:t>
             </w:r>
           </w:p>
         </w:tc>
@@ -6480,7 +6694,7 @@
                 <w:sz w:val="18"/>
                 <w:szCs w:val="22"/>
               </w:rPr>
-              <w:t>15</w:t>
+              <w:t>14</w:t>
             </w:r>
           </w:p>
         </w:tc>
@@ -6535,35 +6749,7 @@
                 <w:rFonts w:asciiTheme="minorHAnsi" w:eastAsiaTheme="minorEastAsia" w:hAnsiTheme="minorHAnsi" w:cstheme="minorBidi" w:hint="eastAsia"/>
                 <w:szCs w:val="22"/>
               </w:rPr>
-              <w:t>一个</w:t>
-            </w:r>
-            <w:r>
-              <w:rPr>
-                <w:rFonts w:asciiTheme="minorHAnsi" w:eastAsiaTheme="minorEastAsia" w:hAnsiTheme="minorHAnsi" w:cstheme="minorBidi" w:hint="eastAsia"/>
-                <w:szCs w:val="22"/>
-              </w:rPr>
-              <w:t>节点</w:t>
-            </w:r>
-            <w:r>
-              <w:rPr>
-                <w:rFonts w:asciiTheme="minorHAnsi" w:eastAsiaTheme="minorEastAsia" w:hAnsiTheme="minorHAnsi" w:cstheme="minorBidi" w:hint="eastAsia"/>
-                <w:szCs w:val="22"/>
-              </w:rPr>
-              <w:t>与</w:t>
-            </w:r>
-            <w:r>
-              <w:rPr>
-                <w:rFonts w:asciiTheme="minorHAnsi" w:eastAsiaTheme="minorEastAsia" w:hAnsiTheme="minorHAnsi" w:cstheme="minorBidi" w:hint="eastAsia"/>
-                <w:szCs w:val="22"/>
-              </w:rPr>
-              <w:t>数据组内的节点比较，</w:t>
-            </w:r>
-            <w:r>
-              <w:rPr>
-                <w:rFonts w:asciiTheme="minorHAnsi" w:eastAsiaTheme="minorEastAsia" w:hAnsiTheme="minorHAnsi" w:cstheme="minorBidi" w:hint="eastAsia"/>
-                <w:szCs w:val="22"/>
-              </w:rPr>
-              <w:t>端口相同主机名不同</w:t>
+              <w:t>一个节点与数据组内的节点比较，端口相同主机名不同</w:t>
             </w:r>
             <w:r>
               <w:rPr>
@@ -6615,15 +6801,7 @@
                 <w:sz w:val="18"/>
                 <w:szCs w:val="22"/>
               </w:rPr>
-              <w:t>1</w:t>
-            </w:r>
-            <w:r>
-              <w:rPr>
-                <w:rFonts w:asciiTheme="minorHAnsi" w:eastAsiaTheme="minorEastAsia" w:hAnsiTheme="minorHAnsi" w:cstheme="minorBidi" w:hint="eastAsia"/>
-                <w:sz w:val="18"/>
-                <w:szCs w:val="22"/>
-              </w:rPr>
-              <w:t>6</w:t>
+              <w:t>15</w:t>
             </w:r>
           </w:p>
         </w:tc>
@@ -6715,7 +6893,15 @@
                 <w:sz w:val="18"/>
                 <w:szCs w:val="22"/>
               </w:rPr>
-              <w:t>17</w:t>
+              <w:t>1</w:t>
+            </w:r>
+            <w:r>
+              <w:rPr>
+                <w:rFonts w:asciiTheme="minorHAnsi" w:eastAsiaTheme="minorEastAsia" w:hAnsiTheme="minorHAnsi" w:cstheme="minorBidi" w:hint="eastAsia"/>
+                <w:sz w:val="18"/>
+                <w:szCs w:val="22"/>
+              </w:rPr>
+              <w:t>6</w:t>
             </w:r>
           </w:p>
         </w:tc>
@@ -6771,31 +6957,7 @@
                 <w:kern w:val="2"/>
                 <w:szCs w:val="22"/>
               </w:rPr>
-              <w:t>对已使用过的回收的</w:t>
-            </w:r>
-            <w:r>
-              <w:rPr>
-                <w:rFonts w:asciiTheme="minorHAnsi" w:eastAsiaTheme="minorEastAsia" w:hAnsiTheme="minorHAnsi" w:cstheme="minorBidi" w:hint="eastAsia"/>
-                <w:kern w:val="2"/>
-                <w:szCs w:val="22"/>
-              </w:rPr>
-              <w:t>备</w:t>
-            </w:r>
-            <w:r>
-              <w:rPr>
-                <w:rFonts w:asciiTheme="minorHAnsi" w:eastAsiaTheme="minorEastAsia" w:hAnsiTheme="minorHAnsi" w:cstheme="minorBidi" w:hint="eastAsia"/>
-                <w:kern w:val="2"/>
-                <w:szCs w:val="22"/>
-              </w:rPr>
-              <w:t>份</w:t>
-            </w:r>
-            <w:r>
-              <w:rPr>
-                <w:rFonts w:asciiTheme="minorHAnsi" w:eastAsiaTheme="minorEastAsia" w:hAnsiTheme="minorHAnsi" w:cstheme="minorBidi" w:hint="eastAsia"/>
-                <w:kern w:val="2"/>
-                <w:szCs w:val="22"/>
-              </w:rPr>
-              <w:t>节点，再次</w:t>
+              <w:t>对已使用过的回收的备份节点，再次</w:t>
             </w:r>
             <w:r>
               <w:rPr>
@@ -6849,15 +7011,7 @@
                 <w:sz w:val="18"/>
                 <w:szCs w:val="22"/>
               </w:rPr>
-              <w:t>1</w:t>
-            </w:r>
-            <w:r>
-              <w:rPr>
-                <w:rFonts w:asciiTheme="minorHAnsi" w:eastAsiaTheme="minorEastAsia" w:hAnsiTheme="minorHAnsi" w:cstheme="minorBidi" w:hint="eastAsia"/>
-                <w:sz w:val="18"/>
-                <w:szCs w:val="22"/>
-              </w:rPr>
-              <w:t>8</w:t>
+              <w:t>17</w:t>
             </w:r>
           </w:p>
         </w:tc>
@@ -6946,7 +7100,15 @@
                 <w:sz w:val="18"/>
                 <w:szCs w:val="22"/>
               </w:rPr>
-              <w:t>19</w:t>
+              <w:t>1</w:t>
+            </w:r>
+            <w:r>
+              <w:rPr>
+                <w:rFonts w:asciiTheme="minorHAnsi" w:eastAsiaTheme="minorEastAsia" w:hAnsiTheme="minorHAnsi" w:cstheme="minorBidi" w:hint="eastAsia"/>
+                <w:sz w:val="18"/>
+                <w:szCs w:val="22"/>
+              </w:rPr>
+              <w:t>8</w:t>
             </w:r>
           </w:p>
         </w:tc>
@@ -7064,7 +7226,7 @@
                 <w:sz w:val="18"/>
                 <w:szCs w:val="22"/>
               </w:rPr>
-              <w:t>20</w:t>
+              <w:t>19</w:t>
             </w:r>
           </w:p>
         </w:tc>
@@ -7153,7 +7315,7 @@
                 <w:sz w:val="18"/>
                 <w:szCs w:val="22"/>
               </w:rPr>
-              <w:t>21</w:t>
+              <w:t>20</w:t>
             </w:r>
           </w:p>
         </w:tc>
@@ -7243,7 +7405,7 @@
                 <w:sz w:val="18"/>
                 <w:szCs w:val="22"/>
               </w:rPr>
-              <w:t>22</w:t>
+              <w:t>21</w:t>
             </w:r>
           </w:p>
         </w:tc>
@@ -7346,7 +7508,7 @@
                 <w:sz w:val="18"/>
                 <w:szCs w:val="22"/>
               </w:rPr>
-              <w:t>23</w:t>
+              <w:t>22</w:t>
             </w:r>
           </w:p>
         </w:tc>
@@ -7436,7 +7598,7 @@
                 <w:sz w:val="18"/>
                 <w:szCs w:val="22"/>
               </w:rPr>
-              <w:t>24</w:t>
+              <w:t>23</w:t>
             </w:r>
           </w:p>
         </w:tc>
@@ -7539,7 +7701,7 @@
                 <w:sz w:val="18"/>
                 <w:szCs w:val="22"/>
               </w:rPr>
-              <w:t>25</w:t>
+              <w:t>24</w:t>
             </w:r>
           </w:p>
         </w:tc>
@@ -7807,7 +7969,17 @@
                 <w:sz w:val="16"/>
                 <w:szCs w:val="16"/>
               </w:rPr>
-              <w:t>创建备份节点</w:t>
+              <w:t>创建备份</w:t>
+            </w:r>
+            <w:r>
+              <w:rPr>
+                <w:rFonts w:asciiTheme="minorEastAsia" w:eastAsiaTheme="minorEastAsia" w:hAnsiTheme="minorEastAsia" w:cstheme="minorBidi" w:hint="eastAsia"/>
+                <w:b w:val="0"/>
+                <w:sz w:val="16"/>
+                <w:szCs w:val="16"/>
+              </w:rPr>
+              <w:lastRenderedPageBreak/>
+              <w:t>节点</w:t>
             </w:r>
           </w:p>
         </w:tc>
@@ -7832,7 +8004,18 @@
                 <w:sz w:val="16"/>
                 <w:szCs w:val="16"/>
               </w:rPr>
-              <w:t>detach备份节点出spare组</w:t>
+              <w:lastRenderedPageBreak/>
+              <w:t>detach备份节点出</w:t>
+            </w:r>
+            <w:r>
+              <w:rPr>
+                <w:rFonts w:asciiTheme="minorEastAsia" w:eastAsiaTheme="minorEastAsia" w:hAnsiTheme="minorEastAsia" w:cstheme="minorBidi" w:hint="eastAsia"/>
+                <w:b w:val="0"/>
+                <w:sz w:val="16"/>
+                <w:szCs w:val="16"/>
+              </w:rPr>
+              <w:lastRenderedPageBreak/>
+              <w:t>spare组</w:t>
             </w:r>
           </w:p>
         </w:tc>
@@ -7857,7 +8040,18 @@
                 <w:sz w:val="16"/>
                 <w:szCs w:val="16"/>
               </w:rPr>
-              <w:t>attach空闲节点到数据组</w:t>
+              <w:lastRenderedPageBreak/>
+              <w:t>attach空闲节点到</w:t>
+            </w:r>
+            <w:r>
+              <w:rPr>
+                <w:rFonts w:asciiTheme="minorEastAsia" w:eastAsiaTheme="minorEastAsia" w:hAnsiTheme="minorEastAsia" w:cstheme="minorBidi" w:hint="eastAsia"/>
+                <w:b w:val="0"/>
+                <w:sz w:val="16"/>
+                <w:szCs w:val="16"/>
+              </w:rPr>
+              <w:lastRenderedPageBreak/>
+              <w:t>数据组</w:t>
             </w:r>
           </w:p>
         </w:tc>
@@ -7882,7 +8076,18 @@
                 <w:sz w:val="16"/>
                 <w:szCs w:val="16"/>
               </w:rPr>
-              <w:t>detach故障节点</w:t>
+              <w:lastRenderedPageBreak/>
+              <w:t>detach故障节</w:t>
+            </w:r>
+            <w:r>
+              <w:rPr>
+                <w:rFonts w:asciiTheme="minorEastAsia" w:eastAsiaTheme="minorEastAsia" w:hAnsiTheme="minorEastAsia" w:cstheme="minorBidi" w:hint="eastAsia"/>
+                <w:b w:val="0"/>
+                <w:sz w:val="16"/>
+                <w:szCs w:val="16"/>
+              </w:rPr>
+              <w:lastRenderedPageBreak/>
+              <w:t>点</w:t>
             </w:r>
           </w:p>
         </w:tc>
@@ -7907,6 +8112,7 @@
                 <w:sz w:val="16"/>
                 <w:szCs w:val="16"/>
               </w:rPr>
+              <w:lastRenderedPageBreak/>
               <w:t>结果</w:t>
             </w:r>
           </w:p>
@@ -7937,6 +8143,7 @@
                 <w:sz w:val="16"/>
                 <w:szCs w:val="16"/>
               </w:rPr>
+              <w:lastRenderedPageBreak/>
               <w:t>场景1基本流</w:t>
             </w:r>
           </w:p>
@@ -7957,7 +8164,6 @@
                 <w:sz w:val="16"/>
                 <w:szCs w:val="16"/>
               </w:rPr>
-              <w:lastRenderedPageBreak/>
               <w:t>TS001</w:t>
             </w:r>
           </w:p>
@@ -8000,7 +8206,6 @@
                 <w:sz w:val="16"/>
                 <w:szCs w:val="16"/>
               </w:rPr>
-              <w:lastRenderedPageBreak/>
               <w:t>√</w:t>
             </w:r>
           </w:p>
@@ -8116,16 +8321,7 @@
                 <w:sz w:val="16"/>
                 <w:szCs w:val="16"/>
               </w:rPr>
-              <w:t>备份节点上的数据与其</w:t>
-            </w:r>
-            <w:r>
-              <w:rPr>
-                <w:rFonts w:asciiTheme="minorEastAsia" w:eastAsiaTheme="minorEastAsia" w:hAnsiTheme="minorEastAsia" w:cstheme="minorBidi" w:hint="eastAsia"/>
-                <w:sz w:val="16"/>
-                <w:szCs w:val="16"/>
-              </w:rPr>
-              <w:lastRenderedPageBreak/>
-              <w:t>他数据节点的一致；在备份节点上可以进行正常的数据操作</w:t>
+              <w:t>备份节点上的数据与其他数据节点的一致；在备份节点上可以进行正常的数据操作</w:t>
             </w:r>
             <w:r>
               <w:rPr>
@@ -8160,7 +8356,6 @@
                 <w:sz w:val="16"/>
                 <w:szCs w:val="16"/>
               </w:rPr>
-              <w:lastRenderedPageBreak/>
               <w:t>场景2</w:t>
             </w:r>
           </w:p>
@@ -8387,55 +8582,55 @@
                 <w:sz w:val="16"/>
                 <w:szCs w:val="16"/>
               </w:rPr>
-              <w:t>场景3</w:t>
-            </w:r>
-          </w:p>
-          <w:p>
-            <w:pPr>
-              <w:spacing w:line="240" w:lineRule="atLeast"/>
-              <w:rPr>
-                <w:rFonts w:asciiTheme="minorEastAsia" w:eastAsiaTheme="minorEastAsia" w:hAnsiTheme="minorEastAsia" w:cstheme="minorBidi"/>
-                <w:b w:val="0"/>
-                <w:sz w:val="16"/>
-                <w:szCs w:val="16"/>
-              </w:rPr>
-            </w:pPr>
-            <w:r>
-              <w:rPr>
-                <w:rFonts w:asciiTheme="minorEastAsia" w:eastAsiaTheme="minorEastAsia" w:hAnsiTheme="minorEastAsia" w:cstheme="minorBidi" w:hint="eastAsia"/>
-                <w:b w:val="0"/>
-                <w:sz w:val="16"/>
-                <w:szCs w:val="16"/>
-              </w:rPr>
-              <w:t>TS003</w:t>
-            </w:r>
-          </w:p>
-          <w:p>
-            <w:pPr>
-              <w:rPr>
-                <w:rFonts w:asciiTheme="minorEastAsia" w:eastAsiaTheme="minorEastAsia" w:hAnsiTheme="minorEastAsia" w:cstheme="minorBidi"/>
-                <w:b w:val="0"/>
-                <w:sz w:val="16"/>
-                <w:szCs w:val="16"/>
-              </w:rPr>
-            </w:pPr>
-            <w:r>
-              <w:rPr>
-                <w:rFonts w:asciiTheme="minorEastAsia" w:eastAsiaTheme="minorEastAsia" w:hAnsiTheme="minorEastAsia" w:cstheme="minorBidi" w:hint="eastAsia"/>
-                <w:b w:val="0"/>
-                <w:sz w:val="16"/>
-                <w:szCs w:val="16"/>
-              </w:rPr>
-              <w:t>重复</w:t>
-            </w:r>
-            <w:r>
-              <w:rPr>
-                <w:rFonts w:asciiTheme="minorEastAsia" w:eastAsiaTheme="minorEastAsia" w:hAnsiTheme="minorEastAsia" w:cstheme="minorBidi" w:hint="eastAsia"/>
-                <w:b w:val="0"/>
-                <w:sz w:val="16"/>
-                <w:szCs w:val="16"/>
-              </w:rPr>
-              <w:t>创建删除spare组</w:t>
+              <w:t>场景</w:t>
+            </w:r>
+            <w:r>
+              <w:rPr>
+                <w:rFonts w:asciiTheme="minorEastAsia" w:eastAsiaTheme="minorEastAsia" w:hAnsiTheme="minorEastAsia" w:cstheme="minorBidi" w:hint="eastAsia"/>
+                <w:b w:val="0"/>
+                <w:sz w:val="16"/>
+                <w:szCs w:val="16"/>
+              </w:rPr>
+              <w:t>26</w:t>
+            </w:r>
+          </w:p>
+          <w:p>
+            <w:pPr>
+              <w:spacing w:line="240" w:lineRule="atLeast"/>
+              <w:rPr>
+                <w:rFonts w:asciiTheme="minorEastAsia" w:eastAsiaTheme="minorEastAsia" w:hAnsiTheme="minorEastAsia" w:cstheme="minorBidi"/>
+                <w:b w:val="0"/>
+                <w:sz w:val="16"/>
+                <w:szCs w:val="16"/>
+              </w:rPr>
+            </w:pPr>
+            <w:r>
+              <w:rPr>
+                <w:rFonts w:asciiTheme="minorEastAsia" w:eastAsiaTheme="minorEastAsia" w:hAnsiTheme="minorEastAsia" w:cstheme="minorBidi" w:hint="eastAsia"/>
+                <w:b w:val="0"/>
+                <w:sz w:val="16"/>
+                <w:szCs w:val="16"/>
+              </w:rPr>
+              <w:t>TS026</w:t>
+            </w:r>
+          </w:p>
+          <w:p>
+            <w:pPr>
+              <w:rPr>
+                <w:rFonts w:asciiTheme="minorEastAsia" w:eastAsiaTheme="minorEastAsia" w:hAnsiTheme="minorEastAsia" w:cstheme="minorBidi" w:hint="eastAsia"/>
+                <w:b w:val="0"/>
+                <w:sz w:val="16"/>
+                <w:szCs w:val="16"/>
+              </w:rPr>
+            </w:pPr>
+            <w:r>
+              <w:rPr>
+                <w:rFonts w:asciiTheme="minorEastAsia" w:eastAsiaTheme="minorEastAsia" w:hAnsiTheme="minorEastAsia" w:cstheme="minorBidi" w:hint="eastAsia"/>
+                <w:b w:val="0"/>
+                <w:sz w:val="16"/>
+                <w:szCs w:val="16"/>
+              </w:rPr>
+              <w:t>用db.removeRG()删除有节点的备份组</w:t>
             </w:r>
           </w:p>
         </w:tc>
@@ -8447,7 +8642,7 @@
             <w:pPr>
               <w:cnfStyle w:val="000000100000"/>
               <w:rPr>
-                <w:rFonts w:asciiTheme="minorEastAsia" w:eastAsiaTheme="minorEastAsia" w:hAnsiTheme="minorEastAsia" w:cstheme="minorBidi"/>
+                <w:rFonts w:asciiTheme="minorEastAsia" w:eastAsiaTheme="minorEastAsia" w:hAnsiTheme="minorEastAsia" w:cstheme="minorBidi" w:hint="eastAsia"/>
                 <w:sz w:val="16"/>
                 <w:szCs w:val="16"/>
               </w:rPr>
@@ -8530,52 +8725,34 @@
             <w:pPr>
               <w:cnfStyle w:val="000000100000"/>
               <w:rPr>
-                <w:rFonts w:asciiTheme="minorEastAsia" w:eastAsiaTheme="minorEastAsia" w:hAnsiTheme="minorEastAsia" w:cstheme="minorBidi"/>
-                <w:sz w:val="16"/>
-                <w:szCs w:val="16"/>
-              </w:rPr>
-            </w:pPr>
-            <w:r>
-              <w:rPr>
-                <w:rFonts w:asciiTheme="minorEastAsia" w:eastAsiaTheme="minorEastAsia" w:hAnsiTheme="minorEastAsia" w:cstheme="minorBidi" w:hint="eastAsia"/>
-                <w:sz w:val="16"/>
-                <w:szCs w:val="16"/>
-              </w:rPr>
-              <w:t>创建成功,</w:t>
-            </w:r>
-            <w:r>
-              <w:rPr>
-                <w:rFonts w:asciiTheme="minorEastAsia" w:eastAsiaTheme="minorEastAsia" w:hAnsiTheme="minorEastAsia" w:cstheme="minorBidi"/>
-                <w:sz w:val="16"/>
-                <w:szCs w:val="16"/>
-              </w:rPr>
-              <w:br/>
-            </w:r>
-            <w:r>
-              <w:rPr>
-                <w:rFonts w:asciiTheme="minorEastAsia" w:eastAsiaTheme="minorEastAsia" w:hAnsiTheme="minorEastAsia" w:cstheme="minorBidi" w:hint="eastAsia"/>
-                <w:sz w:val="16"/>
-                <w:szCs w:val="16"/>
-              </w:rPr>
-              <w:t>db.listReplicaGroup()返回值中有该备份组；</w:t>
-            </w:r>
-          </w:p>
-          <w:p>
-            <w:pPr>
-              <w:cnfStyle w:val="000000100000"/>
-              <w:rPr>
-                <w:rFonts w:asciiTheme="minorEastAsia" w:eastAsiaTheme="minorEastAsia" w:hAnsiTheme="minorEastAsia" w:cstheme="minorBidi"/>
-                <w:sz w:val="16"/>
-                <w:szCs w:val="16"/>
-              </w:rPr>
-            </w:pPr>
-            <w:r>
-              <w:rPr>
-                <w:rFonts w:asciiTheme="minorEastAsia" w:eastAsiaTheme="minorEastAsia" w:hAnsiTheme="minorEastAsia" w:cstheme="minorBidi" w:hint="eastAsia"/>
-                <w:sz w:val="16"/>
-                <w:szCs w:val="16"/>
-              </w:rPr>
-              <w:t>创建失败，返回值无该备份组；</w:t>
+                <w:rFonts w:asciiTheme="minorEastAsia" w:eastAsiaTheme="minorEastAsia" w:hAnsiTheme="minorEastAsia" w:cstheme="minorBidi" w:hint="eastAsia"/>
+                <w:sz w:val="16"/>
+                <w:szCs w:val="16"/>
+              </w:rPr>
+            </w:pPr>
+            <w:r>
+              <w:rPr>
+                <w:rFonts w:asciiTheme="minorEastAsia" w:eastAsiaTheme="minorEastAsia" w:hAnsiTheme="minorEastAsia" w:cstheme="minorBidi" w:hint="eastAsia"/>
+                <w:sz w:val="16"/>
+                <w:szCs w:val="16"/>
+              </w:rPr>
+              <w:t>删除成功</w:t>
+            </w:r>
+            <w:r>
+              <w:rPr>
+                <w:rFonts w:asciiTheme="minorEastAsia" w:eastAsiaTheme="minorEastAsia" w:hAnsiTheme="minorEastAsia" w:cstheme="minorBidi" w:hint="eastAsia"/>
+                <w:sz w:val="16"/>
+                <w:szCs w:val="16"/>
+              </w:rPr>
+              <w:t>，db.listReplicaGroup()返回值无该备份组；</w:t>
+            </w:r>
+            <w:r>
+              <w:rPr>
+                <w:rFonts w:asciiTheme="minorEastAsia" w:eastAsiaTheme="minorEastAsia" w:hAnsiTheme="minorEastAsia" w:cstheme="minorBidi" w:hint="eastAsia"/>
+                <w:sz w:val="16"/>
+                <w:szCs w:val="16"/>
+              </w:rPr>
+              <w:t>节点文件被删除，节点进程关闭</w:t>
             </w:r>
           </w:p>
         </w:tc>
@@ -8602,46 +8779,55 @@
                 <w:sz w:val="16"/>
                 <w:szCs w:val="16"/>
               </w:rPr>
-              <w:t>场景4</w:t>
-            </w:r>
-          </w:p>
-          <w:p>
-            <w:pPr>
-              <w:spacing w:line="240" w:lineRule="atLeast"/>
-              <w:rPr>
-                <w:rFonts w:asciiTheme="minorEastAsia" w:eastAsiaTheme="minorEastAsia" w:hAnsiTheme="minorEastAsia" w:cstheme="minorBidi"/>
-                <w:b w:val="0"/>
-                <w:sz w:val="16"/>
-                <w:szCs w:val="16"/>
-              </w:rPr>
-            </w:pPr>
-            <w:r>
-              <w:rPr>
-                <w:rFonts w:asciiTheme="minorEastAsia" w:eastAsiaTheme="minorEastAsia" w:hAnsiTheme="minorEastAsia" w:cstheme="minorBidi" w:hint="eastAsia"/>
-                <w:b w:val="0"/>
-                <w:sz w:val="16"/>
-                <w:szCs w:val="16"/>
-              </w:rPr>
-              <w:t>TS004</w:t>
-            </w:r>
-          </w:p>
-          <w:p>
-            <w:pPr>
-              <w:rPr>
-                <w:rFonts w:asciiTheme="minorEastAsia" w:eastAsiaTheme="minorEastAsia" w:hAnsiTheme="minorEastAsia" w:cstheme="minorBidi"/>
-                <w:b w:val="0"/>
-                <w:sz w:val="16"/>
-                <w:szCs w:val="16"/>
-              </w:rPr>
-            </w:pPr>
-            <w:r>
-              <w:rPr>
-                <w:rFonts w:asciiTheme="minorEastAsia" w:eastAsiaTheme="minorEastAsia" w:hAnsiTheme="minorEastAsia" w:cstheme="minorBidi" w:hint="eastAsia"/>
-                <w:b w:val="0"/>
-                <w:sz w:val="16"/>
-                <w:szCs w:val="16"/>
-              </w:rPr>
-              <w:t>用db.createRG()创建备份组</w:t>
+              <w:t>场景3</w:t>
+            </w:r>
+          </w:p>
+          <w:p>
+            <w:pPr>
+              <w:spacing w:line="240" w:lineRule="atLeast"/>
+              <w:rPr>
+                <w:rFonts w:asciiTheme="minorEastAsia" w:eastAsiaTheme="minorEastAsia" w:hAnsiTheme="minorEastAsia" w:cstheme="minorBidi"/>
+                <w:b w:val="0"/>
+                <w:sz w:val="16"/>
+                <w:szCs w:val="16"/>
+              </w:rPr>
+            </w:pPr>
+            <w:r>
+              <w:rPr>
+                <w:rFonts w:asciiTheme="minorEastAsia" w:eastAsiaTheme="minorEastAsia" w:hAnsiTheme="minorEastAsia" w:cstheme="minorBidi" w:hint="eastAsia"/>
+                <w:b w:val="0"/>
+                <w:sz w:val="16"/>
+                <w:szCs w:val="16"/>
+              </w:rPr>
+              <w:t>TS003</w:t>
+            </w:r>
+          </w:p>
+          <w:p>
+            <w:pPr>
+              <w:rPr>
+                <w:rFonts w:asciiTheme="minorEastAsia" w:eastAsiaTheme="minorEastAsia" w:hAnsiTheme="minorEastAsia" w:cstheme="minorBidi"/>
+                <w:b w:val="0"/>
+                <w:sz w:val="16"/>
+                <w:szCs w:val="16"/>
+              </w:rPr>
+            </w:pPr>
+            <w:r>
+              <w:rPr>
+                <w:rFonts w:asciiTheme="minorEastAsia" w:eastAsiaTheme="minorEastAsia" w:hAnsiTheme="minorEastAsia" w:cstheme="minorBidi" w:hint="eastAsia"/>
+                <w:b w:val="0"/>
+                <w:sz w:val="16"/>
+                <w:szCs w:val="16"/>
+              </w:rPr>
+              <w:t>重复</w:t>
+            </w:r>
+            <w:r>
+              <w:rPr>
+                <w:rFonts w:asciiTheme="minorEastAsia" w:eastAsiaTheme="minorEastAsia" w:hAnsiTheme="minorEastAsia" w:cstheme="minorBidi" w:hint="eastAsia"/>
+                <w:b w:val="0"/>
+                <w:sz w:val="16"/>
+                <w:szCs w:val="16"/>
+              </w:rPr>
+              <w:t>创建删除spare组</w:t>
             </w:r>
           </w:p>
         </w:tc>
@@ -8764,6 +8950,32 @@
                 <w:szCs w:val="16"/>
               </w:rPr>
               <w:t>db.listReplicaGroup()返回值中有该备份组；</w:t>
+            </w:r>
+          </w:p>
+          <w:p>
+            <w:pPr>
+              <w:cnfStyle w:val="000000000000"/>
+              <w:rPr>
+                <w:rFonts w:asciiTheme="minorEastAsia" w:eastAsiaTheme="minorEastAsia" w:hAnsiTheme="minorEastAsia" w:cstheme="minorBidi"/>
+                <w:sz w:val="16"/>
+                <w:szCs w:val="16"/>
+              </w:rPr>
+            </w:pPr>
+            <w:r>
+              <w:rPr>
+                <w:rFonts w:asciiTheme="minorEastAsia" w:eastAsiaTheme="minorEastAsia" w:hAnsiTheme="minorEastAsia" w:cstheme="minorBidi" w:hint="eastAsia"/>
+                <w:sz w:val="16"/>
+                <w:szCs w:val="16"/>
+              </w:rPr>
+              <w:t>删除成功</w:t>
+            </w:r>
+            <w:r>
+              <w:rPr>
+                <w:rFonts w:asciiTheme="minorEastAsia" w:eastAsiaTheme="minorEastAsia" w:hAnsiTheme="minorEastAsia" w:cstheme="minorBidi" w:hint="eastAsia"/>
+                <w:sz w:val="16"/>
+                <w:szCs w:val="16"/>
+              </w:rPr>
+              <w:t>，返回值无该备份组；</w:t>
             </w:r>
           </w:p>
         </w:tc>
@@ -8793,46 +9005,46 @@
                 <w:sz w:val="16"/>
                 <w:szCs w:val="16"/>
               </w:rPr>
-              <w:t>场景5</w:t>
-            </w:r>
-          </w:p>
-          <w:p>
-            <w:pPr>
-              <w:spacing w:line="240" w:lineRule="atLeast"/>
-              <w:rPr>
-                <w:rFonts w:asciiTheme="minorEastAsia" w:eastAsiaTheme="minorEastAsia" w:hAnsiTheme="minorEastAsia" w:cstheme="minorBidi"/>
-                <w:b w:val="0"/>
-                <w:sz w:val="16"/>
-                <w:szCs w:val="16"/>
-              </w:rPr>
-            </w:pPr>
-            <w:r>
-              <w:rPr>
-                <w:rFonts w:asciiTheme="minorEastAsia" w:eastAsiaTheme="minorEastAsia" w:hAnsiTheme="minorEastAsia" w:cstheme="minorBidi" w:hint="eastAsia"/>
-                <w:b w:val="0"/>
-                <w:sz w:val="16"/>
-                <w:szCs w:val="16"/>
-              </w:rPr>
-              <w:t>TS005</w:t>
-            </w:r>
-          </w:p>
-          <w:p>
-            <w:pPr>
-              <w:rPr>
-                <w:rFonts w:asciiTheme="minorEastAsia" w:eastAsiaTheme="minorEastAsia" w:hAnsiTheme="minorEastAsia" w:cstheme="minorBidi"/>
-                <w:b w:val="0"/>
-                <w:sz w:val="16"/>
-                <w:szCs w:val="16"/>
-              </w:rPr>
-            </w:pPr>
-            <w:r>
-              <w:rPr>
-                <w:rFonts w:asciiTheme="minorEastAsia" w:eastAsiaTheme="minorEastAsia" w:hAnsiTheme="minorEastAsia" w:cstheme="minorBidi" w:hint="eastAsia"/>
-                <w:b w:val="0"/>
-                <w:sz w:val="16"/>
-                <w:szCs w:val="16"/>
-              </w:rPr>
-              <w:t>未创建备份组时获得备份组连接</w:t>
+              <w:t>场景4</w:t>
+            </w:r>
+          </w:p>
+          <w:p>
+            <w:pPr>
+              <w:spacing w:line="240" w:lineRule="atLeast"/>
+              <w:rPr>
+                <w:rFonts w:asciiTheme="minorEastAsia" w:eastAsiaTheme="minorEastAsia" w:hAnsiTheme="minorEastAsia" w:cstheme="minorBidi"/>
+                <w:b w:val="0"/>
+                <w:sz w:val="16"/>
+                <w:szCs w:val="16"/>
+              </w:rPr>
+            </w:pPr>
+            <w:r>
+              <w:rPr>
+                <w:rFonts w:asciiTheme="minorEastAsia" w:eastAsiaTheme="minorEastAsia" w:hAnsiTheme="minorEastAsia" w:cstheme="minorBidi" w:hint="eastAsia"/>
+                <w:b w:val="0"/>
+                <w:sz w:val="16"/>
+                <w:szCs w:val="16"/>
+              </w:rPr>
+              <w:t>TS004</w:t>
+            </w:r>
+          </w:p>
+          <w:p>
+            <w:pPr>
+              <w:rPr>
+                <w:rFonts w:asciiTheme="minorEastAsia" w:eastAsiaTheme="minorEastAsia" w:hAnsiTheme="minorEastAsia" w:cstheme="minorBidi"/>
+                <w:b w:val="0"/>
+                <w:sz w:val="16"/>
+                <w:szCs w:val="16"/>
+              </w:rPr>
+            </w:pPr>
+            <w:r>
+              <w:rPr>
+                <w:rFonts w:asciiTheme="minorEastAsia" w:eastAsiaTheme="minorEastAsia" w:hAnsiTheme="minorEastAsia" w:cstheme="minorBidi" w:hint="eastAsia"/>
+                <w:b w:val="0"/>
+                <w:sz w:val="16"/>
+                <w:szCs w:val="16"/>
+              </w:rPr>
+              <w:t>用db.createRG()创建备份组</w:t>
             </w:r>
           </w:p>
         </w:tc>
@@ -8938,15 +9150,23 @@
                 <w:sz w:val="16"/>
                 <w:szCs w:val="16"/>
               </w:rPr>
-              <w:t>操作失败，</w:t>
-            </w:r>
-            <w:r>
-              <w:rPr>
-                <w:rFonts w:asciiTheme="minorEastAsia" w:eastAsiaTheme="minorEastAsia" w:hAnsiTheme="minorEastAsia" w:cstheme="minorBidi" w:hint="eastAsia"/>
-                <w:sz w:val="16"/>
-                <w:szCs w:val="16"/>
-              </w:rPr>
-              <w:t>返回错误</w:t>
+              <w:t>创建成功,</w:t>
+            </w:r>
+            <w:r>
+              <w:rPr>
+                <w:rFonts w:asciiTheme="minorEastAsia" w:eastAsiaTheme="minorEastAsia" w:hAnsiTheme="minorEastAsia" w:cstheme="minorBidi"/>
+                <w:sz w:val="16"/>
+                <w:szCs w:val="16"/>
+              </w:rPr>
+              <w:br/>
+            </w:r>
+            <w:r>
+              <w:rPr>
+                <w:rFonts w:asciiTheme="minorEastAsia" w:eastAsiaTheme="minorEastAsia" w:hAnsiTheme="minorEastAsia" w:cstheme="minorBidi" w:hint="eastAsia"/>
+                <w:sz w:val="16"/>
+                <w:szCs w:val="16"/>
+              </w:rPr>
+              <w:t>db.listReplicaGroup()返回值中有该备份组；</w:t>
             </w:r>
           </w:p>
         </w:tc>
@@ -8973,55 +9193,55 @@
                 <w:sz w:val="16"/>
                 <w:szCs w:val="16"/>
               </w:rPr>
-              <w:t>场景</w:t>
-            </w:r>
-            <w:r>
-              <w:rPr>
-                <w:rFonts w:asciiTheme="minorEastAsia" w:eastAsiaTheme="minorEastAsia" w:hAnsiTheme="minorEastAsia" w:cstheme="minorBidi" w:hint="eastAsia"/>
-                <w:b w:val="0"/>
-                <w:sz w:val="16"/>
-                <w:szCs w:val="16"/>
-              </w:rPr>
-              <w:t>6</w:t>
-            </w:r>
-          </w:p>
-          <w:p>
-            <w:pPr>
-              <w:spacing w:line="240" w:lineRule="atLeast"/>
-              <w:rPr>
-                <w:rFonts w:asciiTheme="minorEastAsia" w:eastAsiaTheme="minorEastAsia" w:hAnsiTheme="minorEastAsia" w:cstheme="minorBidi"/>
-                <w:b w:val="0"/>
-                <w:sz w:val="16"/>
-                <w:szCs w:val="16"/>
-              </w:rPr>
-            </w:pPr>
-            <w:r>
-              <w:rPr>
-                <w:rFonts w:asciiTheme="minorEastAsia" w:eastAsiaTheme="minorEastAsia" w:hAnsiTheme="minorEastAsia" w:cstheme="minorBidi" w:hint="eastAsia"/>
-                <w:b w:val="0"/>
-                <w:sz w:val="16"/>
-                <w:szCs w:val="16"/>
-              </w:rPr>
-              <w:t>TS006</w:t>
-            </w:r>
-          </w:p>
-          <w:p>
-            <w:pPr>
-              <w:rPr>
-                <w:rFonts w:asciiTheme="minorEastAsia" w:eastAsiaTheme="minorEastAsia" w:hAnsiTheme="minorEastAsia" w:cstheme="minorBidi"/>
-                <w:b w:val="0"/>
-                <w:sz w:val="16"/>
-                <w:szCs w:val="16"/>
-              </w:rPr>
-            </w:pPr>
-            <w:r>
-              <w:rPr>
-                <w:rFonts w:asciiTheme="minorEastAsia" w:eastAsiaTheme="minorEastAsia" w:hAnsiTheme="minorEastAsia" w:cstheme="minorBidi" w:hint="eastAsia"/>
-                <w:b w:val="0"/>
-                <w:sz w:val="16"/>
-                <w:szCs w:val="16"/>
-              </w:rPr>
-              <w:t>在非协调节点上，创建spare组</w:t>
+              <w:t>场景2</w:t>
+            </w:r>
+            <w:r>
+              <w:rPr>
+                <w:rFonts w:asciiTheme="minorEastAsia" w:eastAsiaTheme="minorEastAsia" w:hAnsiTheme="minorEastAsia" w:cstheme="minorBidi" w:hint="eastAsia"/>
+                <w:b w:val="0"/>
+                <w:sz w:val="16"/>
+                <w:szCs w:val="16"/>
+              </w:rPr>
+              <w:t>7</w:t>
+            </w:r>
+          </w:p>
+          <w:p>
+            <w:pPr>
+              <w:spacing w:line="240" w:lineRule="atLeast"/>
+              <w:rPr>
+                <w:rFonts w:asciiTheme="minorEastAsia" w:eastAsiaTheme="minorEastAsia" w:hAnsiTheme="minorEastAsia" w:cstheme="minorBidi"/>
+                <w:b w:val="0"/>
+                <w:sz w:val="16"/>
+                <w:szCs w:val="16"/>
+              </w:rPr>
+            </w:pPr>
+            <w:r>
+              <w:rPr>
+                <w:rFonts w:asciiTheme="minorEastAsia" w:eastAsiaTheme="minorEastAsia" w:hAnsiTheme="minorEastAsia" w:cstheme="minorBidi" w:hint="eastAsia"/>
+                <w:b w:val="0"/>
+                <w:sz w:val="16"/>
+                <w:szCs w:val="16"/>
+              </w:rPr>
+              <w:t>TS027</w:t>
+            </w:r>
+          </w:p>
+          <w:p>
+            <w:pPr>
+              <w:rPr>
+                <w:rFonts w:asciiTheme="minorEastAsia" w:eastAsiaTheme="minorEastAsia" w:hAnsiTheme="minorEastAsia" w:cstheme="minorBidi" w:hint="eastAsia"/>
+                <w:b w:val="0"/>
+                <w:sz w:val="16"/>
+                <w:szCs w:val="16"/>
+              </w:rPr>
+            </w:pPr>
+            <w:r>
+              <w:rPr>
+                <w:rFonts w:asciiTheme="minorEastAsia" w:eastAsiaTheme="minorEastAsia" w:hAnsiTheme="minorEastAsia" w:cstheme="minorBidi" w:hint="eastAsia"/>
+                <w:b w:val="0"/>
+                <w:sz w:val="16"/>
+                <w:szCs w:val="16"/>
+              </w:rPr>
+              <w:t>用db.removeRG()删除不存在的备份组</w:t>
             </w:r>
           </w:p>
         </w:tc>
@@ -9033,19 +9253,11 @@
             <w:pPr>
               <w:cnfStyle w:val="000000000000"/>
               <w:rPr>
-                <w:rFonts w:asciiTheme="minorEastAsia" w:eastAsiaTheme="minorEastAsia" w:hAnsiTheme="minorEastAsia" w:cstheme="minorBidi"/>
-                <w:sz w:val="16"/>
-                <w:szCs w:val="16"/>
-              </w:rPr>
-            </w:pPr>
-            <w:r>
-              <w:rPr>
-                <w:rFonts w:asciiTheme="minorEastAsia" w:eastAsiaTheme="minorEastAsia" w:hAnsiTheme="minorEastAsia" w:cstheme="minorBidi" w:hint="eastAsia"/>
-                <w:sz w:val="16"/>
-                <w:szCs w:val="16"/>
-              </w:rPr>
-              <w:t>√</w:t>
-            </w:r>
+                <w:rFonts w:asciiTheme="minorEastAsia" w:eastAsiaTheme="minorEastAsia" w:hAnsiTheme="minorEastAsia" w:cstheme="minorBidi" w:hint="eastAsia"/>
+                <w:sz w:val="16"/>
+                <w:szCs w:val="16"/>
+              </w:rPr>
+            </w:pPr>
           </w:p>
         </w:tc>
         <w:tc>
@@ -9116,26 +9328,18 @@
             <w:pPr>
               <w:cnfStyle w:val="000000000000"/>
               <w:rPr>
-                <w:rFonts w:asciiTheme="minorEastAsia" w:eastAsiaTheme="minorEastAsia" w:hAnsiTheme="minorEastAsia" w:cstheme="minorBidi"/>
-                <w:sz w:val="16"/>
-                <w:szCs w:val="16"/>
-              </w:rPr>
-            </w:pPr>
-            <w:r>
-              <w:rPr>
-                <w:rFonts w:asciiTheme="minorEastAsia" w:eastAsiaTheme="minorEastAsia" w:hAnsiTheme="minorEastAsia" w:cstheme="minorBidi" w:hint="eastAsia"/>
-                <w:sz w:val="16"/>
-                <w:szCs w:val="16"/>
-              </w:rPr>
-              <w:t>返回错误，</w:t>
-            </w:r>
-            <w:r>
-              <w:rPr>
-                <w:rFonts w:asciiTheme="minorEastAsia" w:eastAsiaTheme="minorEastAsia" w:hAnsiTheme="minorEastAsia" w:cstheme="minorBidi" w:hint="eastAsia"/>
-                <w:sz w:val="16"/>
-                <w:szCs w:val="16"/>
-              </w:rPr>
-              <w:t>db.listReplicaGroup()返回值中无该备份组</w:t>
+                <w:rFonts w:asciiTheme="minorEastAsia" w:eastAsiaTheme="minorEastAsia" w:hAnsiTheme="minorEastAsia" w:cstheme="minorBidi" w:hint="eastAsia"/>
+                <w:sz w:val="16"/>
+                <w:szCs w:val="16"/>
+              </w:rPr>
+            </w:pPr>
+            <w:r>
+              <w:rPr>
+                <w:rFonts w:asciiTheme="minorEastAsia" w:eastAsiaTheme="minorEastAsia" w:hAnsiTheme="minorEastAsia" w:cstheme="minorBidi" w:hint="eastAsia"/>
+                <w:sz w:val="16"/>
+                <w:szCs w:val="16"/>
+              </w:rPr>
+              <w:t>操作失败，返回错误</w:t>
             </w:r>
           </w:p>
         </w:tc>
@@ -9165,6 +9369,378 @@
                 <w:sz w:val="16"/>
                 <w:szCs w:val="16"/>
               </w:rPr>
+              <w:t>场景5</w:t>
+            </w:r>
+          </w:p>
+          <w:p>
+            <w:pPr>
+              <w:spacing w:line="240" w:lineRule="atLeast"/>
+              <w:rPr>
+                <w:rFonts w:asciiTheme="minorEastAsia" w:eastAsiaTheme="minorEastAsia" w:hAnsiTheme="minorEastAsia" w:cstheme="minorBidi"/>
+                <w:b w:val="0"/>
+                <w:sz w:val="16"/>
+                <w:szCs w:val="16"/>
+              </w:rPr>
+            </w:pPr>
+            <w:r>
+              <w:rPr>
+                <w:rFonts w:asciiTheme="minorEastAsia" w:eastAsiaTheme="minorEastAsia" w:hAnsiTheme="minorEastAsia" w:cstheme="minorBidi" w:hint="eastAsia"/>
+                <w:b w:val="0"/>
+                <w:sz w:val="16"/>
+                <w:szCs w:val="16"/>
+              </w:rPr>
+              <w:t>TS005</w:t>
+            </w:r>
+          </w:p>
+          <w:p>
+            <w:pPr>
+              <w:rPr>
+                <w:rFonts w:asciiTheme="minorEastAsia" w:eastAsiaTheme="minorEastAsia" w:hAnsiTheme="minorEastAsia" w:cstheme="minorBidi"/>
+                <w:b w:val="0"/>
+                <w:sz w:val="16"/>
+                <w:szCs w:val="16"/>
+              </w:rPr>
+            </w:pPr>
+            <w:r>
+              <w:rPr>
+                <w:rFonts w:asciiTheme="minorEastAsia" w:eastAsiaTheme="minorEastAsia" w:hAnsiTheme="minorEastAsia" w:cstheme="minorBidi" w:hint="eastAsia"/>
+                <w:b w:val="0"/>
+                <w:sz w:val="16"/>
+                <w:szCs w:val="16"/>
+              </w:rPr>
+              <w:t>未创建备份组时获得备份组连接</w:t>
+            </w:r>
+          </w:p>
+        </w:tc>
+        <w:tc>
+          <w:tcPr>
+            <w:tcW w:w="1883" w:type="dxa"/>
+          </w:tcPr>
+          <w:p>
+            <w:pPr>
+              <w:cnfStyle w:val="000000100000"/>
+              <w:rPr>
+                <w:rFonts w:asciiTheme="minorEastAsia" w:eastAsiaTheme="minorEastAsia" w:hAnsiTheme="minorEastAsia" w:cstheme="minorBidi"/>
+                <w:sz w:val="16"/>
+                <w:szCs w:val="16"/>
+              </w:rPr>
+            </w:pPr>
+            <w:r>
+              <w:rPr>
+                <w:rFonts w:asciiTheme="minorEastAsia" w:eastAsiaTheme="minorEastAsia" w:hAnsiTheme="minorEastAsia" w:cstheme="minorBidi" w:hint="eastAsia"/>
+                <w:sz w:val="16"/>
+                <w:szCs w:val="16"/>
+              </w:rPr>
+              <w:t>√</w:t>
+            </w:r>
+          </w:p>
+        </w:tc>
+        <w:tc>
+          <w:tcPr>
+            <w:tcW w:w="635" w:type="dxa"/>
+          </w:tcPr>
+          <w:p>
+            <w:pPr>
+              <w:cnfStyle w:val="000000100000"/>
+              <w:rPr>
+                <w:rFonts w:asciiTheme="minorEastAsia" w:eastAsiaTheme="minorEastAsia" w:hAnsiTheme="minorEastAsia" w:cstheme="minorBidi"/>
+                <w:sz w:val="16"/>
+                <w:szCs w:val="16"/>
+              </w:rPr>
+            </w:pPr>
+          </w:p>
+        </w:tc>
+        <w:tc>
+          <w:tcPr>
+            <w:tcW w:w="923" w:type="dxa"/>
+          </w:tcPr>
+          <w:p>
+            <w:pPr>
+              <w:cnfStyle w:val="000000100000"/>
+              <w:rPr>
+                <w:rFonts w:asciiTheme="minorEastAsia" w:eastAsiaTheme="minorEastAsia" w:hAnsiTheme="minorEastAsia" w:cstheme="minorBidi"/>
+                <w:sz w:val="16"/>
+                <w:szCs w:val="16"/>
+              </w:rPr>
+            </w:pPr>
+          </w:p>
+        </w:tc>
+        <w:tc>
+          <w:tcPr>
+            <w:tcW w:w="919" w:type="dxa"/>
+          </w:tcPr>
+          <w:p>
+            <w:pPr>
+              <w:cnfStyle w:val="000000100000"/>
+              <w:rPr>
+                <w:rFonts w:asciiTheme="minorEastAsia" w:eastAsiaTheme="minorEastAsia" w:hAnsiTheme="minorEastAsia" w:cstheme="minorBidi"/>
+                <w:sz w:val="16"/>
+                <w:szCs w:val="16"/>
+              </w:rPr>
+            </w:pPr>
+          </w:p>
+        </w:tc>
+        <w:tc>
+          <w:tcPr>
+            <w:tcW w:w="813" w:type="dxa"/>
+          </w:tcPr>
+          <w:p>
+            <w:pPr>
+              <w:cnfStyle w:val="000000100000"/>
+              <w:rPr>
+                <w:rFonts w:asciiTheme="minorEastAsia" w:eastAsiaTheme="minorEastAsia" w:hAnsiTheme="minorEastAsia" w:cstheme="minorBidi"/>
+                <w:sz w:val="16"/>
+                <w:szCs w:val="16"/>
+              </w:rPr>
+            </w:pPr>
+          </w:p>
+        </w:tc>
+        <w:tc>
+          <w:tcPr>
+            <w:tcW w:w="1896" w:type="dxa"/>
+          </w:tcPr>
+          <w:p>
+            <w:pPr>
+              <w:cnfStyle w:val="000000100000"/>
+              <w:rPr>
+                <w:rFonts w:asciiTheme="minorEastAsia" w:eastAsiaTheme="minorEastAsia" w:hAnsiTheme="minorEastAsia" w:cstheme="minorBidi"/>
+                <w:sz w:val="16"/>
+                <w:szCs w:val="16"/>
+              </w:rPr>
+            </w:pPr>
+            <w:r>
+              <w:rPr>
+                <w:rFonts w:asciiTheme="minorEastAsia" w:eastAsiaTheme="minorEastAsia" w:hAnsiTheme="minorEastAsia" w:cstheme="minorBidi" w:hint="eastAsia"/>
+                <w:sz w:val="16"/>
+                <w:szCs w:val="16"/>
+              </w:rPr>
+              <w:t>操作失败，</w:t>
+            </w:r>
+            <w:r>
+              <w:rPr>
+                <w:rFonts w:asciiTheme="minorEastAsia" w:eastAsiaTheme="minorEastAsia" w:hAnsiTheme="minorEastAsia" w:cstheme="minorBidi" w:hint="eastAsia"/>
+                <w:sz w:val="16"/>
+                <w:szCs w:val="16"/>
+              </w:rPr>
+              <w:t>返回错误</w:t>
+            </w:r>
+          </w:p>
+        </w:tc>
+      </w:tr>
+      <w:tr>
+        <w:tc>
+          <w:tcPr>
+            <w:cnfStyle w:val="001000000000"/>
+            <w:tcW w:w="1453" w:type="dxa"/>
+          </w:tcPr>
+          <w:p>
+            <w:pPr>
+              <w:rPr>
+                <w:rFonts w:asciiTheme="minorEastAsia" w:eastAsiaTheme="minorEastAsia" w:hAnsiTheme="minorEastAsia" w:cstheme="minorBidi"/>
+                <w:b w:val="0"/>
+                <w:sz w:val="16"/>
+                <w:szCs w:val="16"/>
+              </w:rPr>
+            </w:pPr>
+            <w:r>
+              <w:rPr>
+                <w:rFonts w:asciiTheme="minorEastAsia" w:eastAsiaTheme="minorEastAsia" w:hAnsiTheme="minorEastAsia" w:cstheme="minorBidi" w:hint="eastAsia"/>
+                <w:b w:val="0"/>
+                <w:sz w:val="16"/>
+                <w:szCs w:val="16"/>
+              </w:rPr>
+              <w:t>场景</w:t>
+            </w:r>
+            <w:r>
+              <w:rPr>
+                <w:rFonts w:asciiTheme="minorEastAsia" w:eastAsiaTheme="minorEastAsia" w:hAnsiTheme="minorEastAsia" w:cstheme="minorBidi" w:hint="eastAsia"/>
+                <w:b w:val="0"/>
+                <w:sz w:val="16"/>
+                <w:szCs w:val="16"/>
+              </w:rPr>
+              <w:t>6</w:t>
+            </w:r>
+          </w:p>
+          <w:p>
+            <w:pPr>
+              <w:spacing w:line="240" w:lineRule="atLeast"/>
+              <w:rPr>
+                <w:rFonts w:asciiTheme="minorEastAsia" w:eastAsiaTheme="minorEastAsia" w:hAnsiTheme="minorEastAsia" w:cstheme="minorBidi"/>
+                <w:b w:val="0"/>
+                <w:sz w:val="16"/>
+                <w:szCs w:val="16"/>
+              </w:rPr>
+            </w:pPr>
+            <w:r>
+              <w:rPr>
+                <w:rFonts w:asciiTheme="minorEastAsia" w:eastAsiaTheme="minorEastAsia" w:hAnsiTheme="minorEastAsia" w:cstheme="minorBidi" w:hint="eastAsia"/>
+                <w:b w:val="0"/>
+                <w:sz w:val="16"/>
+                <w:szCs w:val="16"/>
+              </w:rPr>
+              <w:t>TS006</w:t>
+            </w:r>
+          </w:p>
+          <w:p>
+            <w:pPr>
+              <w:rPr>
+                <w:rFonts w:asciiTheme="minorEastAsia" w:eastAsiaTheme="minorEastAsia" w:hAnsiTheme="minorEastAsia" w:cstheme="minorBidi"/>
+                <w:b w:val="0"/>
+                <w:sz w:val="16"/>
+                <w:szCs w:val="16"/>
+              </w:rPr>
+            </w:pPr>
+            <w:r>
+              <w:rPr>
+                <w:rFonts w:asciiTheme="minorEastAsia" w:eastAsiaTheme="minorEastAsia" w:hAnsiTheme="minorEastAsia" w:cstheme="minorBidi" w:hint="eastAsia"/>
+                <w:b w:val="0"/>
+                <w:sz w:val="16"/>
+                <w:szCs w:val="16"/>
+              </w:rPr>
+              <w:t>在非协调节点上，创建spare组</w:t>
+            </w:r>
+          </w:p>
+        </w:tc>
+        <w:tc>
+          <w:tcPr>
+            <w:tcW w:w="1883" w:type="dxa"/>
+          </w:tcPr>
+          <w:p>
+            <w:pPr>
+              <w:cnfStyle w:val="000000000000"/>
+              <w:rPr>
+                <w:rFonts w:asciiTheme="minorEastAsia" w:eastAsiaTheme="minorEastAsia" w:hAnsiTheme="minorEastAsia" w:cstheme="minorBidi"/>
+                <w:sz w:val="16"/>
+                <w:szCs w:val="16"/>
+              </w:rPr>
+            </w:pPr>
+            <w:r>
+              <w:rPr>
+                <w:rFonts w:asciiTheme="minorEastAsia" w:eastAsiaTheme="minorEastAsia" w:hAnsiTheme="minorEastAsia" w:cstheme="minorBidi" w:hint="eastAsia"/>
+                <w:sz w:val="16"/>
+                <w:szCs w:val="16"/>
+              </w:rPr>
+              <w:t>√</w:t>
+            </w:r>
+          </w:p>
+        </w:tc>
+        <w:tc>
+          <w:tcPr>
+            <w:tcW w:w="635" w:type="dxa"/>
+          </w:tcPr>
+          <w:p>
+            <w:pPr>
+              <w:cnfStyle w:val="000000000000"/>
+              <w:rPr>
+                <w:rFonts w:asciiTheme="minorEastAsia" w:eastAsiaTheme="minorEastAsia" w:hAnsiTheme="minorEastAsia" w:cstheme="minorBidi"/>
+                <w:sz w:val="16"/>
+                <w:szCs w:val="16"/>
+              </w:rPr>
+            </w:pPr>
+          </w:p>
+        </w:tc>
+        <w:tc>
+          <w:tcPr>
+            <w:tcW w:w="923" w:type="dxa"/>
+          </w:tcPr>
+          <w:p>
+            <w:pPr>
+              <w:cnfStyle w:val="000000000000"/>
+              <w:rPr>
+                <w:rFonts w:asciiTheme="minorEastAsia" w:eastAsiaTheme="minorEastAsia" w:hAnsiTheme="minorEastAsia" w:cstheme="minorBidi"/>
+                <w:sz w:val="16"/>
+                <w:szCs w:val="16"/>
+              </w:rPr>
+            </w:pPr>
+          </w:p>
+        </w:tc>
+        <w:tc>
+          <w:tcPr>
+            <w:tcW w:w="919" w:type="dxa"/>
+          </w:tcPr>
+          <w:p>
+            <w:pPr>
+              <w:cnfStyle w:val="000000000000"/>
+              <w:rPr>
+                <w:rFonts w:asciiTheme="minorEastAsia" w:eastAsiaTheme="minorEastAsia" w:hAnsiTheme="minorEastAsia" w:cstheme="minorBidi"/>
+                <w:sz w:val="16"/>
+                <w:szCs w:val="16"/>
+              </w:rPr>
+            </w:pPr>
+          </w:p>
+        </w:tc>
+        <w:tc>
+          <w:tcPr>
+            <w:tcW w:w="813" w:type="dxa"/>
+          </w:tcPr>
+          <w:p>
+            <w:pPr>
+              <w:cnfStyle w:val="000000000000"/>
+              <w:rPr>
+                <w:rFonts w:asciiTheme="minorEastAsia" w:eastAsiaTheme="minorEastAsia" w:hAnsiTheme="minorEastAsia" w:cstheme="minorBidi"/>
+                <w:sz w:val="16"/>
+                <w:szCs w:val="16"/>
+              </w:rPr>
+            </w:pPr>
+          </w:p>
+        </w:tc>
+        <w:tc>
+          <w:tcPr>
+            <w:tcW w:w="1896" w:type="dxa"/>
+          </w:tcPr>
+          <w:p>
+            <w:pPr>
+              <w:cnfStyle w:val="000000000000"/>
+              <w:rPr>
+                <w:rFonts w:asciiTheme="minorEastAsia" w:eastAsiaTheme="minorEastAsia" w:hAnsiTheme="minorEastAsia" w:cstheme="minorBidi"/>
+                <w:sz w:val="16"/>
+                <w:szCs w:val="16"/>
+              </w:rPr>
+            </w:pPr>
+            <w:r>
+              <w:rPr>
+                <w:rFonts w:asciiTheme="minorEastAsia" w:eastAsiaTheme="minorEastAsia" w:hAnsiTheme="minorEastAsia" w:cstheme="minorBidi" w:hint="eastAsia"/>
+                <w:sz w:val="16"/>
+                <w:szCs w:val="16"/>
+              </w:rPr>
+              <w:t>返回错误，</w:t>
+            </w:r>
+            <w:r>
+              <w:rPr>
+                <w:rFonts w:asciiTheme="minorEastAsia" w:eastAsiaTheme="minorEastAsia" w:hAnsiTheme="minorEastAsia" w:cstheme="minorBidi" w:hint="eastAsia"/>
+                <w:sz w:val="16"/>
+                <w:szCs w:val="16"/>
+              </w:rPr>
+              <w:t>db.listReplicaGroup()返回值中无该备份组</w:t>
+            </w:r>
+          </w:p>
+        </w:tc>
+      </w:tr>
+      <w:tr>
+        <w:trPr>
+          <w:cnfStyle w:val="000000100000"/>
+        </w:trPr>
+        <w:tc>
+          <w:tcPr>
+            <w:cnfStyle w:val="001000000000"/>
+            <w:tcW w:w="1453" w:type="dxa"/>
+          </w:tcPr>
+          <w:p>
+            <w:pPr>
+              <w:rPr>
+                <w:rFonts w:asciiTheme="minorEastAsia" w:eastAsiaTheme="minorEastAsia" w:hAnsiTheme="minorEastAsia" w:cstheme="minorBidi"/>
+                <w:b w:val="0"/>
+                <w:sz w:val="16"/>
+                <w:szCs w:val="16"/>
+              </w:rPr>
+            </w:pPr>
+            <w:r>
+              <w:rPr>
+                <w:rFonts w:asciiTheme="minorEastAsia" w:eastAsiaTheme="minorEastAsia" w:hAnsiTheme="minorEastAsia" w:cstheme="minorBidi" w:hint="eastAsia"/>
+                <w:b w:val="0"/>
+                <w:sz w:val="16"/>
+                <w:szCs w:val="16"/>
+              </w:rPr>
               <w:t>场景7</w:t>
             </w:r>
           </w:p>
@@ -9355,6 +9931,7 @@
           <w:rFonts w:asciiTheme="minorHAnsi" w:eastAsiaTheme="minorEastAsia" w:hAnsiTheme="minorHAnsi" w:cstheme="minorBidi" w:hint="eastAsia"/>
           <w:szCs w:val="22"/>
         </w:rPr>
+        <w:lastRenderedPageBreak/>
         <w:t>表格</w:t>
       </w:r>
       <w:r>
@@ -9394,7 +9971,7 @@
         <w:tc>
           <w:tcPr>
             <w:cnfStyle w:val="001000000000"/>
-            <w:tcW w:w="1478" w:type="dxa"/>
+            <w:tcW w:w="1430" w:type="dxa"/>
           </w:tcPr>
           <w:p>
             <w:pPr>
@@ -9418,7 +9995,7 @@
         </w:tc>
         <w:tc>
           <w:tcPr>
-            <w:tcW w:w="898" w:type="dxa"/>
+            <w:tcW w:w="883" w:type="dxa"/>
           </w:tcPr>
           <w:p>
             <w:pPr>
@@ -9443,7 +10020,7 @@
         </w:tc>
         <w:tc>
           <w:tcPr>
-            <w:tcW w:w="1684" w:type="dxa"/>
+            <w:tcW w:w="1617" w:type="dxa"/>
           </w:tcPr>
           <w:p>
             <w:pPr>
@@ -9468,7 +10045,7 @@
         </w:tc>
         <w:tc>
           <w:tcPr>
-            <w:tcW w:w="953" w:type="dxa"/>
+            <w:tcW w:w="939" w:type="dxa"/>
           </w:tcPr>
           <w:p>
             <w:pPr>
@@ -9493,7 +10070,7 @@
         </w:tc>
         <w:tc>
           <w:tcPr>
-            <w:tcW w:w="949" w:type="dxa"/>
+            <w:tcW w:w="935" w:type="dxa"/>
           </w:tcPr>
           <w:p>
             <w:pPr>
@@ -9518,7 +10095,7 @@
         </w:tc>
         <w:tc>
           <w:tcPr>
-            <w:tcW w:w="829" w:type="dxa"/>
+            <w:tcW w:w="822" w:type="dxa"/>
           </w:tcPr>
           <w:p>
             <w:pPr>
@@ -9543,7 +10120,7 @@
         </w:tc>
         <w:tc>
           <w:tcPr>
-            <w:tcW w:w="1731" w:type="dxa"/>
+            <w:tcW w:w="1896" w:type="dxa"/>
           </w:tcPr>
           <w:p>
             <w:pPr>
@@ -9574,7 +10151,7 @@
         <w:tc>
           <w:tcPr>
             <w:cnfStyle w:val="001000000000"/>
-            <w:tcW w:w="1478" w:type="dxa"/>
+            <w:tcW w:w="1430" w:type="dxa"/>
           </w:tcPr>
           <w:p>
             <w:pPr>
@@ -9637,7 +10214,7 @@
         </w:tc>
         <w:tc>
           <w:tcPr>
-            <w:tcW w:w="898" w:type="dxa"/>
+            <w:tcW w:w="883" w:type="dxa"/>
           </w:tcPr>
           <w:p>
             <w:pPr>
@@ -9660,7 +10237,7 @@
         </w:tc>
         <w:tc>
           <w:tcPr>
-            <w:tcW w:w="1684" w:type="dxa"/>
+            <w:tcW w:w="1617" w:type="dxa"/>
           </w:tcPr>
           <w:p>
             <w:pPr>
@@ -9736,7 +10313,7 @@
         </w:tc>
         <w:tc>
           <w:tcPr>
-            <w:tcW w:w="953" w:type="dxa"/>
+            <w:tcW w:w="939" w:type="dxa"/>
           </w:tcPr>
           <w:p>
             <w:pPr>
@@ -9751,7 +10328,7 @@
         </w:tc>
         <w:tc>
           <w:tcPr>
-            <w:tcW w:w="949" w:type="dxa"/>
+            <w:tcW w:w="935" w:type="dxa"/>
           </w:tcPr>
           <w:p>
             <w:pPr>
@@ -9766,7 +10343,7 @@
         </w:tc>
         <w:tc>
           <w:tcPr>
-            <w:tcW w:w="829" w:type="dxa"/>
+            <w:tcW w:w="822" w:type="dxa"/>
           </w:tcPr>
           <w:p>
             <w:pPr>
@@ -9781,7 +10358,7 @@
         </w:tc>
         <w:tc>
           <w:tcPr>
-            <w:tcW w:w="1731" w:type="dxa"/>
+            <w:tcW w:w="1896" w:type="dxa"/>
           </w:tcPr>
           <w:p>
             <w:pPr>
@@ -9807,7 +10384,7 @@
         <w:tc>
           <w:tcPr>
             <w:cnfStyle w:val="001000000000"/>
-            <w:tcW w:w="1478" w:type="dxa"/>
+            <w:tcW w:w="1430" w:type="dxa"/>
           </w:tcPr>
           <w:p>
             <w:pPr>
@@ -9873,23 +10450,13 @@
                 <w:sz w:val="16"/>
                 <w:szCs w:val="16"/>
               </w:rPr>
-              <w:t>创建删除同</w:t>
-            </w:r>
-            <w:r>
-              <w:rPr>
-                <w:rFonts w:asciiTheme="minorEastAsia" w:eastAsiaTheme="minorEastAsia" w:hAnsiTheme="minorEastAsia" w:cstheme="minorBidi" w:hint="eastAsia"/>
-                <w:b w:val="0"/>
-                <w:sz w:val="16"/>
-                <w:szCs w:val="16"/>
-              </w:rPr>
-              <w:lastRenderedPageBreak/>
-              <w:t>一个备份节点</w:t>
-            </w:r>
-          </w:p>
-        </w:tc>
-        <w:tc>
-          <w:tcPr>
-            <w:tcW w:w="898" w:type="dxa"/>
+              <w:t>创建删除同一个备份节点</w:t>
+            </w:r>
+          </w:p>
+        </w:tc>
+        <w:tc>
+          <w:tcPr>
+            <w:tcW w:w="883" w:type="dxa"/>
           </w:tcPr>
           <w:p>
             <w:pPr>
@@ -9907,14 +10474,13 @@
                 <w:sz w:val="16"/>
                 <w:szCs w:val="16"/>
               </w:rPr>
-              <w:lastRenderedPageBreak/>
               <w:t>√</w:t>
             </w:r>
           </w:p>
         </w:tc>
         <w:tc>
           <w:tcPr>
-            <w:tcW w:w="1684" w:type="dxa"/>
+            <w:tcW w:w="1617" w:type="dxa"/>
           </w:tcPr>
           <w:p>
             <w:pPr>
@@ -9946,7 +10512,7 @@
         </w:tc>
         <w:tc>
           <w:tcPr>
-            <w:tcW w:w="953" w:type="dxa"/>
+            <w:tcW w:w="939" w:type="dxa"/>
           </w:tcPr>
           <w:p>
             <w:pPr>
@@ -9962,7 +10528,7 @@
         </w:tc>
         <w:tc>
           <w:tcPr>
-            <w:tcW w:w="949" w:type="dxa"/>
+            <w:tcW w:w="935" w:type="dxa"/>
           </w:tcPr>
           <w:p>
             <w:pPr>
@@ -9978,7 +10544,7 @@
         </w:tc>
         <w:tc>
           <w:tcPr>
-            <w:tcW w:w="829" w:type="dxa"/>
+            <w:tcW w:w="822" w:type="dxa"/>
           </w:tcPr>
           <w:p>
             <w:pPr>
@@ -9994,7 +10560,7 @@
         </w:tc>
         <w:tc>
           <w:tcPr>
-            <w:tcW w:w="1731" w:type="dxa"/>
+            <w:tcW w:w="1896" w:type="dxa"/>
           </w:tcPr>
           <w:p>
             <w:pPr>
@@ -10031,16 +10597,7 @@
                 <w:sz w:val="16"/>
                 <w:szCs w:val="16"/>
               </w:rPr>
-              <w:t>删除成功，db.getNode()</w:t>
-            </w:r>
-            <w:r>
-              <w:rPr>
-                <w:rFonts w:asciiTheme="minorEastAsia" w:eastAsiaTheme="minorEastAsia" w:hAnsiTheme="minorEastAsia" w:cstheme="minorBidi" w:hint="eastAsia"/>
-                <w:sz w:val="16"/>
-                <w:szCs w:val="16"/>
-              </w:rPr>
-              <w:lastRenderedPageBreak/>
-              <w:t>返回错误</w:t>
+              <w:t>删除成功，db.getNode()返回错误</w:t>
             </w:r>
           </w:p>
         </w:tc>
@@ -10052,89 +10609,79 @@
         <w:tc>
           <w:tcPr>
             <w:cnfStyle w:val="001000000000"/>
-            <w:tcW w:w="1478" w:type="dxa"/>
-          </w:tcPr>
-          <w:p>
-            <w:pPr>
-              <w:rPr>
-                <w:rFonts w:asciiTheme="minorEastAsia" w:eastAsiaTheme="minorEastAsia" w:hAnsiTheme="minorEastAsia" w:cstheme="minorBidi"/>
-                <w:b w:val="0"/>
-                <w:sz w:val="16"/>
-                <w:szCs w:val="16"/>
-              </w:rPr>
-            </w:pPr>
-            <w:r>
-              <w:rPr>
-                <w:rFonts w:asciiTheme="minorEastAsia" w:eastAsiaTheme="minorEastAsia" w:hAnsiTheme="minorEastAsia" w:cstheme="minorBidi" w:hint="eastAsia"/>
-                <w:b w:val="0"/>
-                <w:sz w:val="16"/>
-                <w:szCs w:val="16"/>
-              </w:rPr>
-              <w:lastRenderedPageBreak/>
-              <w:t>场景10</w:t>
-            </w:r>
-          </w:p>
-          <w:p>
-            <w:pPr>
-              <w:spacing w:line="240" w:lineRule="atLeast"/>
-              <w:rPr>
-                <w:rFonts w:asciiTheme="minorEastAsia" w:eastAsiaTheme="minorEastAsia" w:hAnsiTheme="minorEastAsia" w:cstheme="minorBidi"/>
-                <w:b w:val="0"/>
-                <w:sz w:val="16"/>
-                <w:szCs w:val="16"/>
-              </w:rPr>
-            </w:pPr>
-            <w:r>
-              <w:rPr>
-                <w:rFonts w:asciiTheme="minorEastAsia" w:eastAsiaTheme="minorEastAsia" w:hAnsiTheme="minorEastAsia" w:cstheme="minorBidi" w:hint="eastAsia"/>
-                <w:b w:val="0"/>
-                <w:sz w:val="16"/>
-                <w:szCs w:val="16"/>
-              </w:rPr>
-              <w:t>TS010</w:t>
-            </w:r>
-          </w:p>
-          <w:p>
-            <w:pPr>
-              <w:rPr>
-                <w:rFonts w:asciiTheme="minorEastAsia" w:eastAsiaTheme="minorEastAsia" w:hAnsiTheme="minorEastAsia" w:cstheme="minorBidi"/>
-                <w:b w:val="0"/>
-                <w:sz w:val="16"/>
-                <w:szCs w:val="16"/>
-              </w:rPr>
-            </w:pPr>
-            <w:r>
-              <w:rPr>
-                <w:rFonts w:asciiTheme="minorEastAsia" w:eastAsiaTheme="minorEastAsia" w:hAnsiTheme="minorEastAsia" w:cstheme="minorBidi"/>
-                <w:b w:val="0"/>
-                <w:sz w:val="16"/>
-                <w:szCs w:val="16"/>
-              </w:rPr>
-              <w:t>D</w:t>
-            </w:r>
-            <w:r>
-              <w:rPr>
-                <w:rFonts w:asciiTheme="minorEastAsia" w:eastAsiaTheme="minorEastAsia" w:hAnsiTheme="minorEastAsia" w:cstheme="minorBidi" w:hint="eastAsia"/>
-                <w:b w:val="0"/>
-                <w:sz w:val="16"/>
-                <w:szCs w:val="16"/>
-              </w:rPr>
-              <w:t>b连到</w:t>
-            </w:r>
-            <w:r>
-              <w:rPr>
-                <w:rFonts w:asciiTheme="minorEastAsia" w:eastAsiaTheme="minorEastAsia" w:hAnsiTheme="minorEastAsia" w:cstheme="minorBidi" w:hint="eastAsia"/>
-                <w:b w:val="0"/>
-                <w:sz w:val="16"/>
-                <w:szCs w:val="16"/>
-              </w:rPr>
-              <w:t>备份节点上插入数据</w:t>
-            </w:r>
-          </w:p>
-        </w:tc>
-        <w:tc>
-          <w:tcPr>
-            <w:tcW w:w="898" w:type="dxa"/>
+            <w:tcW w:w="1430" w:type="dxa"/>
+          </w:tcPr>
+          <w:p>
+            <w:pPr>
+              <w:rPr>
+                <w:rFonts w:asciiTheme="minorEastAsia" w:eastAsiaTheme="minorEastAsia" w:hAnsiTheme="minorEastAsia" w:cstheme="minorBidi"/>
+                <w:b w:val="0"/>
+                <w:sz w:val="16"/>
+                <w:szCs w:val="16"/>
+              </w:rPr>
+            </w:pPr>
+            <w:r>
+              <w:rPr>
+                <w:rFonts w:asciiTheme="minorEastAsia" w:eastAsiaTheme="minorEastAsia" w:hAnsiTheme="minorEastAsia" w:cstheme="minorBidi" w:hint="eastAsia"/>
+                <w:b w:val="0"/>
+                <w:sz w:val="16"/>
+                <w:szCs w:val="16"/>
+              </w:rPr>
+              <w:t>场景</w:t>
+            </w:r>
+            <w:r>
+              <w:rPr>
+                <w:rFonts w:asciiTheme="minorEastAsia" w:eastAsiaTheme="minorEastAsia" w:hAnsiTheme="minorEastAsia" w:cstheme="minorBidi" w:hint="eastAsia"/>
+                <w:b w:val="0"/>
+                <w:sz w:val="16"/>
+                <w:szCs w:val="16"/>
+              </w:rPr>
+              <w:t>10</w:t>
+            </w:r>
+          </w:p>
+          <w:p>
+            <w:pPr>
+              <w:spacing w:line="240" w:lineRule="atLeast"/>
+              <w:rPr>
+                <w:rFonts w:asciiTheme="minorEastAsia" w:eastAsiaTheme="minorEastAsia" w:hAnsiTheme="minorEastAsia" w:cstheme="minorBidi"/>
+                <w:b w:val="0"/>
+                <w:sz w:val="16"/>
+                <w:szCs w:val="16"/>
+              </w:rPr>
+            </w:pPr>
+            <w:r>
+              <w:rPr>
+                <w:rFonts w:asciiTheme="minorEastAsia" w:eastAsiaTheme="minorEastAsia" w:hAnsiTheme="minorEastAsia" w:cstheme="minorBidi" w:hint="eastAsia"/>
+                <w:b w:val="0"/>
+                <w:sz w:val="16"/>
+                <w:szCs w:val="16"/>
+              </w:rPr>
+              <w:t>TS011</w:t>
+            </w:r>
+          </w:p>
+          <w:p>
+            <w:pPr>
+              <w:rPr>
+                <w:rFonts w:asciiTheme="minorEastAsia" w:eastAsiaTheme="minorEastAsia" w:hAnsiTheme="minorEastAsia" w:cstheme="minorBidi"/>
+                <w:b w:val="0"/>
+                <w:sz w:val="16"/>
+                <w:szCs w:val="16"/>
+              </w:rPr>
+            </w:pPr>
+            <w:r>
+              <w:rPr>
+                <w:rFonts w:asciiTheme="minorEastAsia" w:eastAsiaTheme="minorEastAsia" w:hAnsiTheme="minorEastAsia" w:cstheme="minorBidi" w:hint="eastAsia"/>
+                <w:b w:val="0"/>
+                <w:sz w:val="16"/>
+                <w:szCs w:val="16"/>
+              </w:rPr>
+              <w:t>集群无数据组时，在协调节点上插入数据</w:t>
+            </w:r>
+          </w:p>
+        </w:tc>
+        <w:tc>
+          <w:tcPr>
+            <w:tcW w:w="883" w:type="dxa"/>
           </w:tcPr>
           <w:p>
             <w:pPr>
@@ -10158,7 +10705,7 @@
         </w:tc>
         <w:tc>
           <w:tcPr>
-            <w:tcW w:w="1684" w:type="dxa"/>
+            <w:tcW w:w="1617" w:type="dxa"/>
           </w:tcPr>
           <w:p>
             <w:pPr>
@@ -10182,7 +10729,7 @@
         </w:tc>
         <w:tc>
           <w:tcPr>
-            <w:tcW w:w="953" w:type="dxa"/>
+            <w:tcW w:w="939" w:type="dxa"/>
           </w:tcPr>
           <w:p>
             <w:pPr>
@@ -10198,7 +10745,7 @@
         </w:tc>
         <w:tc>
           <w:tcPr>
-            <w:tcW w:w="949" w:type="dxa"/>
+            <w:tcW w:w="935" w:type="dxa"/>
           </w:tcPr>
           <w:p>
             <w:pPr>
@@ -10214,7 +10761,7 @@
         </w:tc>
         <w:tc>
           <w:tcPr>
-            <w:tcW w:w="829" w:type="dxa"/>
+            <w:tcW w:w="822" w:type="dxa"/>
           </w:tcPr>
           <w:p>
             <w:pPr>
@@ -10230,7 +10777,7 @@
         </w:tc>
         <w:tc>
           <w:tcPr>
-            <w:tcW w:w="1731" w:type="dxa"/>
+            <w:tcW w:w="1896" w:type="dxa"/>
           </w:tcPr>
           <w:p>
             <w:pPr>
@@ -10255,211 +10802,6 @@
             <w:pPr>
               <w:spacing w:line="240" w:lineRule="atLeast"/>
               <w:cnfStyle w:val="000000100000"/>
-              <w:rPr>
-                <w:rFonts w:asciiTheme="minorEastAsia" w:eastAsiaTheme="minorEastAsia" w:hAnsiTheme="minorEastAsia" w:cstheme="minorBidi"/>
-                <w:sz w:val="16"/>
-                <w:szCs w:val="16"/>
-              </w:rPr>
-            </w:pPr>
-            <w:r>
-              <w:rPr>
-                <w:rFonts w:asciiTheme="minorEastAsia" w:eastAsiaTheme="minorEastAsia" w:hAnsiTheme="minorEastAsia" w:cstheme="minorBidi" w:hint="eastAsia"/>
-                <w:sz w:val="16"/>
-                <w:szCs w:val="16"/>
-              </w:rPr>
-              <w:t>数据没有落在该备份节点上</w:t>
-            </w:r>
-          </w:p>
-        </w:tc>
-      </w:tr>
-      <w:tr>
-        <w:tc>
-          <w:tcPr>
-            <w:cnfStyle w:val="001000000000"/>
-            <w:tcW w:w="1478" w:type="dxa"/>
-          </w:tcPr>
-          <w:p>
-            <w:pPr>
-              <w:rPr>
-                <w:rFonts w:asciiTheme="minorEastAsia" w:eastAsiaTheme="minorEastAsia" w:hAnsiTheme="minorEastAsia" w:cstheme="minorBidi"/>
-                <w:b w:val="0"/>
-                <w:sz w:val="16"/>
-                <w:szCs w:val="16"/>
-              </w:rPr>
-            </w:pPr>
-            <w:r>
-              <w:rPr>
-                <w:rFonts w:asciiTheme="minorEastAsia" w:eastAsiaTheme="minorEastAsia" w:hAnsiTheme="minorEastAsia" w:cstheme="minorBidi" w:hint="eastAsia"/>
-                <w:b w:val="0"/>
-                <w:sz w:val="16"/>
-                <w:szCs w:val="16"/>
-              </w:rPr>
-              <w:t>场景11</w:t>
-            </w:r>
-          </w:p>
-          <w:p>
-            <w:pPr>
-              <w:spacing w:line="240" w:lineRule="atLeast"/>
-              <w:rPr>
-                <w:rFonts w:asciiTheme="minorEastAsia" w:eastAsiaTheme="minorEastAsia" w:hAnsiTheme="minorEastAsia" w:cstheme="minorBidi"/>
-                <w:b w:val="0"/>
-                <w:sz w:val="16"/>
-                <w:szCs w:val="16"/>
-              </w:rPr>
-            </w:pPr>
-            <w:r>
-              <w:rPr>
-                <w:rFonts w:asciiTheme="minorEastAsia" w:eastAsiaTheme="minorEastAsia" w:hAnsiTheme="minorEastAsia" w:cstheme="minorBidi" w:hint="eastAsia"/>
-                <w:b w:val="0"/>
-                <w:sz w:val="16"/>
-                <w:szCs w:val="16"/>
-              </w:rPr>
-              <w:t>TS011</w:t>
-            </w:r>
-          </w:p>
-          <w:p>
-            <w:pPr>
-              <w:rPr>
-                <w:rFonts w:asciiTheme="minorEastAsia" w:eastAsiaTheme="minorEastAsia" w:hAnsiTheme="minorEastAsia" w:cstheme="minorBidi"/>
-                <w:b w:val="0"/>
-                <w:sz w:val="16"/>
-                <w:szCs w:val="16"/>
-              </w:rPr>
-            </w:pPr>
-            <w:r>
-              <w:rPr>
-                <w:rFonts w:asciiTheme="minorEastAsia" w:eastAsiaTheme="minorEastAsia" w:hAnsiTheme="minorEastAsia" w:cstheme="minorBidi" w:hint="eastAsia"/>
-                <w:b w:val="0"/>
-                <w:sz w:val="16"/>
-                <w:szCs w:val="16"/>
-              </w:rPr>
-              <w:t>集群无数据组时，在协调节点上插入数据</w:t>
-            </w:r>
-          </w:p>
-        </w:tc>
-        <w:tc>
-          <w:tcPr>
-            <w:tcW w:w="898" w:type="dxa"/>
-          </w:tcPr>
-          <w:p>
-            <w:pPr>
-              <w:spacing w:line="240" w:lineRule="atLeast"/>
-              <w:cnfStyle w:val="000000000000"/>
-              <w:rPr>
-                <w:rFonts w:asciiTheme="minorEastAsia" w:eastAsiaTheme="minorEastAsia" w:hAnsiTheme="minorEastAsia" w:cstheme="minorBidi"/>
-                <w:sz w:val="16"/>
-                <w:szCs w:val="16"/>
-              </w:rPr>
-            </w:pPr>
-            <w:r>
-              <w:rPr>
-                <w:rFonts w:asciiTheme="minorEastAsia" w:eastAsiaTheme="minorEastAsia" w:hAnsiTheme="minorEastAsia" w:cstheme="minorBidi" w:hint="eastAsia"/>
-                <w:sz w:val="16"/>
-                <w:szCs w:val="16"/>
-              </w:rPr>
-              <w:t>√</w:t>
-            </w:r>
-          </w:p>
-        </w:tc>
-        <w:tc>
-          <w:tcPr>
-            <w:tcW w:w="1684" w:type="dxa"/>
-          </w:tcPr>
-          <w:p>
-            <w:pPr>
-              <w:spacing w:line="240" w:lineRule="atLeast"/>
-              <w:cnfStyle w:val="000000000000"/>
-              <w:rPr>
-                <w:rFonts w:asciiTheme="minorEastAsia" w:eastAsiaTheme="minorEastAsia" w:hAnsiTheme="minorEastAsia" w:cstheme="minorBidi"/>
-                <w:sz w:val="16"/>
-                <w:szCs w:val="16"/>
-              </w:rPr>
-            </w:pPr>
-            <w:r>
-              <w:rPr>
-                <w:rFonts w:asciiTheme="minorEastAsia" w:eastAsiaTheme="minorEastAsia" w:hAnsiTheme="minorEastAsia" w:cstheme="minorBidi" w:hint="eastAsia"/>
-                <w:sz w:val="16"/>
-                <w:szCs w:val="16"/>
-              </w:rPr>
-              <w:t>√</w:t>
-            </w:r>
-          </w:p>
-        </w:tc>
-        <w:tc>
-          <w:tcPr>
-            <w:tcW w:w="953" w:type="dxa"/>
-          </w:tcPr>
-          <w:p>
-            <w:pPr>
-              <w:spacing w:line="240" w:lineRule="atLeast"/>
-              <w:cnfStyle w:val="000000000000"/>
-              <w:rPr>
-                <w:rFonts w:asciiTheme="minorEastAsia" w:eastAsiaTheme="minorEastAsia" w:hAnsiTheme="minorEastAsia" w:cstheme="minorBidi"/>
-                <w:sz w:val="16"/>
-                <w:szCs w:val="16"/>
-              </w:rPr>
-            </w:pPr>
-          </w:p>
-        </w:tc>
-        <w:tc>
-          <w:tcPr>
-            <w:tcW w:w="949" w:type="dxa"/>
-          </w:tcPr>
-          <w:p>
-            <w:pPr>
-              <w:spacing w:line="240" w:lineRule="atLeast"/>
-              <w:cnfStyle w:val="000000000000"/>
-              <w:rPr>
-                <w:rFonts w:asciiTheme="minorEastAsia" w:eastAsiaTheme="minorEastAsia" w:hAnsiTheme="minorEastAsia" w:cstheme="minorBidi"/>
-                <w:sz w:val="16"/>
-                <w:szCs w:val="16"/>
-              </w:rPr>
-            </w:pPr>
-          </w:p>
-        </w:tc>
-        <w:tc>
-          <w:tcPr>
-            <w:tcW w:w="829" w:type="dxa"/>
-          </w:tcPr>
-          <w:p>
-            <w:pPr>
-              <w:spacing w:line="240" w:lineRule="atLeast"/>
-              <w:cnfStyle w:val="000000000000"/>
-              <w:rPr>
-                <w:rFonts w:asciiTheme="minorEastAsia" w:eastAsiaTheme="minorEastAsia" w:hAnsiTheme="minorEastAsia" w:cstheme="minorBidi"/>
-                <w:sz w:val="16"/>
-                <w:szCs w:val="16"/>
-              </w:rPr>
-            </w:pPr>
-          </w:p>
-        </w:tc>
-        <w:tc>
-          <w:tcPr>
-            <w:tcW w:w="1731" w:type="dxa"/>
-          </w:tcPr>
-          <w:p>
-            <w:pPr>
-              <w:spacing w:line="240" w:lineRule="atLeast"/>
-              <w:cnfStyle w:val="000000000000"/>
-              <w:rPr>
-                <w:rFonts w:asciiTheme="minorEastAsia" w:eastAsiaTheme="minorEastAsia" w:hAnsiTheme="minorEastAsia" w:cstheme="minorBidi"/>
-                <w:sz w:val="16"/>
-                <w:szCs w:val="16"/>
-              </w:rPr>
-            </w:pPr>
-            <w:r>
-              <w:rPr>
-                <w:rFonts w:asciiTheme="minorEastAsia" w:eastAsiaTheme="minorEastAsia" w:hAnsiTheme="minorEastAsia" w:cstheme="minorBidi" w:hint="eastAsia"/>
-                <w:sz w:val="16"/>
-                <w:szCs w:val="16"/>
-              </w:rPr>
-              <w:t>插入数据失败；</w:t>
-            </w:r>
-          </w:p>
-          <w:p>
-            <w:pPr>
-              <w:spacing w:line="240" w:lineRule="atLeast"/>
-              <w:cnfStyle w:val="000000000000"/>
               <w:rPr>
                 <w:rFonts w:asciiTheme="minorEastAsia" w:eastAsiaTheme="minorEastAsia" w:hAnsiTheme="minorEastAsia" w:cstheme="minorBidi"/>
                 <w:sz w:val="16"/>
@@ -10802,7 +11144,16 @@
                 <w:sz w:val="16"/>
                 <w:szCs w:val="16"/>
               </w:rPr>
-              <w:t>场景12</w:t>
+              <w:t>场景</w:t>
+            </w:r>
+            <w:r>
+              <w:rPr>
+                <w:rFonts w:asciiTheme="minorEastAsia" w:eastAsiaTheme="minorEastAsia" w:hAnsiTheme="minorEastAsia" w:cstheme="minorBidi" w:hint="eastAsia"/>
+                <w:b w:val="0"/>
+                <w:sz w:val="16"/>
+                <w:szCs w:val="16"/>
+              </w:rPr>
+              <w:t>11</w:t>
             </w:r>
           </w:p>
           <w:p>
@@ -11026,7 +11377,16 @@
                 <w:sz w:val="16"/>
                 <w:szCs w:val="16"/>
               </w:rPr>
-              <w:t>场景13</w:t>
+              <w:t>场景</w:t>
+            </w:r>
+            <w:r>
+              <w:rPr>
+                <w:rFonts w:asciiTheme="minorEastAsia" w:eastAsiaTheme="minorEastAsia" w:hAnsiTheme="minorEastAsia" w:cstheme="minorBidi" w:hint="eastAsia"/>
+                <w:b w:val="0"/>
+                <w:sz w:val="16"/>
+                <w:szCs w:val="16"/>
+              </w:rPr>
+              <w:t>12</w:t>
             </w:r>
           </w:p>
           <w:p>
@@ -11480,7 +11840,16 @@
                 <w:sz w:val="16"/>
                 <w:szCs w:val="16"/>
               </w:rPr>
-              <w:t>场景14</w:t>
+              <w:t>场景</w:t>
+            </w:r>
+            <w:r>
+              <w:rPr>
+                <w:rFonts w:asciiTheme="minorEastAsia" w:eastAsiaTheme="minorEastAsia" w:hAnsiTheme="minorEastAsia" w:cstheme="minorBidi" w:hint="eastAsia"/>
+                <w:b w:val="0"/>
+                <w:sz w:val="16"/>
+                <w:szCs w:val="16"/>
+              </w:rPr>
+              <w:t>13</w:t>
             </w:r>
           </w:p>
           <w:p>
@@ -11519,6 +11888,7 @@
                 <w:sz w:val="16"/>
                 <w:szCs w:val="16"/>
               </w:rPr>
+              <w:lastRenderedPageBreak/>
               <w:t>attach一个从其他数据组detach出来的节点</w:t>
             </w:r>
           </w:p>
@@ -11542,6 +11912,7 @@
                 <w:sz w:val="16"/>
                 <w:szCs w:val="16"/>
               </w:rPr>
+              <w:lastRenderedPageBreak/>
               <w:t>√</w:t>
             </w:r>
           </w:p>
@@ -11588,7 +11959,16 @@
                 <w:sz w:val="16"/>
                 <w:szCs w:val="16"/>
               </w:rPr>
-              <w:t>从group2中detach数据节点A</w:t>
+              <w:t>从group2中detach</w:t>
+            </w:r>
+            <w:r>
+              <w:rPr>
+                <w:rFonts w:asciiTheme="minorEastAsia" w:eastAsiaTheme="minorEastAsia" w:hAnsiTheme="minorEastAsia" w:cstheme="minorBidi" w:hint="eastAsia"/>
+                <w:sz w:val="16"/>
+                <w:szCs w:val="16"/>
+              </w:rPr>
+              <w:lastRenderedPageBreak/>
+              <w:t>数据节点A</w:t>
             </w:r>
           </w:p>
         </w:tc>
@@ -11611,6 +11991,7 @@
                 <w:sz w:val="16"/>
                 <w:szCs w:val="16"/>
               </w:rPr>
+              <w:lastRenderedPageBreak/>
               <w:t>A</w:t>
             </w:r>
             <w:r>
@@ -11657,7 +12038,16 @@
                 <w:sz w:val="16"/>
                 <w:szCs w:val="16"/>
               </w:rPr>
-              <w:t>attach成功，db.listReplicaGroup()返回有该备份节点</w:t>
+              <w:t>attach成功，db.listReplicaGroup()</w:t>
+            </w:r>
+            <w:r>
+              <w:rPr>
+                <w:rFonts w:asciiTheme="minorEastAsia" w:eastAsiaTheme="minorEastAsia" w:hAnsiTheme="minorEastAsia" w:cstheme="minorBidi" w:hint="eastAsia"/>
+                <w:sz w:val="16"/>
+                <w:szCs w:val="16"/>
+              </w:rPr>
+              <w:lastRenderedPageBreak/>
+              <w:t>返回有该备份节点</w:t>
             </w:r>
           </w:p>
         </w:tc>
@@ -11684,7 +12074,17 @@
                 <w:sz w:val="16"/>
                 <w:szCs w:val="16"/>
               </w:rPr>
-              <w:t>场景15</w:t>
+              <w:lastRenderedPageBreak/>
+              <w:t>场景</w:t>
+            </w:r>
+            <w:r>
+              <w:rPr>
+                <w:rFonts w:asciiTheme="minorEastAsia" w:eastAsiaTheme="minorEastAsia" w:hAnsiTheme="minorEastAsia" w:cstheme="minorBidi" w:hint="eastAsia"/>
+                <w:b w:val="0"/>
+                <w:sz w:val="16"/>
+                <w:szCs w:val="16"/>
+              </w:rPr>
+              <w:t>14</w:t>
             </w:r>
           </w:p>
           <w:p>
@@ -11732,17 +12132,7 @@
                 <w:sz w:val="16"/>
                 <w:szCs w:val="16"/>
               </w:rPr>
-              <w:t>节点（端口与主机名</w:t>
-            </w:r>
-            <w:r>
-              <w:rPr>
-                <w:rFonts w:asciiTheme="minorEastAsia" w:eastAsiaTheme="minorEastAsia" w:hAnsiTheme="minorEastAsia" w:cstheme="minorBidi" w:hint="eastAsia"/>
-                <w:b w:val="0"/>
-                <w:sz w:val="16"/>
-                <w:szCs w:val="16"/>
-              </w:rPr>
-              <w:lastRenderedPageBreak/>
-              <w:t>不同组合）</w:t>
+              <w:t>节点（端口与主机名不同组合）</w:t>
             </w:r>
           </w:p>
         </w:tc>
@@ -11766,7 +12156,6 @@
                 <w:sz w:val="16"/>
                 <w:szCs w:val="16"/>
               </w:rPr>
-              <w:lastRenderedPageBreak/>
               <w:t>√</w:t>
             </w:r>
           </w:p>
@@ -11955,8 +12344,16 @@
                 <w:sz w:val="16"/>
                 <w:szCs w:val="16"/>
               </w:rPr>
-              <w:lastRenderedPageBreak/>
-              <w:t>场景16</w:t>
+              <w:t>场景</w:t>
+            </w:r>
+            <w:r>
+              <w:rPr>
+                <w:rFonts w:asciiTheme="minorEastAsia" w:eastAsiaTheme="minorEastAsia" w:hAnsiTheme="minorEastAsia" w:cstheme="minorBidi" w:hint="eastAsia"/>
+                <w:b w:val="0"/>
+                <w:sz w:val="16"/>
+                <w:szCs w:val="16"/>
+              </w:rPr>
+              <w:t>15</w:t>
             </w:r>
           </w:p>
           <w:p>
@@ -12166,7 +12563,16 @@
                 <w:sz w:val="16"/>
                 <w:szCs w:val="16"/>
               </w:rPr>
-              <w:t>场景17</w:t>
+              <w:t>场景</w:t>
+            </w:r>
+            <w:r>
+              <w:rPr>
+                <w:rFonts w:asciiTheme="minorEastAsia" w:eastAsiaTheme="minorEastAsia" w:hAnsiTheme="minorEastAsia" w:cstheme="minorBidi" w:hint="eastAsia"/>
+                <w:b w:val="0"/>
+                <w:sz w:val="16"/>
+                <w:szCs w:val="16"/>
+              </w:rPr>
+              <w:t>16</w:t>
             </w:r>
           </w:p>
           <w:p>
@@ -12411,7 +12817,16 @@
                 <w:sz w:val="16"/>
                 <w:szCs w:val="16"/>
               </w:rPr>
-              <w:t>场景18</w:t>
+              <w:t>场景</w:t>
+            </w:r>
+            <w:r>
+              <w:rPr>
+                <w:rFonts w:asciiTheme="minorEastAsia" w:eastAsiaTheme="minorEastAsia" w:hAnsiTheme="minorEastAsia" w:cstheme="minorBidi" w:hint="eastAsia"/>
+                <w:b w:val="0"/>
+                <w:sz w:val="16"/>
+                <w:szCs w:val="16"/>
+              </w:rPr>
+              <w:t>17</w:t>
             </w:r>
           </w:p>
           <w:p>
@@ -12654,7 +13069,7 @@
                 <w:sz w:val="16"/>
                 <w:szCs w:val="16"/>
               </w:rPr>
-              <w:t>20</w:t>
+              <w:t>18</w:t>
             </w:r>
           </w:p>
           <w:p>
@@ -13677,7 +14092,17 @@
                 <w:sz w:val="16"/>
                 <w:szCs w:val="16"/>
               </w:rPr>
-              <w:t>attach到所有节点都故障的数据组</w:t>
+              <w:t>attach到所有节点都故障的数据</w:t>
+            </w:r>
+            <w:r>
+              <w:rPr>
+                <w:rFonts w:asciiTheme="minorEastAsia" w:eastAsiaTheme="minorEastAsia" w:hAnsiTheme="minorEastAsia" w:cstheme="minorBidi" w:hint="eastAsia"/>
+                <w:b w:val="0"/>
+                <w:sz w:val="16"/>
+                <w:szCs w:val="16"/>
+              </w:rPr>
+              <w:lastRenderedPageBreak/>
+              <w:t>组</w:t>
             </w:r>
           </w:p>
         </w:tc>
@@ -13701,6 +14126,7 @@
                 <w:sz w:val="16"/>
                 <w:szCs w:val="16"/>
               </w:rPr>
+              <w:lastRenderedPageBreak/>
               <w:t>√</w:t>
             </w:r>
           </w:p>
@@ -13774,6 +14200,26 @@
                 <w:szCs w:val="16"/>
               </w:rPr>
               <w:t>√</w:t>
+            </w:r>
+          </w:p>
+          <w:p>
+            <w:pPr>
+              <w:spacing w:line="240" w:lineRule="atLeast"/>
+              <w:cnfStyle w:val="000000000000"/>
+              <w:rPr>
+                <w:rFonts w:asciiTheme="minorEastAsia" w:eastAsiaTheme="minorEastAsia" w:hAnsiTheme="minorEastAsia" w:cstheme="minorBidi"/>
+                <w:sz w:val="16"/>
+                <w:szCs w:val="16"/>
+              </w:rPr>
+            </w:pPr>
+            <w:r>
+              <w:rPr>
+                <w:rFonts w:asciiTheme="minorEastAsia" w:eastAsiaTheme="minorEastAsia" w:hAnsiTheme="minorEastAsia" w:cstheme="minorBidi" w:hint="eastAsia"/>
+                <w:color w:val="FF0000"/>
+                <w:sz w:val="16"/>
+                <w:szCs w:val="16"/>
+              </w:rPr>
+              <w:t>开发未确定这个功能</w:t>
             </w:r>
           </w:p>
         </w:tc>
@@ -13875,6 +14321,7 @@
                 <w:sz w:val="16"/>
                 <w:szCs w:val="16"/>
               </w:rPr>
+              <w:lastRenderedPageBreak/>
               <w:t>场景24</w:t>
             </w:r>
           </w:p>
@@ -14169,7 +14616,6 @@
                 <w:sz w:val="16"/>
                 <w:szCs w:val="16"/>
               </w:rPr>
-              <w:lastRenderedPageBreak/>
               <w:t>场景</w:t>
             </w:r>
           </w:p>
@@ -14866,7 +15312,7 @@
               <w:rPr>
                 <w:noProof/>
               </w:rPr>
-              <w:t>2015-5-19</w:t>
+              <w:t>2015-5-20</w:t>
             </w:r>
           </w:fldSimple>
         </w:p>
